--- a/deliverables/BE_Project_Report_Agentic_Multi_LLM.docx
+++ b/deliverables/BE_Project_Report_Agentic_Multi_LLM.docx
@@ -203,7 +203,7 @@
           <w:sz w:val="24"/>
           <w:szCs w:val="24"/>
         </w:rPr>
-        <w:t xml:space="preserve">[STUDENT 1 NAME] (Roll No. [ROLL NO.])</w:t>
+        <w:t xml:space="preserve">Swaroop Naik (Roll No. 23102A0001)</w:t>
       </w:r>
     </w:p>
     <w:p>
@@ -222,7 +222,7 @@
           <w:sz w:val="24"/>
           <w:szCs w:val="24"/>
         </w:rPr>
-        <w:t xml:space="preserve">[STUDENT 2 NAME] (Roll No. [ROLL NO.])</w:t>
+        <w:t xml:space="preserve">Nidhi Bhawari (Roll No. 23102A0006)</w:t>
       </w:r>
     </w:p>
     <w:p>
@@ -241,7 +241,25 @@
           <w:sz w:val="24"/>
           <w:szCs w:val="24"/>
         </w:rPr>
-        <w:t xml:space="preserve">[STUDENT 3 NAME] (Roll No. [ROLL NO.])</w:t>
+        <w:t xml:space="preserve">Devanshi Mahajan (Roll No. 23102A0069)</w:t>
+      </w:r>
+    </w:p>
+    <w:p>
+      <w:pPr>
+        <w:spacing w:after="0"/>
+      </w:pPr>
+      <w:r>
+        <w:rPr>
+          <w:rFonts w:ascii="Times New Roman" w:cs="Times New Roman" w:eastAsia="Times New Roman" w:hAnsi="Times New Roman"/>
+          <w:b w:val="false"/>
+          <w:bCs w:val="false"/>
+          <w:i w:val="false"/>
+          <w:iCs w:val="false"/>
+          <w:caps w:val="false"/>
+          <w:sz w:val="24"/>
+          <w:szCs w:val="24"/>
+        </w:rPr>
+        <w:t xml:space="preserve"/>
       </w:r>
     </w:p>
     <w:p>
@@ -260,25 +278,7 @@
           <w:sz w:val="24"/>
           <w:szCs w:val="24"/>
         </w:rPr>
-        <w:t xml:space="preserve">[STUDENT 4 NAME] (Roll No. [ROLL NO.])</w:t>
-      </w:r>
-    </w:p>
-    <w:p>
-      <w:pPr>
-        <w:spacing w:after="0"/>
-      </w:pPr>
-      <w:r>
-        <w:rPr>
-          <w:rFonts w:ascii="Times New Roman" w:cs="Times New Roman" w:eastAsia="Times New Roman" w:hAnsi="Times New Roman"/>
-          <w:b w:val="false"/>
-          <w:bCs w:val="false"/>
-          <w:i w:val="false"/>
-          <w:iCs w:val="false"/>
-          <w:caps w:val="false"/>
-          <w:sz w:val="24"/>
-          <w:szCs w:val="24"/>
-        </w:rPr>
-        <w:t xml:space="preserve"/>
+        <w:t xml:space="preserve">Under the Guidance of</w:t>
       </w:r>
     </w:p>
     <w:p>
@@ -289,25 +289,6 @@
       <w:r>
         <w:rPr>
           <w:rFonts w:ascii="Times New Roman" w:cs="Times New Roman" w:eastAsia="Times New Roman" w:hAnsi="Times New Roman"/>
-          <w:b w:val="false"/>
-          <w:bCs w:val="false"/>
-          <w:i w:val="false"/>
-          <w:iCs w:val="false"/>
-          <w:caps w:val="false"/>
-          <w:sz w:val="24"/>
-          <w:szCs w:val="24"/>
-        </w:rPr>
-        <w:t xml:space="preserve">Under the Guidance of</w:t>
-      </w:r>
-    </w:p>
-    <w:p>
-      <w:pPr>
-        <w:spacing w:after="120" w:line="240"/>
-        <w:jc w:val="center"/>
-      </w:pPr>
-      <w:r>
-        <w:rPr>
-          <w:rFonts w:ascii="Times New Roman" w:cs="Times New Roman" w:eastAsia="Times New Roman" w:hAnsi="Times New Roman"/>
           <w:b/>
           <w:bCs/>
           <w:i w:val="false"/>
@@ -316,26 +297,7 @@
           <w:sz w:val="24"/>
           <w:szCs w:val="24"/>
         </w:rPr>
-        <w:t xml:space="preserve">Prof. [GUIDE NAME]</w:t>
-      </w:r>
-    </w:p>
-    <w:p>
-      <w:pPr>
-        <w:spacing w:after="120" w:line="240"/>
-        <w:jc w:val="center"/>
-      </w:pPr>
-      <w:r>
-        <w:rPr>
-          <w:rFonts w:ascii="Times New Roman" w:cs="Times New Roman" w:eastAsia="Times New Roman" w:hAnsi="Times New Roman"/>
-          <w:b w:val="false"/>
-          <w:bCs w:val="false"/>
-          <w:i w:val="false"/>
-          <w:iCs w:val="false"/>
-          <w:caps w:val="false"/>
-          <w:sz w:val="24"/>
-          <w:szCs w:val="24"/>
-        </w:rPr>
-        <w:t xml:space="preserve">[Designation]</w:t>
+        <w:t xml:space="preserve">Dr. Suja Jayachandran</w:t>
       </w:r>
     </w:p>
     <w:p>
@@ -658,7 +620,7 @@
           <w:sz w:val="24"/>
           <w:szCs w:val="24"/>
         </w:rPr>
-        <w:t xml:space="preserve">[STUDENT 1 NAME] (Roll No. [ROLL NO.])</w:t>
+        <w:t xml:space="preserve">Swaroop Naik (Roll No. 23102A0001)</w:t>
       </w:r>
     </w:p>
     <w:p>
@@ -677,7 +639,7 @@
           <w:sz w:val="24"/>
           <w:szCs w:val="24"/>
         </w:rPr>
-        <w:t xml:space="preserve">[STUDENT 2 NAME] (Roll No. [ROLL NO.])</w:t>
+        <w:t xml:space="preserve">Nidhi Bhawari (Roll No. 23102A0006)</w:t>
       </w:r>
     </w:p>
     <w:p>
@@ -696,7 +658,98 @@
           <w:sz w:val="24"/>
           <w:szCs w:val="24"/>
         </w:rPr>
-        <w:t xml:space="preserve">[STUDENT 3 NAME] (Roll No. [ROLL NO.])</w:t>
+        <w:t xml:space="preserve">Devanshi Mahajan (Roll No. 23102A0069)</w:t>
+      </w:r>
+    </w:p>
+    <w:p>
+      <w:pPr>
+        <w:spacing w:after="0"/>
+      </w:pPr>
+      <w:r>
+        <w:rPr>
+          <w:rFonts w:ascii="Times New Roman" w:cs="Times New Roman" w:eastAsia="Times New Roman" w:hAnsi="Times New Roman"/>
+          <w:b w:val="false"/>
+          <w:bCs w:val="false"/>
+          <w:i w:val="false"/>
+          <w:iCs w:val="false"/>
+          <w:caps w:val="false"/>
+          <w:sz w:val="24"/>
+          <w:szCs w:val="24"/>
+        </w:rPr>
+        <w:t xml:space="preserve"/>
+      </w:r>
+    </w:p>
+    <w:p>
+      <w:pPr>
+        <w:spacing w:after="120" w:line="360"/>
+        <w:jc w:val="center"/>
+      </w:pPr>
+      <w:r>
+        <w:rPr>
+          <w:rFonts w:ascii="Times New Roman" w:cs="Times New Roman" w:eastAsia="Times New Roman" w:hAnsi="Times New Roman"/>
+          <w:b w:val="false"/>
+          <w:bCs w:val="false"/>
+          <w:i w:val="false"/>
+          <w:iCs w:val="false"/>
+          <w:caps w:val="false"/>
+          <w:sz w:val="24"/>
+          <w:szCs w:val="24"/>
+        </w:rPr>
+        <w:t xml:space="preserve">submitted to the University of Mumbai in partial fulfillment of the requirement for the award of the degree of Undergraduate in “Computer Engineering”.</w:t>
+      </w:r>
+    </w:p>
+    <w:p>
+      <w:pPr>
+        <w:spacing w:after="0"/>
+      </w:pPr>
+      <w:r>
+        <w:rPr>
+          <w:rFonts w:ascii="Times New Roman" w:cs="Times New Roman" w:eastAsia="Times New Roman" w:hAnsi="Times New Roman"/>
+          <w:b w:val="false"/>
+          <w:bCs w:val="false"/>
+          <w:i w:val="false"/>
+          <w:iCs w:val="false"/>
+          <w:caps w:val="false"/>
+          <w:sz w:val="24"/>
+          <w:szCs w:val="24"/>
+        </w:rPr>
+        <w:t xml:space="preserve"/>
+      </w:r>
+    </w:p>
+    <w:p>
+      <w:pPr>
+        <w:spacing w:after="0"/>
+      </w:pPr>
+      <w:r>
+        <w:rPr>
+          <w:rFonts w:ascii="Times New Roman" w:cs="Times New Roman" w:eastAsia="Times New Roman" w:hAnsi="Times New Roman"/>
+          <w:b w:val="false"/>
+          <w:bCs w:val="false"/>
+          <w:i w:val="false"/>
+          <w:iCs w:val="false"/>
+          <w:caps w:val="false"/>
+          <w:sz w:val="24"/>
+          <w:szCs w:val="24"/>
+        </w:rPr>
+        <w:t xml:space="preserve"/>
+      </w:r>
+    </w:p>
+    <w:p>
+      <w:pPr>
+        <w:spacing w:after="0"/>
+      </w:pPr>
+      <w:r>
+        <w:rPr>
+          <w:rFonts w:ascii="Times New Roman" w:cs="Times New Roman" w:eastAsia="Times New Roman" w:hAnsi="Times New Roman"/>
+          <w:b w:val="false"/>
+          <w:bCs w:val="false"/>
+          <w:i w:val="false"/>
+          <w:iCs w:val="false"/>
+          <w:caps w:val="false"/>
+          <w:sz w:val="24"/>
+          <w:szCs w:val="24"/>
+        </w:rPr>
+        <w:t xml:space="preserve"/>
       </w:r>
     </w:p>
     <w:p>
@@ -715,7 +768,292 @@
           <w:sz w:val="24"/>
           <w:szCs w:val="24"/>
         </w:rPr>
-        <w:t xml:space="preserve">[STUDENT 4 NAME] (Roll No. [ROLL NO.])</w:t>
+        <w:t xml:space="preserve">__________________________________</w:t>
+      </w:r>
+    </w:p>
+    <w:p>
+      <w:pPr>
+        <w:spacing w:after="120" w:line="240"/>
+        <w:jc w:val="center"/>
+      </w:pPr>
+      <w:r>
+        <w:rPr>
+          <w:rFonts w:ascii="Times New Roman" w:cs="Times New Roman" w:eastAsia="Times New Roman" w:hAnsi="Times New Roman"/>
+          <w:b/>
+          <w:bCs/>
+          <w:i w:val="false"/>
+          <w:iCs w:val="false"/>
+          <w:caps w:val="false"/>
+          <w:sz w:val="24"/>
+          <w:szCs w:val="24"/>
+        </w:rPr>
+        <w:t xml:space="preserve">Guide</w:t>
+      </w:r>
+    </w:p>
+    <w:p>
+      <w:pPr>
+        <w:spacing w:after="120" w:line="240"/>
+        <w:jc w:val="center"/>
+      </w:pPr>
+      <w:r>
+        <w:rPr>
+          <w:rFonts w:ascii="Times New Roman" w:cs="Times New Roman" w:eastAsia="Times New Roman" w:hAnsi="Times New Roman"/>
+          <w:b w:val="false"/>
+          <w:bCs w:val="false"/>
+          <w:i w:val="false"/>
+          <w:iCs w:val="false"/>
+          <w:caps w:val="false"/>
+          <w:sz w:val="24"/>
+          <w:szCs w:val="24"/>
+        </w:rPr>
+        <w:t xml:space="preserve">(Dr. Suja Jayachandran)</w:t>
+      </w:r>
+    </w:p>
+    <w:p>
+      <w:pPr>
+        <w:spacing w:after="0"/>
+      </w:pPr>
+      <w:r>
+        <w:rPr>
+          <w:rFonts w:ascii="Times New Roman" w:cs="Times New Roman" w:eastAsia="Times New Roman" w:hAnsi="Times New Roman"/>
+          <w:b w:val="false"/>
+          <w:bCs w:val="false"/>
+          <w:i w:val="false"/>
+          <w:iCs w:val="false"/>
+          <w:caps w:val="false"/>
+          <w:sz w:val="24"/>
+          <w:szCs w:val="24"/>
+        </w:rPr>
+        <w:t xml:space="preserve"/>
+      </w:r>
+    </w:p>
+    <w:p>
+      <w:pPr>
+        <w:spacing w:after="0"/>
+      </w:pPr>
+      <w:r>
+        <w:rPr>
+          <w:rFonts w:ascii="Times New Roman" w:cs="Times New Roman" w:eastAsia="Times New Roman" w:hAnsi="Times New Roman"/>
+          <w:b w:val="false"/>
+          <w:bCs w:val="false"/>
+          <w:i w:val="false"/>
+          <w:iCs w:val="false"/>
+          <w:caps w:val="false"/>
+          <w:sz w:val="24"/>
+          <w:szCs w:val="24"/>
+        </w:rPr>
+        <w:t xml:space="preserve"/>
+      </w:r>
+    </w:p>
+    <w:p>
+      <w:pPr>
+        <w:spacing w:after="120" w:line="240"/>
+        <w:jc w:val="center"/>
+      </w:pPr>
+      <w:r>
+        <w:rPr>
+          <w:rFonts w:ascii="Times New Roman" w:cs="Times New Roman" w:eastAsia="Times New Roman" w:hAnsi="Times New Roman"/>
+          <w:b w:val="false"/>
+          <w:bCs w:val="false"/>
+          <w:i w:val="false"/>
+          <w:iCs w:val="false"/>
+          <w:caps w:val="false"/>
+          <w:sz w:val="24"/>
+          <w:szCs w:val="24"/>
+        </w:rPr>
+        <w:t xml:space="preserve">__________________________________</w:t>
+      </w:r>
+    </w:p>
+    <w:p>
+      <w:pPr>
+        <w:spacing w:after="120" w:line="240"/>
+        <w:jc w:val="center"/>
+      </w:pPr>
+      <w:r>
+        <w:rPr>
+          <w:rFonts w:ascii="Times New Roman" w:cs="Times New Roman" w:eastAsia="Times New Roman" w:hAnsi="Times New Roman"/>
+          <w:b/>
+          <w:bCs/>
+          <w:i w:val="false"/>
+          <w:iCs w:val="false"/>
+          <w:caps w:val="false"/>
+          <w:sz w:val="24"/>
+          <w:szCs w:val="24"/>
+        </w:rPr>
+        <w:t xml:space="preserve">Head of Department</w:t>
+      </w:r>
+    </w:p>
+    <w:p>
+      <w:pPr>
+        <w:spacing w:after="120" w:line="240"/>
+        <w:jc w:val="center"/>
+      </w:pPr>
+      <w:r>
+        <w:rPr>
+          <w:rFonts w:ascii="Times New Roman" w:cs="Times New Roman" w:eastAsia="Times New Roman" w:hAnsi="Times New Roman"/>
+          <w:b w:val="false"/>
+          <w:bCs w:val="false"/>
+          <w:i w:val="false"/>
+          <w:iCs w:val="false"/>
+          <w:caps w:val="false"/>
+          <w:sz w:val="24"/>
+          <w:szCs w:val="24"/>
+        </w:rPr>
+        <w:t xml:space="preserve">(Ravindra Sangale)</w:t>
+      </w:r>
+    </w:p>
+    <w:p>
+      <w:pPr>
+        <w:spacing w:after="0"/>
+      </w:pPr>
+      <w:r>
+        <w:rPr>
+          <w:rFonts w:ascii="Times New Roman" w:cs="Times New Roman" w:eastAsia="Times New Roman" w:hAnsi="Times New Roman"/>
+          <w:b w:val="false"/>
+          <w:bCs w:val="false"/>
+          <w:i w:val="false"/>
+          <w:iCs w:val="false"/>
+          <w:caps w:val="false"/>
+          <w:sz w:val="24"/>
+          <w:szCs w:val="24"/>
+        </w:rPr>
+        <w:t xml:space="preserve"/>
+      </w:r>
+    </w:p>
+    <w:p>
+      <w:pPr>
+        <w:spacing w:after="0"/>
+      </w:pPr>
+      <w:r>
+        <w:rPr>
+          <w:rFonts w:ascii="Times New Roman" w:cs="Times New Roman" w:eastAsia="Times New Roman" w:hAnsi="Times New Roman"/>
+          <w:b w:val="false"/>
+          <w:bCs w:val="false"/>
+          <w:i w:val="false"/>
+          <w:iCs w:val="false"/>
+          <w:caps w:val="false"/>
+          <w:sz w:val="24"/>
+          <w:szCs w:val="24"/>
+        </w:rPr>
+        <w:t xml:space="preserve"/>
+      </w:r>
+    </w:p>
+    <w:p>
+      <w:pPr>
+        <w:spacing w:after="120" w:line="240"/>
+        <w:jc w:val="center"/>
+      </w:pPr>
+      <w:r>
+        <w:rPr>
+          <w:rFonts w:ascii="Times New Roman" w:cs="Times New Roman" w:eastAsia="Times New Roman" w:hAnsi="Times New Roman"/>
+          <w:b w:val="false"/>
+          <w:bCs w:val="false"/>
+          <w:i w:val="false"/>
+          <w:iCs w:val="false"/>
+          <w:caps w:val="false"/>
+          <w:sz w:val="24"/>
+          <w:szCs w:val="24"/>
+        </w:rPr>
+        <w:t xml:space="preserve">__________________________________</w:t>
+      </w:r>
+    </w:p>
+    <w:p>
+      <w:pPr>
+        <w:spacing w:after="120" w:line="240"/>
+        <w:jc w:val="center"/>
+      </w:pPr>
+      <w:r>
+        <w:rPr>
+          <w:rFonts w:ascii="Times New Roman" w:cs="Times New Roman" w:eastAsia="Times New Roman" w:hAnsi="Times New Roman"/>
+          <w:b/>
+          <w:bCs/>
+          <w:i w:val="false"/>
+          <w:iCs w:val="false"/>
+          <w:caps w:val="false"/>
+          <w:sz w:val="24"/>
+          <w:szCs w:val="24"/>
+        </w:rPr>
+        <w:t xml:space="preserve">Principal</w:t>
+      </w:r>
+    </w:p>
+    <w:p>
+      <w:pPr>
+        <w:spacing w:after="120" w:line="240"/>
+        <w:jc w:val="center"/>
+      </w:pPr>
+      <w:r>
+        <w:rPr>
+          <w:rFonts w:ascii="Times New Roman" w:cs="Times New Roman" w:eastAsia="Times New Roman" w:hAnsi="Times New Roman"/>
+          <w:b w:val="false"/>
+          <w:bCs w:val="false"/>
+          <w:i w:val="false"/>
+          <w:iCs w:val="false"/>
+          <w:caps w:val="false"/>
+          <w:sz w:val="24"/>
+          <w:szCs w:val="24"/>
+        </w:rPr>
+        <w:t xml:space="preserve">(Sangeeta Joshi)</w:t>
+      </w:r>
+    </w:p>
+    <w:p>
+      <w:r>
+        <w:br w:type="page"/>
+      </w:r>
+    </w:p>
+    <w:p>
+      <w:pPr>
+        <w:spacing w:after="0"/>
+      </w:pPr>
+      <w:r>
+        <w:rPr>
+          <w:rFonts w:ascii="Times New Roman" w:cs="Times New Roman" w:eastAsia="Times New Roman" w:hAnsi="Times New Roman"/>
+          <w:b w:val="false"/>
+          <w:bCs w:val="false"/>
+          <w:i w:val="false"/>
+          <w:iCs w:val="false"/>
+          <w:caps w:val="false"/>
+          <w:sz w:val="24"/>
+          <w:szCs w:val="24"/>
+        </w:rPr>
+        <w:t xml:space="preserve"/>
+      </w:r>
+    </w:p>
+    <w:p>
+      <w:pPr>
+        <w:spacing w:after="120" w:line="240"/>
+        <w:jc w:val="center"/>
+      </w:pPr>
+      <w:r>
+        <w:rPr>
+          <w:rFonts w:ascii="Times New Roman" w:cs="Times New Roman" w:eastAsia="Times New Roman" w:hAnsi="Times New Roman"/>
+          <w:b/>
+          <w:bCs/>
+          <w:i w:val="false"/>
+          <w:iCs w:val="false"/>
+          <w:caps w:val="false"/>
+          <w:sz w:val="28"/>
+          <w:szCs w:val="28"/>
+        </w:rPr>
+        <w:t xml:space="preserve">Project Report Approval for</w:t>
+      </w:r>
+    </w:p>
+    <w:p>
+      <w:pPr>
+        <w:spacing w:after="120" w:line="240"/>
+        <w:jc w:val="center"/>
+      </w:pPr>
+      <w:r>
+        <w:rPr>
+          <w:rFonts w:ascii="Times New Roman" w:cs="Times New Roman" w:eastAsia="Times New Roman" w:hAnsi="Times New Roman"/>
+          <w:b/>
+          <w:bCs/>
+          <w:i w:val="false"/>
+          <w:iCs w:val="false"/>
+          <w:caps w:val="false"/>
+          <w:sz w:val="28"/>
+          <w:szCs w:val="28"/>
+        </w:rPr>
+        <w:t xml:space="preserve">B.Tech in Computer Engineering</w:t>
       </w:r>
     </w:p>
     <w:p>
@@ -752,61 +1090,7 @@
           <w:sz w:val="24"/>
           <w:szCs w:val="24"/>
         </w:rPr>
-        <w:t xml:space="preserve">submitted to the University of Mumbai in partial fulfillment of the requirement for the award of the degree of Undergraduate in “Computer Engineering”.</w:t>
-      </w:r>
-    </w:p>
-    <w:p>
-      <w:pPr>
-        <w:spacing w:after="0"/>
-      </w:pPr>
-      <w:r>
-        <w:rPr>
-          <w:rFonts w:ascii="Times New Roman" w:cs="Times New Roman" w:eastAsia="Times New Roman" w:hAnsi="Times New Roman"/>
-          <w:b w:val="false"/>
-          <w:bCs w:val="false"/>
-          <w:i w:val="false"/>
-          <w:iCs w:val="false"/>
-          <w:caps w:val="false"/>
-          <w:sz w:val="24"/>
-          <w:szCs w:val="24"/>
-        </w:rPr>
-        <w:t xml:space="preserve"/>
-      </w:r>
-    </w:p>
-    <w:p>
-      <w:pPr>
-        <w:spacing w:after="0"/>
-      </w:pPr>
-      <w:r>
-        <w:rPr>
-          <w:rFonts w:ascii="Times New Roman" w:cs="Times New Roman" w:eastAsia="Times New Roman" w:hAnsi="Times New Roman"/>
-          <w:b w:val="false"/>
-          <w:bCs w:val="false"/>
-          <w:i w:val="false"/>
-          <w:iCs w:val="false"/>
-          <w:caps w:val="false"/>
-          <w:sz w:val="24"/>
-          <w:szCs w:val="24"/>
-        </w:rPr>
-        <w:t xml:space="preserve"/>
-      </w:r>
-    </w:p>
-    <w:p>
-      <w:pPr>
-        <w:spacing w:after="0"/>
-      </w:pPr>
-      <w:r>
-        <w:rPr>
-          <w:rFonts w:ascii="Times New Roman" w:cs="Times New Roman" w:eastAsia="Times New Roman" w:hAnsi="Times New Roman"/>
-          <w:b w:val="false"/>
-          <w:bCs w:val="false"/>
-          <w:i w:val="false"/>
-          <w:iCs w:val="false"/>
-          <w:caps w:val="false"/>
-          <w:sz w:val="24"/>
-          <w:szCs w:val="24"/>
-        </w:rPr>
-        <w:t xml:space="preserve"/>
+        <w:t xml:space="preserve">This project report entitled “Agentic Multi-LLM Validation System: Label-Free Quality Assurance for Locally Hosted Large Language Models” by</w:t>
       </w:r>
     </w:p>
     <w:p>
@@ -825,7 +1109,7 @@
           <w:sz w:val="24"/>
           <w:szCs w:val="24"/>
         </w:rPr>
-        <w:t xml:space="preserve">__________________________________</w:t>
+        <w:t xml:space="preserve">Swaroop Naik (23102A0001)</w:t>
       </w:r>
     </w:p>
     <w:p>
@@ -836,15 +1120,15 @@
       <w:r>
         <w:rPr>
           <w:rFonts w:ascii="Times New Roman" w:cs="Times New Roman" w:eastAsia="Times New Roman" w:hAnsi="Times New Roman"/>
-          <w:b/>
-          <w:bCs/>
-          <w:i w:val="false"/>
-          <w:iCs w:val="false"/>
-          <w:caps w:val="false"/>
-          <w:sz w:val="24"/>
-          <w:szCs w:val="24"/>
-        </w:rPr>
-        <w:t xml:space="preserve">Guide</w:t>
+          <w:b w:val="false"/>
+          <w:bCs w:val="false"/>
+          <w:i w:val="false"/>
+          <w:iCs w:val="false"/>
+          <w:caps w:val="false"/>
+          <w:sz w:val="24"/>
+          <w:szCs w:val="24"/>
+        </w:rPr>
+        <w:t xml:space="preserve">Nidhi Bhawari (23102A0006)</w:t>
       </w:r>
     </w:p>
     <w:p>
@@ -863,367 +1147,7 @@
           <w:sz w:val="24"/>
           <w:szCs w:val="24"/>
         </w:rPr>
-        <w:t xml:space="preserve">(Prof. [GUIDE NAME])</w:t>
-      </w:r>
-    </w:p>
-    <w:p>
-      <w:pPr>
-        <w:spacing w:after="0"/>
-      </w:pPr>
-      <w:r>
-        <w:rPr>
-          <w:rFonts w:ascii="Times New Roman" w:cs="Times New Roman" w:eastAsia="Times New Roman" w:hAnsi="Times New Roman"/>
-          <w:b w:val="false"/>
-          <w:bCs w:val="false"/>
-          <w:i w:val="false"/>
-          <w:iCs w:val="false"/>
-          <w:caps w:val="false"/>
-          <w:sz w:val="24"/>
-          <w:szCs w:val="24"/>
-        </w:rPr>
-        <w:t xml:space="preserve"/>
-      </w:r>
-    </w:p>
-    <w:p>
-      <w:pPr>
-        <w:spacing w:after="0"/>
-      </w:pPr>
-      <w:r>
-        <w:rPr>
-          <w:rFonts w:ascii="Times New Roman" w:cs="Times New Roman" w:eastAsia="Times New Roman" w:hAnsi="Times New Roman"/>
-          <w:b w:val="false"/>
-          <w:bCs w:val="false"/>
-          <w:i w:val="false"/>
-          <w:iCs w:val="false"/>
-          <w:caps w:val="false"/>
-          <w:sz w:val="24"/>
-          <w:szCs w:val="24"/>
-        </w:rPr>
-        <w:t xml:space="preserve"/>
-      </w:r>
-    </w:p>
-    <w:p>
-      <w:pPr>
-        <w:spacing w:after="120" w:line="240"/>
-        <w:jc w:val="center"/>
-      </w:pPr>
-      <w:r>
-        <w:rPr>
-          <w:rFonts w:ascii="Times New Roman" w:cs="Times New Roman" w:eastAsia="Times New Roman" w:hAnsi="Times New Roman"/>
-          <w:b w:val="false"/>
-          <w:bCs w:val="false"/>
-          <w:i w:val="false"/>
-          <w:iCs w:val="false"/>
-          <w:caps w:val="false"/>
-          <w:sz w:val="24"/>
-          <w:szCs w:val="24"/>
-        </w:rPr>
-        <w:t xml:space="preserve">__________________________________</w:t>
-      </w:r>
-    </w:p>
-    <w:p>
-      <w:pPr>
-        <w:spacing w:after="120" w:line="240"/>
-        <w:jc w:val="center"/>
-      </w:pPr>
-      <w:r>
-        <w:rPr>
-          <w:rFonts w:ascii="Times New Roman" w:cs="Times New Roman" w:eastAsia="Times New Roman" w:hAnsi="Times New Roman"/>
-          <w:b/>
-          <w:bCs/>
-          <w:i w:val="false"/>
-          <w:iCs w:val="false"/>
-          <w:caps w:val="false"/>
-          <w:sz w:val="24"/>
-          <w:szCs w:val="24"/>
-        </w:rPr>
-        <w:t xml:space="preserve">Head of Department</w:t>
-      </w:r>
-    </w:p>
-    <w:p>
-      <w:pPr>
-        <w:spacing w:after="120" w:line="240"/>
-        <w:jc w:val="center"/>
-      </w:pPr>
-      <w:r>
-        <w:rPr>
-          <w:rFonts w:ascii="Times New Roman" w:cs="Times New Roman" w:eastAsia="Times New Roman" w:hAnsi="Times New Roman"/>
-          <w:b w:val="false"/>
-          <w:bCs w:val="false"/>
-          <w:i w:val="false"/>
-          <w:iCs w:val="false"/>
-          <w:caps w:val="false"/>
-          <w:sz w:val="24"/>
-          <w:szCs w:val="24"/>
-        </w:rPr>
-        <w:t xml:space="preserve">([HEAD OF DEPARTMENT])</w:t>
-      </w:r>
-    </w:p>
-    <w:p>
-      <w:pPr>
-        <w:spacing w:after="0"/>
-      </w:pPr>
-      <w:r>
-        <w:rPr>
-          <w:rFonts w:ascii="Times New Roman" w:cs="Times New Roman" w:eastAsia="Times New Roman" w:hAnsi="Times New Roman"/>
-          <w:b w:val="false"/>
-          <w:bCs w:val="false"/>
-          <w:i w:val="false"/>
-          <w:iCs w:val="false"/>
-          <w:caps w:val="false"/>
-          <w:sz w:val="24"/>
-          <w:szCs w:val="24"/>
-        </w:rPr>
-        <w:t xml:space="preserve"/>
-      </w:r>
-    </w:p>
-    <w:p>
-      <w:pPr>
-        <w:spacing w:after="0"/>
-      </w:pPr>
-      <w:r>
-        <w:rPr>
-          <w:rFonts w:ascii="Times New Roman" w:cs="Times New Roman" w:eastAsia="Times New Roman" w:hAnsi="Times New Roman"/>
-          <w:b w:val="false"/>
-          <w:bCs w:val="false"/>
-          <w:i w:val="false"/>
-          <w:iCs w:val="false"/>
-          <w:caps w:val="false"/>
-          <w:sz w:val="24"/>
-          <w:szCs w:val="24"/>
-        </w:rPr>
-        <w:t xml:space="preserve"/>
-      </w:r>
-    </w:p>
-    <w:p>
-      <w:pPr>
-        <w:spacing w:after="120" w:line="240"/>
-        <w:jc w:val="center"/>
-      </w:pPr>
-      <w:r>
-        <w:rPr>
-          <w:rFonts w:ascii="Times New Roman" w:cs="Times New Roman" w:eastAsia="Times New Roman" w:hAnsi="Times New Roman"/>
-          <w:b w:val="false"/>
-          <w:bCs w:val="false"/>
-          <w:i w:val="false"/>
-          <w:iCs w:val="false"/>
-          <w:caps w:val="false"/>
-          <w:sz w:val="24"/>
-          <w:szCs w:val="24"/>
-        </w:rPr>
-        <w:t xml:space="preserve">__________________________________</w:t>
-      </w:r>
-    </w:p>
-    <w:p>
-      <w:pPr>
-        <w:spacing w:after="120" w:line="240"/>
-        <w:jc w:val="center"/>
-      </w:pPr>
-      <w:r>
-        <w:rPr>
-          <w:rFonts w:ascii="Times New Roman" w:cs="Times New Roman" w:eastAsia="Times New Roman" w:hAnsi="Times New Roman"/>
-          <w:b/>
-          <w:bCs/>
-          <w:i w:val="false"/>
-          <w:iCs w:val="false"/>
-          <w:caps w:val="false"/>
-          <w:sz w:val="24"/>
-          <w:szCs w:val="24"/>
-        </w:rPr>
-        <w:t xml:space="preserve">Principal</w:t>
-      </w:r>
-    </w:p>
-    <w:p>
-      <w:pPr>
-        <w:spacing w:after="120" w:line="240"/>
-        <w:jc w:val="center"/>
-      </w:pPr>
-      <w:r>
-        <w:rPr>
-          <w:rFonts w:ascii="Times New Roman" w:cs="Times New Roman" w:eastAsia="Times New Roman" w:hAnsi="Times New Roman"/>
-          <w:b w:val="false"/>
-          <w:bCs w:val="false"/>
-          <w:i w:val="false"/>
-          <w:iCs w:val="false"/>
-          <w:caps w:val="false"/>
-          <w:sz w:val="24"/>
-          <w:szCs w:val="24"/>
-        </w:rPr>
-        <w:t xml:space="preserve">([PRINCIPAL])</w:t>
-      </w:r>
-    </w:p>
-    <w:p>
-      <w:r>
-        <w:br w:type="page"/>
-      </w:r>
-    </w:p>
-    <w:p>
-      <w:pPr>
-        <w:spacing w:after="0"/>
-      </w:pPr>
-      <w:r>
-        <w:rPr>
-          <w:rFonts w:ascii="Times New Roman" w:cs="Times New Roman" w:eastAsia="Times New Roman" w:hAnsi="Times New Roman"/>
-          <w:b w:val="false"/>
-          <w:bCs w:val="false"/>
-          <w:i w:val="false"/>
-          <w:iCs w:val="false"/>
-          <w:caps w:val="false"/>
-          <w:sz w:val="24"/>
-          <w:szCs w:val="24"/>
-        </w:rPr>
-        <w:t xml:space="preserve"/>
-      </w:r>
-    </w:p>
-    <w:p>
-      <w:pPr>
-        <w:spacing w:after="120" w:line="240"/>
-        <w:jc w:val="center"/>
-      </w:pPr>
-      <w:r>
-        <w:rPr>
-          <w:rFonts w:ascii="Times New Roman" w:cs="Times New Roman" w:eastAsia="Times New Roman" w:hAnsi="Times New Roman"/>
-          <w:b/>
-          <w:bCs/>
-          <w:i w:val="false"/>
-          <w:iCs w:val="false"/>
-          <w:caps w:val="false"/>
-          <w:sz w:val="28"/>
-          <w:szCs w:val="28"/>
-        </w:rPr>
-        <w:t xml:space="preserve">Project Report Approval for</w:t>
-      </w:r>
-    </w:p>
-    <w:p>
-      <w:pPr>
-        <w:spacing w:after="120" w:line="240"/>
-        <w:jc w:val="center"/>
-      </w:pPr>
-      <w:r>
-        <w:rPr>
-          <w:rFonts w:ascii="Times New Roman" w:cs="Times New Roman" w:eastAsia="Times New Roman" w:hAnsi="Times New Roman"/>
-          <w:b/>
-          <w:bCs/>
-          <w:i w:val="false"/>
-          <w:iCs w:val="false"/>
-          <w:caps w:val="false"/>
-          <w:sz w:val="28"/>
-          <w:szCs w:val="28"/>
-        </w:rPr>
-        <w:t xml:space="preserve">B.Tech in Computer Engineering</w:t>
-      </w:r>
-    </w:p>
-    <w:p>
-      <w:pPr>
-        <w:spacing w:after="0"/>
-      </w:pPr>
-      <w:r>
-        <w:rPr>
-          <w:rFonts w:ascii="Times New Roman" w:cs="Times New Roman" w:eastAsia="Times New Roman" w:hAnsi="Times New Roman"/>
-          <w:b w:val="false"/>
-          <w:bCs w:val="false"/>
-          <w:i w:val="false"/>
-          <w:iCs w:val="false"/>
-          <w:caps w:val="false"/>
-          <w:sz w:val="24"/>
-          <w:szCs w:val="24"/>
-        </w:rPr>
-        <w:t xml:space="preserve"/>
-      </w:r>
-    </w:p>
-    <w:p>
-      <w:pPr>
-        <w:spacing w:after="120" w:line="360"/>
-        <w:jc w:val="center"/>
-      </w:pPr>
-      <w:r>
-        <w:rPr>
-          <w:rFonts w:ascii="Times New Roman" w:cs="Times New Roman" w:eastAsia="Times New Roman" w:hAnsi="Times New Roman"/>
-          <w:b w:val="false"/>
-          <w:bCs w:val="false"/>
-          <w:i w:val="false"/>
-          <w:iCs w:val="false"/>
-          <w:caps w:val="false"/>
-          <w:sz w:val="24"/>
-          <w:szCs w:val="24"/>
-        </w:rPr>
-        <w:t xml:space="preserve">This project report entitled “Agentic Multi-LLM Validation System: Label-Free Quality Assurance for Locally Hosted Large Language Models” by</w:t>
-      </w:r>
-    </w:p>
-    <w:p>
-      <w:pPr>
-        <w:spacing w:after="120" w:line="240"/>
-        <w:jc w:val="center"/>
-      </w:pPr>
-      <w:r>
-        <w:rPr>
-          <w:rFonts w:ascii="Times New Roman" w:cs="Times New Roman" w:eastAsia="Times New Roman" w:hAnsi="Times New Roman"/>
-          <w:b w:val="false"/>
-          <w:bCs w:val="false"/>
-          <w:i w:val="false"/>
-          <w:iCs w:val="false"/>
-          <w:caps w:val="false"/>
-          <w:sz w:val="24"/>
-          <w:szCs w:val="24"/>
-        </w:rPr>
-        <w:t xml:space="preserve">[STUDENT 1 NAME] ([ROLL NO.])</w:t>
-      </w:r>
-    </w:p>
-    <w:p>
-      <w:pPr>
-        <w:spacing w:after="120" w:line="240"/>
-        <w:jc w:val="center"/>
-      </w:pPr>
-      <w:r>
-        <w:rPr>
-          <w:rFonts w:ascii="Times New Roman" w:cs="Times New Roman" w:eastAsia="Times New Roman" w:hAnsi="Times New Roman"/>
-          <w:b w:val="false"/>
-          <w:bCs w:val="false"/>
-          <w:i w:val="false"/>
-          <w:iCs w:val="false"/>
-          <w:caps w:val="false"/>
-          <w:sz w:val="24"/>
-          <w:szCs w:val="24"/>
-        </w:rPr>
-        <w:t xml:space="preserve">[STUDENT 2 NAME] ([ROLL NO.])</w:t>
-      </w:r>
-    </w:p>
-    <w:p>
-      <w:pPr>
-        <w:spacing w:after="120" w:line="240"/>
-        <w:jc w:val="center"/>
-      </w:pPr>
-      <w:r>
-        <w:rPr>
-          <w:rFonts w:ascii="Times New Roman" w:cs="Times New Roman" w:eastAsia="Times New Roman" w:hAnsi="Times New Roman"/>
-          <w:b w:val="false"/>
-          <w:bCs w:val="false"/>
-          <w:i w:val="false"/>
-          <w:iCs w:val="false"/>
-          <w:caps w:val="false"/>
-          <w:sz w:val="24"/>
-          <w:szCs w:val="24"/>
-        </w:rPr>
-        <w:t xml:space="preserve">[STUDENT 3 NAME] ([ROLL NO.])</w:t>
-      </w:r>
-    </w:p>
-    <w:p>
-      <w:pPr>
-        <w:spacing w:after="120" w:line="240"/>
-        <w:jc w:val="center"/>
-      </w:pPr>
-      <w:r>
-        <w:rPr>
-          <w:rFonts w:ascii="Times New Roman" w:cs="Times New Roman" w:eastAsia="Times New Roman" w:hAnsi="Times New Roman"/>
-          <w:b w:val="false"/>
-          <w:bCs w:val="false"/>
-          <w:i w:val="false"/>
-          <w:iCs w:val="false"/>
-          <w:caps w:val="false"/>
-          <w:sz w:val="24"/>
-          <w:szCs w:val="24"/>
-        </w:rPr>
-        <w:t xml:space="preserve">[STUDENT 4 NAME] ([ROLL NO.])</w:t>
+        <w:t xml:space="preserve">Devanshi Mahajan (23102A0069)</w:t>
       </w:r>
     </w:p>
     <w:p>
@@ -1776,7 +1700,7 @@
                 <w:sz w:val="24"/>
                 <w:szCs w:val="24"/>
               </w:rPr>
-              <w:t xml:space="preserve">[STUDENT 1 NAME]</w:t>
+              <w:t xml:space="preserve">Swaroop Naik</w:t>
             </w:r>
           </w:p>
         </w:tc>
@@ -1805,7 +1729,7 @@
                 <w:sz w:val="24"/>
                 <w:szCs w:val="24"/>
               </w:rPr>
-              <w:t xml:space="preserve">[ROLL NO.]</w:t>
+              <w:t xml:space="preserve">23102A0001</w:t>
             </w:r>
           </w:p>
         </w:tc>
@@ -1894,7 +1818,7 @@
                 <w:sz w:val="24"/>
                 <w:szCs w:val="24"/>
               </w:rPr>
-              <w:t xml:space="preserve">[STUDENT 2 NAME]</w:t>
+              <w:t xml:space="preserve">Nidhi Bhawari</w:t>
             </w:r>
           </w:p>
         </w:tc>
@@ -1923,7 +1847,7 @@
                 <w:sz w:val="24"/>
                 <w:szCs w:val="24"/>
               </w:rPr>
-              <w:t xml:space="preserve">[ROLL NO.]</w:t>
+              <w:t xml:space="preserve">23102A0006</w:t>
             </w:r>
           </w:p>
         </w:tc>
@@ -2012,7 +1936,7 @@
                 <w:sz w:val="24"/>
                 <w:szCs w:val="24"/>
               </w:rPr>
-              <w:t xml:space="preserve">[STUDENT 3 NAME]</w:t>
+              <w:t xml:space="preserve">Devanshi Mahajan</w:t>
             </w:r>
           </w:p>
         </w:tc>
@@ -2041,7 +1965,7 @@
                 <w:sz w:val="24"/>
                 <w:szCs w:val="24"/>
               </w:rPr>
-              <w:t xml:space="preserve">[ROLL NO.]</w:t>
+              <w:t xml:space="preserve">23102A0069</w:t>
             </w:r>
           </w:p>
         </w:tc>
@@ -2075,124 +1999,6 @@
           </w:p>
         </w:tc>
       </w:tr>
-      <w:tr>
-        <w:tc>
-          <w:tcPr>
-            <w:tcW w:type="dxa" w:w="900"/>
-            <w:tcMar>
-              <w:top w:type="dxa" w:w="80"/>
-              <w:left w:type="dxa" w:w="90"/>
-              <w:bottom w:type="dxa" w:w="80"/>
-              <w:right w:type="dxa" w:w="90"/>
-            </w:tcMar>
-          </w:tcPr>
-          <w:p>
-            <w:pPr>
-              <w:spacing w:after="0" w:line="240"/>
-            </w:pPr>
-            <w:r>
-              <w:rPr>
-                <w:rFonts w:ascii="Times New Roman" w:cs="Times New Roman" w:eastAsia="Times New Roman" w:hAnsi="Times New Roman"/>
-                <w:b w:val="false"/>
-                <w:bCs w:val="false"/>
-                <w:i w:val="false"/>
-                <w:iCs w:val="false"/>
-                <w:caps w:val="false"/>
-                <w:sz w:val="24"/>
-                <w:szCs w:val="24"/>
-              </w:rPr>
-              <w:t xml:space="preserve">4.</w:t>
-            </w:r>
-          </w:p>
-        </w:tc>
-        <w:tc>
-          <w:tcPr>
-            <w:tcW w:type="dxa" w:w="3400"/>
-            <w:tcMar>
-              <w:top w:type="dxa" w:w="80"/>
-              <w:left w:type="dxa" w:w="90"/>
-              <w:bottom w:type="dxa" w:w="80"/>
-              <w:right w:type="dxa" w:w="90"/>
-            </w:tcMar>
-          </w:tcPr>
-          <w:p>
-            <w:pPr>
-              <w:spacing w:after="0" w:line="240"/>
-            </w:pPr>
-            <w:r>
-              <w:rPr>
-                <w:rFonts w:ascii="Times New Roman" w:cs="Times New Roman" w:eastAsia="Times New Roman" w:hAnsi="Times New Roman"/>
-                <w:b w:val="false"/>
-                <w:bCs w:val="false"/>
-                <w:i w:val="false"/>
-                <w:iCs w:val="false"/>
-                <w:caps w:val="false"/>
-                <w:sz w:val="24"/>
-                <w:szCs w:val="24"/>
-              </w:rPr>
-              <w:t xml:space="preserve">[STUDENT 4 NAME]</w:t>
-            </w:r>
-          </w:p>
-        </w:tc>
-        <w:tc>
-          <w:tcPr>
-            <w:tcW w:type="dxa" w:w="1900"/>
-            <w:tcMar>
-              <w:top w:type="dxa" w:w="80"/>
-              <w:left w:type="dxa" w:w="90"/>
-              <w:bottom w:type="dxa" w:w="80"/>
-              <w:right w:type="dxa" w:w="90"/>
-            </w:tcMar>
-          </w:tcPr>
-          <w:p>
-            <w:pPr>
-              <w:spacing w:after="0" w:line="240"/>
-            </w:pPr>
-            <w:r>
-              <w:rPr>
-                <w:rFonts w:ascii="Times New Roman" w:cs="Times New Roman" w:eastAsia="Times New Roman" w:hAnsi="Times New Roman"/>
-                <w:b w:val="false"/>
-                <w:bCs w:val="false"/>
-                <w:i w:val="false"/>
-                <w:iCs w:val="false"/>
-                <w:caps w:val="false"/>
-                <w:sz w:val="24"/>
-                <w:szCs w:val="24"/>
-              </w:rPr>
-              <w:t xml:space="preserve">[ROLL NO.]</w:t>
-            </w:r>
-          </w:p>
-        </w:tc>
-        <w:tc>
-          <w:tcPr>
-            <w:tcW w:type="dxa" w:w="2820"/>
-            <w:tcMar>
-              <w:top w:type="dxa" w:w="80"/>
-              <w:left w:type="dxa" w:w="90"/>
-              <w:bottom w:type="dxa" w:w="80"/>
-              <w:right w:type="dxa" w:w="90"/>
-            </w:tcMar>
-          </w:tcPr>
-          <w:p>
-            <w:pPr>
-              <w:spacing w:after="0" w:line="240"/>
-            </w:pPr>
-            <w:r>
-              <w:rPr>
-                <w:rFonts w:ascii="Times New Roman" w:cs="Times New Roman" w:eastAsia="Times New Roman" w:hAnsi="Times New Roman"/>
-                <w:b w:val="false"/>
-                <w:bCs w:val="false"/>
-                <w:i w:val="false"/>
-                <w:iCs w:val="false"/>
-                <w:caps w:val="false"/>
-                <w:sz w:val="24"/>
-                <w:szCs w:val="24"/>
-              </w:rPr>
-              <w:t xml:space="preserve"/>
-            </w:r>
-          </w:p>
-        </w:tc>
-      </w:tr>
     </w:tbl>
     <w:p>
       <w:pPr>
@@ -2291,7 +2097,7 @@
           <w:sz w:val="24"/>
           <w:szCs w:val="24"/>
         </w:rPr>
-        <w:t xml:space="preserve">We express our sincere gratitude to our guide, Prof. [GUIDE NAME], Department of Computer Engineering, Vidyalankar Institute of Technology, for the guidance, patience and critical questioning that shaped this work. The insistence on measuring claims rather than asserting them is the single habit that most improved this project, and several results in Chapter 5 exist only because a comfortable-looking number was questioned instead of accepted.</w:t>
+        <w:t xml:space="preserve">We express our sincere gratitude to our guide, Dr. Suja Jayachandran, Department of Computer Engineering, Vidyalankar Institute of Technology, for the guidance, patience and critical questioning that shaped this work. The insistence on measuring claims rather than asserting them is the single habit that most improved this project, and several results in Chapter 5 exist only because a comfortable-looking number was questioned instead of accepted.</w:t>
       </w:r>
     </w:p>
     <w:p>

--- a/deliverables/BE_Project_Report_Agentic_Multi_LLM.docx
+++ b/deliverables/BE_Project_Report_Agentic_Multi_LLM.docx
@@ -2256,7 +2256,7 @@
           <w:sz w:val="24"/>
           <w:szCs w:val="24"/>
         </w:rPr>
-        <w:t xml:space="preserve">The investigation also produced a negative result of independent interest. Measured across all 5,000 records with prompt position and evaluator verdict crossed as controls, and answer length tested and excluded as a competing explanation, the original synthesising agent was found to prefer its own generated answer by 18.1 percentage points and whichever answer occupied the first prompt slot by a further 10.8 points. Replacing that agent with a model that is neither generator removes the first effect by construction. Four measurement errors were detected and corrected before reaching any reported conclusion; these are documented rather than omitted.</w:t>
+        <w:t xml:space="preserve">The investigation also produced a negative result of independent interest. Measured across all 5,000 records, with prompt position and evaluator verdict crossed as controls and answer length excluded as a competing explanation, the original synthesising agent preferred its own generated answer by 18.1 percentage points and the first prompt slot by a further 10.8. Replacing it with a model that is neither generator was verified by a controlled replay of 1,600 synthesis calls: the position effect falls from 80.5 to 50.7 per cent, but a smaller length-mediated lean appears in its place rather than parity. Four measurement errors were caught before reaching any reported conclusion, and are documented rather than omitted.</w:t>
       </w:r>
     </w:p>
     <w:p>
@@ -5088,6 +5088,24 @@
           <w:szCs w:val="24"/>
         </w:rPr>
         <w:t xml:space="preserve">Table 5.7    The two generators compared by true identity</w:t>
+      </w:r>
+    </w:p>
+    <w:p>
+      <w:pPr>
+        <w:spacing w:after="80" w:line="240"/>
+      </w:pPr>
+      <w:r>
+        <w:rPr>
+          <w:rFonts w:ascii="Times New Roman" w:cs="Times New Roman" w:eastAsia="Times New Roman" w:hAnsi="Times New Roman"/>
+          <w:b w:val="false"/>
+          <w:bCs w:val="false"/>
+          <w:i w:val="false"/>
+          <w:iCs w:val="false"/>
+          <w:caps w:val="false"/>
+          <w:sz w:val="24"/>
+          <w:szCs w:val="24"/>
+        </w:rPr>
+        <w:t xml:space="preserve">Table 5.8    Controlled replay, 400 questions x 2 models x 2 orders</w:t>
       </w:r>
     </w:p>
     <w:p>
@@ -20460,7 +20478,7 @@
           <w:sz w:val="24"/>
           <w:szCs w:val="24"/>
         </w:rPr>
-        <w:t xml:space="preserve">The Combiner was reassigned to gemma2:9b, a model that is neither generator, nor the Verifier, nor the Judge. This removes the identity term by construction rather than reducing it: a model with no answer of its own among the two it is merging has nothing to prefer.</w:t>
+        <w:t xml:space="preserve">The Combiner was reassigned to gemma2:9b, a model that is neither generator, nor the Verifier, nor the Judge. The reasoning was that this removes SELF-preference by construction rather than reducing it: a model with no answer of its own among the two it is merging has nothing of its own to prefer. That reasoning is sound as far as it goes, but it does not follow that the replacement is therefore unbiased - a point the measurement below makes, and which would have been missed had the change been adopted on the argument alone.</w:t>
       </w:r>
     </w:p>
     <w:p>
@@ -20517,7 +20535,584 @@
           <w:sz w:val="24"/>
           <w:szCs w:val="24"/>
         </w:rPr>
-        <w:t xml:space="preserve">At the time of writing the replay is partially complete - the baseline arm has finished and the candidate arm is in progress - and its figures are therefore reported as provisional. The indication is that the replacement is close to position-neutral where the original preferred the first slot in roughly four cases out of five. A final figure awaits completion of the run.</w:t>
+        <w:t xml:space="preserve">The replay is now complete: 400 questions across two models and two presentation orders, 1,600 synthesis calls, with no failures. Its results are given in Table 5.8, and they are more nuanced than "the replacement worked".</w:t>
+      </w:r>
+    </w:p>
+    <w:tbl>
+      <w:tblPr>
+        <w:tblW w:type="dxa" w:w="9020"/>
+        <w:tblBorders>
+          <w:top w:val="single" w:color="7A8699" w:sz="4"/>
+          <w:left w:val="single" w:color="7A8699" w:sz="4"/>
+          <w:bottom w:val="single" w:color="7A8699" w:sz="4"/>
+          <w:right w:val="single" w:color="7A8699" w:sz="4"/>
+          <w:insideH w:val="single" w:color="AAB3C0" w:sz="2"/>
+          <w:insideV w:val="single" w:color="AAB3C0" w:sz="2"/>
+        </w:tblBorders>
+      </w:tblPr>
+      <w:tblGrid>
+        <w:gridCol w:w="3067"/>
+        <w:gridCol w:w="2977"/>
+        <w:gridCol w:w="2977"/>
+      </w:tblGrid>
+      <w:tr>
+        <w:trPr>
+          <w:tblHeader/>
+        </w:trPr>
+        <w:tc>
+          <w:tcPr>
+            <w:tcW w:type="dxa" w:w="3067"/>
+            <w:shd w:fill="E8ECF2" w:val="clear"/>
+            <w:tcMar>
+              <w:top w:type="dxa" w:w="60"/>
+              <w:left w:type="dxa" w:w="90"/>
+              <w:bottom w:type="dxa" w:w="60"/>
+              <w:right w:type="dxa" w:w="90"/>
+            </w:tcMar>
+          </w:tcPr>
+          <w:p>
+            <w:pPr>
+              <w:spacing w:after="0" w:line="240"/>
+            </w:pPr>
+            <w:r>
+              <w:rPr>
+                <w:rFonts w:ascii="Times New Roman" w:cs="Times New Roman" w:eastAsia="Times New Roman" w:hAnsi="Times New Roman"/>
+                <w:b/>
+                <w:bCs/>
+                <w:i w:val="false"/>
+                <w:iCs w:val="false"/>
+                <w:caps w:val="false"/>
+                <w:sz w:val="20"/>
+                <w:szCs w:val="20"/>
+              </w:rPr>
+              <w:t xml:space="preserve">Measure</w:t>
+            </w:r>
+          </w:p>
+        </w:tc>
+        <w:tc>
+          <w:tcPr>
+            <w:tcW w:type="dxa" w:w="2977"/>
+            <w:shd w:fill="E8ECF2" w:val="clear"/>
+            <w:tcMar>
+              <w:top w:type="dxa" w:w="60"/>
+              <w:left w:type="dxa" w:w="90"/>
+              <w:bottom w:type="dxa" w:w="60"/>
+              <w:right w:type="dxa" w:w="90"/>
+            </w:tcMar>
+          </w:tcPr>
+          <w:p>
+            <w:pPr>
+              <w:spacing w:after="0" w:line="240"/>
+            </w:pPr>
+            <w:r>
+              <w:rPr>
+                <w:rFonts w:ascii="Times New Roman" w:cs="Times New Roman" w:eastAsia="Times New Roman" w:hAnsi="Times New Roman"/>
+                <w:b/>
+                <w:bCs/>
+                <w:i w:val="false"/>
+                <w:iCs w:val="false"/>
+                <w:caps w:val="false"/>
+                <w:sz w:val="20"/>
+                <w:szCs w:val="20"/>
+              </w:rPr>
+              <w:t xml:space="preserve">llama3 (baseline)</w:t>
+            </w:r>
+          </w:p>
+        </w:tc>
+        <w:tc>
+          <w:tcPr>
+            <w:tcW w:type="dxa" w:w="2977"/>
+            <w:shd w:fill="E8ECF2" w:val="clear"/>
+            <w:tcMar>
+              <w:top w:type="dxa" w:w="60"/>
+              <w:left w:type="dxa" w:w="90"/>
+              <w:bottom w:type="dxa" w:w="60"/>
+              <w:right w:type="dxa" w:w="90"/>
+            </w:tcMar>
+          </w:tcPr>
+          <w:p>
+            <w:pPr>
+              <w:spacing w:after="0" w:line="240"/>
+            </w:pPr>
+            <w:r>
+              <w:rPr>
+                <w:rFonts w:ascii="Times New Roman" w:cs="Times New Roman" w:eastAsia="Times New Roman" w:hAnsi="Times New Roman"/>
+                <w:b/>
+                <w:bCs/>
+                <w:i w:val="false"/>
+                <w:iCs w:val="false"/>
+                <w:caps w:val="false"/>
+                <w:sz w:val="20"/>
+                <w:szCs w:val="20"/>
+              </w:rPr>
+              <w:t xml:space="preserve">gemma2:9b (adopted)</w:t>
+            </w:r>
+          </w:p>
+        </w:tc>
+      </w:tr>
+      <w:tr>
+        <w:tc>
+          <w:tcPr>
+            <w:tcW w:type="dxa" w:w="3067"/>
+            <w:tcMar>
+              <w:top w:type="dxa" w:w="60"/>
+              <w:left w:type="dxa" w:w="90"/>
+              <w:bottom w:type="dxa" w:w="60"/>
+              <w:right w:type="dxa" w:w="90"/>
+            </w:tcMar>
+          </w:tcPr>
+          <w:p>
+            <w:pPr>
+              <w:spacing w:after="0" w:line="240"/>
+            </w:pPr>
+            <w:r>
+              <w:rPr>
+                <w:rFonts w:ascii="Times New Roman" w:cs="Times New Roman" w:eastAsia="Times New Roman" w:hAnsi="Times New Roman"/>
+                <w:b w:val="false"/>
+                <w:bCs w:val="false"/>
+                <w:i w:val="false"/>
+                <w:iCs w:val="false"/>
+                <w:caps w:val="false"/>
+                <w:sz w:val="20"/>
+                <w:szCs w:val="20"/>
+              </w:rPr>
+              <w:t xml:space="preserve">Prefers prompt slot 1</w:t>
+            </w:r>
+          </w:p>
+        </w:tc>
+        <w:tc>
+          <w:tcPr>
+            <w:tcW w:type="dxa" w:w="2977"/>
+            <w:tcMar>
+              <w:top w:type="dxa" w:w="60"/>
+              <w:left w:type="dxa" w:w="90"/>
+              <w:bottom w:type="dxa" w:w="60"/>
+              <w:right w:type="dxa" w:w="90"/>
+            </w:tcMar>
+          </w:tcPr>
+          <w:p>
+            <w:pPr>
+              <w:spacing w:after="0" w:line="240"/>
+            </w:pPr>
+            <w:r>
+              <w:rPr>
+                <w:rFonts w:ascii="Times New Roman" w:cs="Times New Roman" w:eastAsia="Times New Roman" w:hAnsi="Times New Roman"/>
+                <w:b w:val="false"/>
+                <w:bCs w:val="false"/>
+                <w:i w:val="false"/>
+                <w:iCs w:val="false"/>
+                <w:caps w:val="false"/>
+                <w:sz w:val="20"/>
+                <w:szCs w:val="20"/>
+              </w:rPr>
+              <w:t xml:space="preserve">80.5%</w:t>
+            </w:r>
+          </w:p>
+        </w:tc>
+        <w:tc>
+          <w:tcPr>
+            <w:tcW w:type="dxa" w:w="2977"/>
+            <w:tcMar>
+              <w:top w:type="dxa" w:w="60"/>
+              <w:left w:type="dxa" w:w="90"/>
+              <w:bottom w:type="dxa" w:w="60"/>
+              <w:right w:type="dxa" w:w="90"/>
+            </w:tcMar>
+          </w:tcPr>
+          <w:p>
+            <w:pPr>
+              <w:spacing w:after="0" w:line="240"/>
+            </w:pPr>
+            <w:r>
+              <w:rPr>
+                <w:rFonts w:ascii="Times New Roman" w:cs="Times New Roman" w:eastAsia="Times New Roman" w:hAnsi="Times New Roman"/>
+                <w:b w:val="false"/>
+                <w:bCs w:val="false"/>
+                <w:i w:val="false"/>
+                <w:iCs w:val="false"/>
+                <w:caps w:val="false"/>
+                <w:sz w:val="20"/>
+                <w:szCs w:val="20"/>
+              </w:rPr>
+              <w:t xml:space="preserve">50.7%</w:t>
+            </w:r>
+          </w:p>
+        </w:tc>
+      </w:tr>
+      <w:tr>
+        <w:tc>
+          <w:tcPr>
+            <w:tcW w:type="dxa" w:w="3067"/>
+            <w:tcMar>
+              <w:top w:type="dxa" w:w="60"/>
+              <w:left w:type="dxa" w:w="90"/>
+              <w:bottom w:type="dxa" w:w="60"/>
+              <w:right w:type="dxa" w:w="90"/>
+            </w:tcMar>
+          </w:tcPr>
+          <w:p>
+            <w:pPr>
+              <w:spacing w:after="0" w:line="240"/>
+            </w:pPr>
+            <w:r>
+              <w:rPr>
+                <w:rFonts w:ascii="Times New Roman" w:cs="Times New Roman" w:eastAsia="Times New Roman" w:hAnsi="Times New Roman"/>
+                <w:b w:val="false"/>
+                <w:bCs w:val="false"/>
+                <w:i w:val="false"/>
+                <w:iCs w:val="false"/>
+                <w:caps w:val="false"/>
+                <w:sz w:val="20"/>
+                <w:szCs w:val="20"/>
+              </w:rPr>
+              <w:t xml:space="preserve">Leans toward the LLaMA 3 candidate</w:t>
+            </w:r>
+          </w:p>
+        </w:tc>
+        <w:tc>
+          <w:tcPr>
+            <w:tcW w:type="dxa" w:w="2977"/>
+            <w:tcMar>
+              <w:top w:type="dxa" w:w="60"/>
+              <w:left w:type="dxa" w:w="90"/>
+              <w:bottom w:type="dxa" w:w="60"/>
+              <w:right w:type="dxa" w:w="90"/>
+            </w:tcMar>
+          </w:tcPr>
+          <w:p>
+            <w:pPr>
+              <w:spacing w:after="0" w:line="240"/>
+            </w:pPr>
+            <w:r>
+              <w:rPr>
+                <w:rFonts w:ascii="Times New Roman" w:cs="Times New Roman" w:eastAsia="Times New Roman" w:hAnsi="Times New Roman"/>
+                <w:b w:val="false"/>
+                <w:bCs w:val="false"/>
+                <w:i w:val="false"/>
+                <w:iCs w:val="false"/>
+                <w:caps w:val="false"/>
+                <w:sz w:val="20"/>
+                <w:szCs w:val="20"/>
+              </w:rPr>
+              <w:t xml:space="preserve">62.7%</w:t>
+            </w:r>
+          </w:p>
+        </w:tc>
+        <w:tc>
+          <w:tcPr>
+            <w:tcW w:type="dxa" w:w="2977"/>
+            <w:tcMar>
+              <w:top w:type="dxa" w:w="60"/>
+              <w:left w:type="dxa" w:w="90"/>
+              <w:bottom w:type="dxa" w:w="60"/>
+              <w:right w:type="dxa" w:w="90"/>
+            </w:tcMar>
+          </w:tcPr>
+          <w:p>
+            <w:pPr>
+              <w:spacing w:after="0" w:line="240"/>
+            </w:pPr>
+            <w:r>
+              <w:rPr>
+                <w:rFonts w:ascii="Times New Roman" w:cs="Times New Roman" w:eastAsia="Times New Roman" w:hAnsi="Times New Roman"/>
+                <w:b w:val="false"/>
+                <w:bCs w:val="false"/>
+                <w:i w:val="false"/>
+                <w:iCs w:val="false"/>
+                <w:caps w:val="false"/>
+                <w:sz w:val="20"/>
+                <w:szCs w:val="20"/>
+              </w:rPr>
+              <w:t xml:space="preserve">35.2%</w:t>
+            </w:r>
+          </w:p>
+        </w:tc>
+      </w:tr>
+      <w:tr>
+        <w:tc>
+          <w:tcPr>
+            <w:tcW w:type="dxa" w:w="3067"/>
+            <w:tcMar>
+              <w:top w:type="dxa" w:w="60"/>
+              <w:left w:type="dxa" w:w="90"/>
+              <w:bottom w:type="dxa" w:w="60"/>
+              <w:right w:type="dxa" w:w="90"/>
+            </w:tcMar>
+          </w:tcPr>
+          <w:p>
+            <w:pPr>
+              <w:spacing w:after="0" w:line="240"/>
+            </w:pPr>
+            <w:r>
+              <w:rPr>
+                <w:rFonts w:ascii="Times New Roman" w:cs="Times New Roman" w:eastAsia="Times New Roman" w:hAnsi="Times New Roman"/>
+                <w:b w:val="false"/>
+                <w:bCs w:val="false"/>
+                <w:i w:val="false"/>
+                <w:iCs w:val="false"/>
+                <w:caps w:val="false"/>
+                <w:sz w:val="20"/>
+                <w:szCs w:val="20"/>
+              </w:rPr>
+              <w:t xml:space="preserve">Distance from 50/50 parity on identity</w:t>
+            </w:r>
+          </w:p>
+        </w:tc>
+        <w:tc>
+          <w:tcPr>
+            <w:tcW w:type="dxa" w:w="2977"/>
+            <w:tcMar>
+              <w:top w:type="dxa" w:w="60"/>
+              <w:left w:type="dxa" w:w="90"/>
+              <w:bottom w:type="dxa" w:w="60"/>
+              <w:right w:type="dxa" w:w="90"/>
+            </w:tcMar>
+          </w:tcPr>
+          <w:p>
+            <w:pPr>
+              <w:spacing w:after="0" w:line="240"/>
+            </w:pPr>
+            <w:r>
+              <w:rPr>
+                <w:rFonts w:ascii="Times New Roman" w:cs="Times New Roman" w:eastAsia="Times New Roman" w:hAnsi="Times New Roman"/>
+                <w:b w:val="false"/>
+                <w:bCs w:val="false"/>
+                <w:i w:val="false"/>
+                <w:iCs w:val="false"/>
+                <w:caps w:val="false"/>
+                <w:sz w:val="20"/>
+                <w:szCs w:val="20"/>
+              </w:rPr>
+              <w:t xml:space="preserve">12.7 pp</w:t>
+            </w:r>
+          </w:p>
+        </w:tc>
+        <w:tc>
+          <w:tcPr>
+            <w:tcW w:type="dxa" w:w="2977"/>
+            <w:tcMar>
+              <w:top w:type="dxa" w:w="60"/>
+              <w:left w:type="dxa" w:w="90"/>
+              <w:bottom w:type="dxa" w:w="60"/>
+              <w:right w:type="dxa" w:w="90"/>
+            </w:tcMar>
+          </w:tcPr>
+          <w:p>
+            <w:pPr>
+              <w:spacing w:after="0" w:line="240"/>
+            </w:pPr>
+            <w:r>
+              <w:rPr>
+                <w:rFonts w:ascii="Times New Roman" w:cs="Times New Roman" w:eastAsia="Times New Roman" w:hAnsi="Times New Roman"/>
+                <w:b w:val="false"/>
+                <w:bCs w:val="false"/>
+                <w:i w:val="false"/>
+                <w:iCs w:val="false"/>
+                <w:caps w:val="false"/>
+                <w:sz w:val="20"/>
+                <w:szCs w:val="20"/>
+              </w:rPr>
+              <w:t xml:space="preserve">14.8 pp</w:t>
+            </w:r>
+          </w:p>
+        </w:tc>
+      </w:tr>
+      <w:tr>
+        <w:tc>
+          <w:tcPr>
+            <w:tcW w:type="dxa" w:w="3067"/>
+            <w:tcMar>
+              <w:top w:type="dxa" w:w="60"/>
+              <w:left w:type="dxa" w:w="90"/>
+              <w:bottom w:type="dxa" w:w="60"/>
+              <w:right w:type="dxa" w:w="90"/>
+            </w:tcMar>
+          </w:tcPr>
+          <w:p>
+            <w:pPr>
+              <w:spacing w:after="0" w:line="240"/>
+            </w:pPr>
+            <w:r>
+              <w:rPr>
+                <w:rFonts w:ascii="Times New Roman" w:cs="Times New Roman" w:eastAsia="Times New Roman" w:hAnsi="Times New Roman"/>
+                <w:b w:val="false"/>
+                <w:bCs w:val="false"/>
+                <w:i w:val="false"/>
+                <w:iCs w:val="false"/>
+                <w:caps w:val="false"/>
+                <w:sz w:val="20"/>
+                <w:szCs w:val="20"/>
+              </w:rPr>
+              <w:t xml:space="preserve">Same, with answer length controlled</w:t>
+            </w:r>
+          </w:p>
+        </w:tc>
+        <w:tc>
+          <w:tcPr>
+            <w:tcW w:type="dxa" w:w="2977"/>
+            <w:tcMar>
+              <w:top w:type="dxa" w:w="60"/>
+              <w:left w:type="dxa" w:w="90"/>
+              <w:bottom w:type="dxa" w:w="60"/>
+              <w:right w:type="dxa" w:w="90"/>
+            </w:tcMar>
+          </w:tcPr>
+          <w:p>
+            <w:pPr>
+              <w:spacing w:after="0" w:line="240"/>
+            </w:pPr>
+            <w:r>
+              <w:rPr>
+                <w:rFonts w:ascii="Times New Roman" w:cs="Times New Roman" w:eastAsia="Times New Roman" w:hAnsi="Times New Roman"/>
+                <w:b w:val="false"/>
+                <w:bCs w:val="false"/>
+                <w:i w:val="false"/>
+                <w:iCs w:val="false"/>
+                <w:caps w:val="false"/>
+                <w:sz w:val="20"/>
+                <w:szCs w:val="20"/>
+              </w:rPr>
+              <w:t xml:space="preserve">15.5 pp</w:t>
+            </w:r>
+          </w:p>
+        </w:tc>
+        <w:tc>
+          <w:tcPr>
+            <w:tcW w:type="dxa" w:w="2977"/>
+            <w:tcMar>
+              <w:top w:type="dxa" w:w="60"/>
+              <w:left w:type="dxa" w:w="90"/>
+              <w:bottom w:type="dxa" w:w="60"/>
+              <w:right w:type="dxa" w:w="90"/>
+            </w:tcMar>
+          </w:tcPr>
+          <w:p>
+            <w:pPr>
+              <w:spacing w:after="0" w:line="240"/>
+            </w:pPr>
+            <w:r>
+              <w:rPr>
+                <w:rFonts w:ascii="Times New Roman" w:cs="Times New Roman" w:eastAsia="Times New Roman" w:hAnsi="Times New Roman"/>
+                <w:b w:val="false"/>
+                <w:bCs w:val="false"/>
+                <w:i w:val="false"/>
+                <w:iCs w:val="false"/>
+                <w:caps w:val="false"/>
+                <w:sz w:val="20"/>
+                <w:szCs w:val="20"/>
+              </w:rPr>
+              <w:t xml:space="preserve">7.3 pp</w:t>
+            </w:r>
+          </w:p>
+        </w:tc>
+      </w:tr>
+      <w:tr>
+        <w:tc>
+          <w:tcPr>
+            <w:tcW w:type="dxa" w:w="3067"/>
+            <w:tcMar>
+              <w:top w:type="dxa" w:w="60"/>
+              <w:left w:type="dxa" w:w="90"/>
+              <w:bottom w:type="dxa" w:w="60"/>
+              <w:right w:type="dxa" w:w="90"/>
+            </w:tcMar>
+          </w:tcPr>
+          <w:p>
+            <w:pPr>
+              <w:spacing w:after="0" w:line="240"/>
+            </w:pPr>
+            <w:r>
+              <w:rPr>
+                <w:rFonts w:ascii="Times New Roman" w:cs="Times New Roman" w:eastAsia="Times New Roman" w:hAnsi="Times New Roman"/>
+                <w:b w:val="false"/>
+                <w:bCs w:val="false"/>
+                <w:i w:val="false"/>
+                <w:iCs w:val="false"/>
+                <w:caps w:val="false"/>
+                <w:sz w:val="20"/>
+                <w:szCs w:val="20"/>
+              </w:rPr>
+              <w:t xml:space="preserve">Mean output length (cap: 150 words)</w:t>
+            </w:r>
+          </w:p>
+        </w:tc>
+        <w:tc>
+          <w:tcPr>
+            <w:tcW w:type="dxa" w:w="2977"/>
+            <w:tcMar>
+              <w:top w:type="dxa" w:w="60"/>
+              <w:left w:type="dxa" w:w="90"/>
+              <w:bottom w:type="dxa" w:w="60"/>
+              <w:right w:type="dxa" w:w="90"/>
+            </w:tcMar>
+          </w:tcPr>
+          <w:p>
+            <w:pPr>
+              <w:spacing w:after="0" w:line="240"/>
+            </w:pPr>
+            <w:r>
+              <w:rPr>
+                <w:rFonts w:ascii="Times New Roman" w:cs="Times New Roman" w:eastAsia="Times New Roman" w:hAnsi="Times New Roman"/>
+                <w:b w:val="false"/>
+                <w:bCs w:val="false"/>
+                <w:i w:val="false"/>
+                <w:iCs w:val="false"/>
+                <w:caps w:val="false"/>
+                <w:sz w:val="20"/>
+                <w:szCs w:val="20"/>
+              </w:rPr>
+              <w:t xml:space="preserve">223 words (max 543)</w:t>
+            </w:r>
+          </w:p>
+        </w:tc>
+        <w:tc>
+          <w:tcPr>
+            <w:tcW w:type="dxa" w:w="2977"/>
+            <w:tcMar>
+              <w:top w:type="dxa" w:w="60"/>
+              <w:left w:type="dxa" w:w="90"/>
+              <w:bottom w:type="dxa" w:w="60"/>
+              <w:right w:type="dxa" w:w="90"/>
+            </w:tcMar>
+          </w:tcPr>
+          <w:p>
+            <w:pPr>
+              <w:spacing w:after="0" w:line="240"/>
+            </w:pPr>
+            <w:r>
+              <w:rPr>
+                <w:rFonts w:ascii="Times New Roman" w:cs="Times New Roman" w:eastAsia="Times New Roman" w:hAnsi="Times New Roman"/>
+                <w:b w:val="false"/>
+                <w:bCs w:val="false"/>
+                <w:i w:val="false"/>
+                <w:iCs w:val="false"/>
+                <w:caps w:val="false"/>
+                <w:sz w:val="20"/>
+                <w:szCs w:val="20"/>
+              </w:rPr>
+              <w:t xml:space="preserve">131 words (max 199)</w:t>
+            </w:r>
+          </w:p>
+        </w:tc>
+      </w:tr>
+    </w:tbl>
+    <w:p>
+      <w:pPr>
+        <w:spacing w:after="240" w:before="60" w:line="240"/>
+        <w:jc w:val="center"/>
+      </w:pPr>
+      <w:r>
+        <w:rPr>
+          <w:rFonts w:ascii="Times New Roman" w:cs="Times New Roman" w:eastAsia="Times New Roman" w:hAnsi="Times New Roman"/>
+          <w:b w:val="false"/>
+          <w:bCs w:val="false"/>
+          <w:i/>
+          <w:iCs/>
+          <w:caps w:val="false"/>
+          <w:sz w:val="20"/>
+          <w:szCs w:val="20"/>
+        </w:rPr>
+        <w:t xml:space="preserve">Table 5.8: Controlled replay, 400 questions × 2 models × 2 orders</w:t>
       </w:r>
     </w:p>
     <w:p>
@@ -20536,7 +21131,83 @@
           <w:sz w:val="24"/>
           <w:szCs w:val="24"/>
         </w:rPr>
-        <w:t xml:space="preserve">What the change does not fix is the position effect. That is a property of how a transformer reads a prompt in order, not of model identity, so changing the model cannot address it; and the per-question coin flip only makes it unbiased with respect to identity rather than absent. Roughly 61 per cent of final answers remain dominated by one slot rather than genuinely merged. This is recorded as an open problem, and Chapter 8 discusses extractive selection as a candidate remedy that would eliminate it by construction.</w:t>
+        <w:t xml:space="preserve">The position result is unambiguous and is the most important line in the table. Where the original Combiner tracked whichever answer it read first in 80.5 per cent of questions, the replacement does so in 50.7 per cent - within a single percentage point of perfect neutrality. This was not expected. The position effect had been described earlier in this chapter as a property of prompt reading rather than of model identity, and therefore as something a model swap could not address; the measurement contradicts that reasoning, and the reasoning was wrong rather than the measurement.</w:t>
+      </w:r>
+    </w:p>
+    <w:p>
+      <w:pPr>
+        <w:spacing w:after="120" w:line="360"/>
+        <w:jc w:val="both"/>
+      </w:pPr>
+      <w:r>
+        <w:rPr>
+          <w:rFonts w:ascii="Times New Roman" w:cs="Times New Roman" w:eastAsia="Times New Roman" w:hAnsi="Times New Roman"/>
+          <w:b w:val="false"/>
+          <w:bCs w:val="false"/>
+          <w:i w:val="false"/>
+          <w:iCs w:val="false"/>
+          <w:caps w:val="false"/>
+          <w:sz w:val="24"/>
+          <w:szCs w:val="24"/>
+        </w:rPr>
+        <w:t xml:space="preserve">The identity result does not support the simpler claim that might have been made, and is reported as it stands. The replacement does not land on parity: it leans toward the Mistral candidate in 64.8 per cent of questions, which is 14.8 points from parity against the original's 12.7 points in the opposite direction. On the raw identity measure the replacement is marginally worse, and the lean has changed sign rather than disappeared.</w:t>
+      </w:r>
+    </w:p>
+    <w:p>
+      <w:pPr>
+        <w:spacing w:after="120" w:line="360"/>
+        <w:jc w:val="both"/>
+      </w:pPr>
+      <w:r>
+        <w:rPr>
+          <w:rFonts w:ascii="Times New Roman" w:cs="Times New Roman" w:eastAsia="Times New Roman" w:hAnsi="Times New Roman"/>
+          <w:b w:val="false"/>
+          <w:bCs w:val="false"/>
+          <w:i w:val="false"/>
+          <w:iCs w:val="false"/>
+          <w:caps w:val="false"/>
+          <w:sz w:val="24"/>
+          <w:szCs w:val="24"/>
+        </w:rPr>
+        <w:t xml:space="preserve">That lean cannot be self-preference, because gemma2:9b has no answer of its own among the two it is merging. The obvious candidate explanation is length, and testing it accounts for about half the gap. The replacement compresses hard - 131 words on average against the original's 223 - so it must discard more, and the LLaMA 3 candidate is the longer source at 366 words against 317. Restricting to length-matched pairs moves the replacement from 35.2 per cent to 42.7 per cent, which is 7.3 points from parity; the same restriction moves the original the other way, from 62.7 to 65.5 per cent, confirming that length never explained the original's bias.</w:t>
+      </w:r>
+    </w:p>
+    <w:p>
+      <w:pPr>
+        <w:spacing w:after="120" w:line="360"/>
+        <w:jc w:val="both"/>
+      </w:pPr>
+      <w:r>
+        <w:rPr>
+          <w:rFonts w:ascii="Times New Roman" w:cs="Times New Roman" w:eastAsia="Times New Roman" w:hAnsi="Times New Roman"/>
+          <w:b w:val="false"/>
+          <w:bCs w:val="false"/>
+          <w:i w:val="false"/>
+          <w:iCs w:val="false"/>
+          <w:caps w:val="false"/>
+          <w:sz w:val="24"/>
+          <w:szCs w:val="24"/>
+        </w:rPr>
+        <w:t xml:space="preserve">The honest summary is therefore three-part. The replacement eliminates the position effect, which was the larger structural defect. It eliminates self-preference by construction, since it has no self. It introduces a smaller, length-mediated lean toward the shorter source, which is a different and more tractable problem than an evaluator favouring its own output, and which an extractive selector would remove entirely. It also respects the 150-word instruction that the original exceeded by up to a factor of 3.6.</w:t>
+      </w:r>
+    </w:p>
+    <w:p>
+      <w:pPr>
+        <w:spacing w:after="120" w:line="360"/>
+        <w:jc w:val="both"/>
+      </w:pPr>
+      <w:r>
+        <w:rPr>
+          <w:rFonts w:ascii="Times New Roman" w:cs="Times New Roman" w:eastAsia="Times New Roman" w:hAnsi="Times New Roman"/>
+          <w:b w:val="false"/>
+          <w:bCs w:val="false"/>
+          <w:i w:val="false"/>
+          <w:iCs w:val="false"/>
+          <w:caps w:val="false"/>
+          <w:sz w:val="24"/>
+          <w:szCs w:val="24"/>
+        </w:rPr>
+        <w:t xml:space="preserve">What remains unaddressed is that the per-question coin flip only ever made the position effect unbiased with respect to identity rather than absent - and for the live service, which fixed LLaMA 3 in slot one, not even that. Chapter 8 discusses extractive selection as the remedy that would remove both the residual position sensitivity and the length-mediated lean by construction.</w:t>
       </w:r>
     </w:p>
     <w:p>

--- a/deliverables/BE_Project_Report_Agentic_Multi_LLM.docx
+++ b/deliverables/BE_Project_Report_Agentic_Multi_LLM.docx
@@ -2065,7 +2065,6 @@
         <w:pStyle w:val="Heading1"/>
         <w:spacing w:after="240" w:before="240"/>
       </w:pPr>
-      <w:bookmarkStart w:name="_Toc1" w:id="1"/>
       <w:r>
         <w:rPr>
           <w:rFonts w:ascii="Times New Roman" w:cs="Times New Roman" w:eastAsia="Times New Roman" w:hAnsi="Times New Roman"/>
@@ -2079,7 +2078,6 @@
         </w:rPr>
         <w:t xml:space="preserve">Acknowledgements</w:t>
       </w:r>
-      <w:bookmarkEnd w:id="1"/>
     </w:p>
     <w:p>
       <w:pPr>
@@ -2167,7 +2165,6 @@
         <w:pStyle w:val="Heading1"/>
         <w:spacing w:after="240" w:before="240"/>
       </w:pPr>
-      <w:bookmarkStart w:name="_Toc2" w:id="2"/>
       <w:r>
         <w:rPr>
           <w:rFonts w:ascii="Times New Roman" w:cs="Times New Roman" w:eastAsia="Times New Roman" w:hAnsi="Times New Roman"/>
@@ -2181,7 +2178,6 @@
         </w:rPr>
         <w:t xml:space="preserve">Abstract</w:t>
       </w:r>
-      <w:bookmarkEnd w:id="2"/>
     </w:p>
     <w:p>
       <w:pPr>
@@ -2269,7 +2265,6 @@
         <w:pStyle w:val="Heading1"/>
         <w:spacing w:after="240" w:before="240"/>
       </w:pPr>
-      <w:bookmarkStart w:name="_Toc3" w:id="3"/>
       <w:r>
         <w:rPr>
           <w:rFonts w:ascii="Times New Roman" w:cs="Times New Roman" w:eastAsia="Times New Roman" w:hAnsi="Times New Roman"/>
@@ -2283,2562 +2278,3307 @@
         </w:rPr>
         <w:t xml:space="preserve">Table of Contents</w:t>
       </w:r>
-      <w:bookmarkEnd w:id="3"/>
-    </w:p>
-    <w:sdt>
-      <w:sdtPr>
-        <w:alias w:val="Right-click and choose “Update Field” to populate this table."/>
-      </w:sdtPr>
-      <w:sdtContent>
-        <w:p>
-          <w:pPr>
-            <w:pStyle w:val="TOC1"/>
-            <w:tabs>
-              <w:tab w:val="right" w:pos="8666" w:leader="dot"/>
-            </w:tabs>
-          </w:pPr>
-          <w:r>
-            <w:fldChar w:fldCharType="begin" w:dirty="true"/>
-            <w:instrText xml:space="preserve">TOC \h \o "1-2"</w:instrText>
-            <w:fldChar w:fldCharType="separate"/>
-          </w:r>
-          <w:hyperlink w:history="1" w:anchor="_Toc1">
-            <w:r>
-              <w:t xml:space="preserve">Acknowledgements</w:t>
-            </w:r>
-            <w:r>
-              <w:tab/>
-            </w:r>
-            <w:r>
-              <w:fldChar w:fldCharType="begin" w:dirty="true"/>
-              <w:instrText xml:space="preserve">PAGEREF _Toc1 \h</w:instrText>
-              <w:fldChar w:fldCharType="separate"/>
-              <w:fldChar w:fldCharType="end"/>
-            </w:r>
-          </w:hyperlink>
-        </w:p>
-        <w:p>
-          <w:pPr>
-            <w:pStyle w:val="TOC1"/>
-            <w:tabs>
-              <w:tab w:val="right" w:pos="8666" w:leader="dot"/>
-            </w:tabs>
-          </w:pPr>
-          <w:hyperlink w:history="1" w:anchor="_Toc2">
-            <w:r>
-              <w:t xml:space="preserve">Abstract</w:t>
-            </w:r>
-            <w:r>
-              <w:tab/>
-            </w:r>
-            <w:r>
-              <w:fldChar w:fldCharType="begin" w:dirty="true"/>
-              <w:instrText xml:space="preserve">PAGEREF _Toc2 \h</w:instrText>
-              <w:fldChar w:fldCharType="separate"/>
-              <w:fldChar w:fldCharType="end"/>
-            </w:r>
-          </w:hyperlink>
-        </w:p>
-        <w:p>
-          <w:pPr>
-            <w:pStyle w:val="TOC1"/>
-            <w:tabs>
-              <w:tab w:val="right" w:pos="8666" w:leader="dot"/>
-            </w:tabs>
-          </w:pPr>
-          <w:hyperlink w:history="1" w:anchor="_Toc3">
-            <w:r>
-              <w:t xml:space="preserve">Table of Contents</w:t>
-            </w:r>
-            <w:r>
-              <w:tab/>
-            </w:r>
-            <w:r>
-              <w:fldChar w:fldCharType="begin" w:dirty="true"/>
-              <w:instrText xml:space="preserve">PAGEREF _Toc3 \h</w:instrText>
-              <w:fldChar w:fldCharType="separate"/>
-              <w:fldChar w:fldCharType="end"/>
-            </w:r>
-          </w:hyperlink>
-        </w:p>
-        <w:p>
-          <w:pPr>
-            <w:pStyle w:val="TOC1"/>
-            <w:tabs>
-              <w:tab w:val="right" w:pos="8666" w:leader="dot"/>
-            </w:tabs>
-          </w:pPr>
-          <w:hyperlink w:history="1" w:anchor="_Toc4">
-            <w:r>
-              <w:t xml:space="preserve">List of Figures</w:t>
-            </w:r>
-            <w:r>
-              <w:tab/>
-            </w:r>
-            <w:r>
-              <w:fldChar w:fldCharType="begin" w:dirty="true"/>
-              <w:instrText xml:space="preserve">PAGEREF _Toc4 \h</w:instrText>
-              <w:fldChar w:fldCharType="separate"/>
-              <w:fldChar w:fldCharType="end"/>
-            </w:r>
-          </w:hyperlink>
-        </w:p>
-        <w:p>
-          <w:pPr>
-            <w:pStyle w:val="TOC1"/>
-            <w:tabs>
-              <w:tab w:val="right" w:pos="8666" w:leader="dot"/>
-            </w:tabs>
-          </w:pPr>
-          <w:hyperlink w:history="1" w:anchor="_Toc5">
-            <w:r>
-              <w:t xml:space="preserve">List of Tables</w:t>
-            </w:r>
-            <w:r>
-              <w:tab/>
-            </w:r>
-            <w:r>
-              <w:fldChar w:fldCharType="begin" w:dirty="true"/>
-              <w:instrText xml:space="preserve">PAGEREF _Toc5 \h</w:instrText>
-              <w:fldChar w:fldCharType="separate"/>
-              <w:fldChar w:fldCharType="end"/>
-            </w:r>
-          </w:hyperlink>
-        </w:p>
-        <w:p>
-          <w:pPr>
-            <w:pStyle w:val="TOC1"/>
-            <w:tabs>
-              <w:tab w:val="right" w:pos="8666" w:leader="dot"/>
-            </w:tabs>
-          </w:pPr>
-          <w:hyperlink w:history="1" w:anchor="_Toc6">
-            <w:r>
-              <w:t xml:space="preserve">List of Symbols and Abbreviations</w:t>
-            </w:r>
-            <w:r>
-              <w:tab/>
-            </w:r>
-            <w:r>
-              <w:fldChar w:fldCharType="begin" w:dirty="true"/>
-              <w:instrText xml:space="preserve">PAGEREF _Toc6 \h</w:instrText>
-              <w:fldChar w:fldCharType="separate"/>
-              <w:fldChar w:fldCharType="end"/>
-            </w:r>
-          </w:hyperlink>
-        </w:p>
-        <w:p>
-          <w:pPr>
-            <w:pStyle w:val="TOC1"/>
-            <w:tabs>
-              <w:tab w:val="right" w:pos="8666" w:leader="dot"/>
-            </w:tabs>
-          </w:pPr>
-          <w:hyperlink w:history="1" w:anchor="_Toc7">
-            <w:r>
-              <w:t xml:space="preserve">Chapter 1    Introduction</w:t>
-            </w:r>
-            <w:r>
-              <w:tab/>
-            </w:r>
-            <w:r>
-              <w:fldChar w:fldCharType="begin" w:dirty="true"/>
-              <w:instrText xml:space="preserve">PAGEREF _Toc7 \h</w:instrText>
-              <w:fldChar w:fldCharType="separate"/>
-              <w:fldChar w:fldCharType="end"/>
-            </w:r>
-          </w:hyperlink>
-        </w:p>
-        <w:p>
-          <w:pPr>
-            <w:pStyle w:val="TOC2"/>
-            <w:tabs>
-              <w:tab w:val="right" w:pos="8666" w:leader="dot"/>
-            </w:tabs>
-            <w:ind w:left="220"/>
-          </w:pPr>
-          <w:hyperlink w:history="1" w:anchor="_Toc8">
-            <w:r>
-              <w:t xml:space="preserve">1.1    Background</w:t>
-            </w:r>
-            <w:r>
-              <w:tab/>
-            </w:r>
-            <w:r>
-              <w:fldChar w:fldCharType="begin" w:dirty="true"/>
-              <w:instrText xml:space="preserve">PAGEREF _Toc8 \h</w:instrText>
-              <w:fldChar w:fldCharType="separate"/>
-              <w:fldChar w:fldCharType="end"/>
-            </w:r>
-          </w:hyperlink>
-        </w:p>
-        <w:p>
-          <w:pPr>
-            <w:pStyle w:val="TOC2"/>
-            <w:tabs>
-              <w:tab w:val="right" w:pos="8666" w:leader="dot"/>
-            </w:tabs>
-            <w:ind w:left="220"/>
-          </w:pPr>
-          <w:hyperlink w:history="1" w:anchor="_Toc9">
-            <w:r>
-              <w:t xml:space="preserve">1.2    Motivation</w:t>
-            </w:r>
-            <w:r>
-              <w:tab/>
-            </w:r>
-            <w:r>
-              <w:fldChar w:fldCharType="begin" w:dirty="true"/>
-              <w:instrText xml:space="preserve">PAGEREF _Toc9 \h</w:instrText>
-              <w:fldChar w:fldCharType="separate"/>
-              <w:fldChar w:fldCharType="end"/>
-            </w:r>
-          </w:hyperlink>
-        </w:p>
-        <w:p>
-          <w:pPr>
-            <w:pStyle w:val="TOC2"/>
-            <w:tabs>
-              <w:tab w:val="right" w:pos="8666" w:leader="dot"/>
-            </w:tabs>
-            <w:ind w:left="220"/>
-          </w:pPr>
-          <w:hyperlink w:history="1" w:anchor="_Toc10">
-            <w:r>
-              <w:t xml:space="preserve">1.3    Problem Statement</w:t>
-            </w:r>
-            <w:r>
-              <w:tab/>
-            </w:r>
-            <w:r>
-              <w:fldChar w:fldCharType="begin" w:dirty="true"/>
-              <w:instrText xml:space="preserve">PAGEREF _Toc10 \h</w:instrText>
-              <w:fldChar w:fldCharType="separate"/>
-              <w:fldChar w:fldCharType="end"/>
-            </w:r>
-          </w:hyperlink>
-        </w:p>
-        <w:p>
-          <w:pPr>
-            <w:pStyle w:val="TOC2"/>
-            <w:tabs>
-              <w:tab w:val="right" w:pos="8666" w:leader="dot"/>
-            </w:tabs>
-            <w:ind w:left="220"/>
-          </w:pPr>
-          <w:hyperlink w:history="1" w:anchor="_Toc11">
-            <w:r>
-              <w:t xml:space="preserve">1.4    Objectives</w:t>
-            </w:r>
-            <w:r>
-              <w:tab/>
-            </w:r>
-            <w:r>
-              <w:fldChar w:fldCharType="begin" w:dirty="true"/>
-              <w:instrText xml:space="preserve">PAGEREF _Toc11 \h</w:instrText>
-              <w:fldChar w:fldCharType="separate"/>
-              <w:fldChar w:fldCharType="end"/>
-            </w:r>
-          </w:hyperlink>
-        </w:p>
-        <w:p>
-          <w:pPr>
-            <w:pStyle w:val="TOC2"/>
-            <w:tabs>
-              <w:tab w:val="right" w:pos="8666" w:leader="dot"/>
-            </w:tabs>
-            <w:ind w:left="220"/>
-          </w:pPr>
-          <w:hyperlink w:history="1" w:anchor="_Toc12">
-            <w:r>
-              <w:t xml:space="preserve">1.5    Scope</w:t>
-            </w:r>
-            <w:r>
-              <w:tab/>
-            </w:r>
-            <w:r>
-              <w:fldChar w:fldCharType="begin" w:dirty="true"/>
-              <w:instrText xml:space="preserve">PAGEREF _Toc12 \h</w:instrText>
-              <w:fldChar w:fldCharType="separate"/>
-              <w:fldChar w:fldCharType="end"/>
-            </w:r>
-          </w:hyperlink>
-        </w:p>
-        <w:p>
-          <w:pPr>
-            <w:pStyle w:val="TOC2"/>
-            <w:tabs>
-              <w:tab w:val="right" w:pos="8666" w:leader="dot"/>
-            </w:tabs>
-            <w:ind w:left="220"/>
-          </w:pPr>
-          <w:hyperlink w:history="1" w:anchor="_Toc13">
-            <w:r>
-              <w:t xml:space="preserve">1.6    Limitations</w:t>
-            </w:r>
-            <w:r>
-              <w:tab/>
-            </w:r>
-            <w:r>
-              <w:fldChar w:fldCharType="begin" w:dirty="true"/>
-              <w:instrText xml:space="preserve">PAGEREF _Toc13 \h</w:instrText>
-              <w:fldChar w:fldCharType="separate"/>
-              <w:fldChar w:fldCharType="end"/>
-            </w:r>
-          </w:hyperlink>
-        </w:p>
-        <w:p>
-          <w:pPr>
-            <w:pStyle w:val="TOC2"/>
-            <w:tabs>
-              <w:tab w:val="right" w:pos="8666" w:leader="dot"/>
-            </w:tabs>
-            <w:ind w:left="220"/>
-          </w:pPr>
-          <w:hyperlink w:history="1" w:anchor="_Toc14">
-            <w:r>
-              <w:t xml:space="preserve">1.7    Contributions</w:t>
-            </w:r>
-            <w:r>
-              <w:tab/>
-            </w:r>
-            <w:r>
-              <w:fldChar w:fldCharType="begin" w:dirty="true"/>
-              <w:instrText xml:space="preserve">PAGEREF _Toc14 \h</w:instrText>
-              <w:fldChar w:fldCharType="separate"/>
-              <w:fldChar w:fldCharType="end"/>
-            </w:r>
-          </w:hyperlink>
-        </w:p>
-        <w:p>
-          <w:pPr>
-            <w:pStyle w:val="TOC2"/>
-            <w:tabs>
-              <w:tab w:val="right" w:pos="8666" w:leader="dot"/>
-            </w:tabs>
-            <w:ind w:left="220"/>
-          </w:pPr>
-          <w:hyperlink w:history="1" w:anchor="_Toc15">
-            <w:r>
-              <w:t xml:space="preserve">1.8    Organisation of the Report</w:t>
-            </w:r>
-            <w:r>
-              <w:tab/>
-            </w:r>
-            <w:r>
-              <w:fldChar w:fldCharType="begin" w:dirty="true"/>
-              <w:instrText xml:space="preserve">PAGEREF _Toc15 \h</w:instrText>
-              <w:fldChar w:fldCharType="separate"/>
-              <w:fldChar w:fldCharType="end"/>
-            </w:r>
-          </w:hyperlink>
-        </w:p>
-        <w:p>
-          <w:pPr>
-            <w:pStyle w:val="TOC1"/>
-            <w:tabs>
-              <w:tab w:val="right" w:pos="8666" w:leader="dot"/>
-            </w:tabs>
-          </w:pPr>
-          <w:hyperlink w:history="1" w:anchor="_Toc16">
-            <w:r>
-              <w:t xml:space="preserve">Chapter 2    Literature Review</w:t>
-            </w:r>
-            <w:r>
-              <w:tab/>
-            </w:r>
-            <w:r>
-              <w:fldChar w:fldCharType="begin" w:dirty="true"/>
-              <w:instrText xml:space="preserve">PAGEREF _Toc16 \h</w:instrText>
-              <w:fldChar w:fldCharType="separate"/>
-              <w:fldChar w:fldCharType="end"/>
-            </w:r>
-          </w:hyperlink>
-        </w:p>
-        <w:p>
-          <w:pPr>
-            <w:pStyle w:val="TOC2"/>
-            <w:tabs>
-              <w:tab w:val="right" w:pos="8666" w:leader="dot"/>
-            </w:tabs>
-            <w:ind w:left="220"/>
-          </w:pPr>
-          <w:hyperlink w:history="1" w:anchor="_Toc17">
-            <w:r>
-              <w:t xml:space="preserve">2.1    Overlap-Based Automatic Metrics</w:t>
-            </w:r>
-            <w:r>
-              <w:tab/>
-            </w:r>
-            <w:r>
-              <w:fldChar w:fldCharType="begin" w:dirty="true"/>
-              <w:instrText xml:space="preserve">PAGEREF _Toc17 \h</w:instrText>
-              <w:fldChar w:fldCharType="separate"/>
-              <w:fldChar w:fldCharType="end"/>
-            </w:r>
-          </w:hyperlink>
-        </w:p>
-        <w:p>
-          <w:pPr>
-            <w:pStyle w:val="TOC2"/>
-            <w:tabs>
-              <w:tab w:val="right" w:pos="8666" w:leader="dot"/>
-            </w:tabs>
-            <w:ind w:left="220"/>
-          </w:pPr>
-          <w:hyperlink w:history="1" w:anchor="_Toc18">
-            <w:r>
-              <w:t xml:space="preserve">2.2    Embedding-Based Metrics</w:t>
-            </w:r>
-            <w:r>
-              <w:tab/>
-            </w:r>
-            <w:r>
-              <w:fldChar w:fldCharType="begin" w:dirty="true"/>
-              <w:instrText xml:space="preserve">PAGEREF _Toc18 \h</w:instrText>
-              <w:fldChar w:fldCharType="separate"/>
-              <w:fldChar w:fldCharType="end"/>
-            </w:r>
-          </w:hyperlink>
-        </w:p>
-        <w:p>
-          <w:pPr>
-            <w:pStyle w:val="TOC2"/>
-            <w:tabs>
-              <w:tab w:val="right" w:pos="8666" w:leader="dot"/>
-            </w:tabs>
-            <w:ind w:left="220"/>
-          </w:pPr>
-          <w:hyperlink w:history="1" w:anchor="_Toc19">
-            <w:r>
-              <w:t xml:space="preserve">2.3    LLM-as-a-Judge</w:t>
-            </w:r>
-            <w:r>
-              <w:tab/>
-            </w:r>
-            <w:r>
-              <w:fldChar w:fldCharType="begin" w:dirty="true"/>
-              <w:instrText xml:space="preserve">PAGEREF _Toc19 \h</w:instrText>
-              <w:fldChar w:fldCharType="separate"/>
-              <w:fldChar w:fldCharType="end"/>
-            </w:r>
-          </w:hyperlink>
-        </w:p>
-        <w:p>
-          <w:pPr>
-            <w:pStyle w:val="TOC2"/>
-            <w:tabs>
-              <w:tab w:val="right" w:pos="8666" w:leader="dot"/>
-            </w:tabs>
-            <w:ind w:left="220"/>
-          </w:pPr>
-          <w:hyperlink w:history="1" w:anchor="_Toc20">
-            <w:r>
-              <w:t xml:space="preserve">2.4    Documented Biases of Model-Based Evaluators</w:t>
-            </w:r>
-            <w:r>
-              <w:tab/>
-            </w:r>
-            <w:r>
-              <w:fldChar w:fldCharType="begin" w:dirty="true"/>
-              <w:instrText xml:space="preserve">PAGEREF _Toc20 \h</w:instrText>
-              <w:fldChar w:fldCharType="separate"/>
-              <w:fldChar w:fldCharType="end"/>
-            </w:r>
-          </w:hyperlink>
-        </w:p>
-        <w:p>
-          <w:pPr>
-            <w:pStyle w:val="TOC2"/>
-            <w:tabs>
-              <w:tab w:val="right" w:pos="8666" w:leader="dot"/>
-            </w:tabs>
-            <w:ind w:left="220"/>
-          </w:pPr>
-          <w:hyperlink w:history="1" w:anchor="_Toc21">
-            <w:r>
-              <w:t xml:space="preserve">2.5    Multi-Agent Orchestration</w:t>
-            </w:r>
-            <w:r>
-              <w:tab/>
-            </w:r>
-            <w:r>
-              <w:fldChar w:fldCharType="begin" w:dirty="true"/>
-              <w:instrText xml:space="preserve">PAGEREF _Toc21 \h</w:instrText>
-              <w:fldChar w:fldCharType="separate"/>
-              <w:fldChar w:fldCharType="end"/>
-            </w:r>
-          </w:hyperlink>
-        </w:p>
-        <w:p>
-          <w:pPr>
-            <w:pStyle w:val="TOC2"/>
-            <w:tabs>
-              <w:tab w:val="right" w:pos="8666" w:leader="dot"/>
-            </w:tabs>
-            <w:ind w:left="220"/>
-          </w:pPr>
-          <w:hyperlink w:history="1" w:anchor="_Toc22">
-            <w:r>
-              <w:t xml:space="preserve">2.6    Retrieval-Augmented Generation and External Grounding</w:t>
-            </w:r>
-            <w:r>
-              <w:tab/>
-            </w:r>
-            <w:r>
-              <w:fldChar w:fldCharType="begin" w:dirty="true"/>
-              <w:instrText xml:space="preserve">PAGEREF _Toc22 \h</w:instrText>
-              <w:fldChar w:fldCharType="separate"/>
-              <w:fldChar w:fldCharType="end"/>
-            </w:r>
-          </w:hyperlink>
-        </w:p>
-        <w:p>
-          <w:pPr>
-            <w:pStyle w:val="TOC2"/>
-            <w:tabs>
-              <w:tab w:val="right" w:pos="8666" w:leader="dot"/>
-            </w:tabs>
-            <w:ind w:left="220"/>
-          </w:pPr>
-          <w:hyperlink w:history="1" w:anchor="_Toc23">
-            <w:r>
-              <w:t xml:space="preserve">2.7    Threshold Selection and Diagnostic Statistics</w:t>
-            </w:r>
-            <w:r>
-              <w:tab/>
-            </w:r>
-            <w:r>
-              <w:fldChar w:fldCharType="begin" w:dirty="true"/>
-              <w:instrText xml:space="preserve">PAGEREF _Toc23 \h</w:instrText>
-              <w:fldChar w:fldCharType="separate"/>
-              <w:fldChar w:fldCharType="end"/>
-            </w:r>
-          </w:hyperlink>
-        </w:p>
-        <w:p>
-          <w:pPr>
-            <w:pStyle w:val="TOC2"/>
-            <w:tabs>
-              <w:tab w:val="right" w:pos="8666" w:leader="dot"/>
-            </w:tabs>
-            <w:ind w:left="220"/>
-          </w:pPr>
-          <w:hyperlink w:history="1" w:anchor="_Toc24">
-            <w:r>
-              <w:t xml:space="preserve">2.8    Self-Consistency and Ensemble Approaches</w:t>
-            </w:r>
-            <w:r>
-              <w:tab/>
-            </w:r>
-            <w:r>
-              <w:fldChar w:fldCharType="begin" w:dirty="true"/>
-              <w:instrText xml:space="preserve">PAGEREF _Toc24 \h</w:instrText>
-              <w:fldChar w:fldCharType="separate"/>
-              <w:fldChar w:fldCharType="end"/>
-            </w:r>
-          </w:hyperlink>
-        </w:p>
-        <w:p>
-          <w:pPr>
-            <w:pStyle w:val="TOC2"/>
-            <w:tabs>
-              <w:tab w:val="right" w:pos="8666" w:leader="dot"/>
-            </w:tabs>
-            <w:ind w:left="220"/>
-          </w:pPr>
-          <w:hyperlink w:history="1" w:anchor="_Toc25">
-            <w:r>
-              <w:t xml:space="preserve">2.9    Calibration and Uncertainty</w:t>
-            </w:r>
-            <w:r>
-              <w:tab/>
-            </w:r>
-            <w:r>
-              <w:fldChar w:fldCharType="begin" w:dirty="true"/>
-              <w:instrText xml:space="preserve">PAGEREF _Toc25 \h</w:instrText>
-              <w:fldChar w:fldCharType="separate"/>
-              <w:fldChar w:fldCharType="end"/>
-            </w:r>
-          </w:hyperlink>
-        </w:p>
-        <w:p>
-          <w:pPr>
-            <w:pStyle w:val="TOC2"/>
-            <w:tabs>
-              <w:tab w:val="right" w:pos="8666" w:leader="dot"/>
-            </w:tabs>
-            <w:ind w:left="220"/>
-          </w:pPr>
-          <w:hyperlink w:history="1" w:anchor="_Toc26">
-            <w:r>
-              <w:t xml:space="preserve">2.10    Comparative Summary</w:t>
-            </w:r>
-            <w:r>
-              <w:tab/>
-            </w:r>
-            <w:r>
-              <w:fldChar w:fldCharType="begin" w:dirty="true"/>
-              <w:instrText xml:space="preserve">PAGEREF _Toc26 \h</w:instrText>
-              <w:fldChar w:fldCharType="separate"/>
-              <w:fldChar w:fldCharType="end"/>
-            </w:r>
-          </w:hyperlink>
-        </w:p>
-        <w:p>
-          <w:pPr>
-            <w:pStyle w:val="TOC2"/>
-            <w:tabs>
-              <w:tab w:val="right" w:pos="8666" w:leader="dot"/>
-            </w:tabs>
-            <w:ind w:left="220"/>
-          </w:pPr>
-          <w:hyperlink w:history="1" w:anchor="_Toc27">
-            <w:r>
-              <w:t xml:space="preserve">2.11    Identified Gap</w:t>
-            </w:r>
-            <w:r>
-              <w:tab/>
-            </w:r>
-            <w:r>
-              <w:fldChar w:fldCharType="begin" w:dirty="true"/>
-              <w:instrText xml:space="preserve">PAGEREF _Toc27 \h</w:instrText>
-              <w:fldChar w:fldCharType="separate"/>
-              <w:fldChar w:fldCharType="end"/>
-            </w:r>
-          </w:hyperlink>
-        </w:p>
-        <w:p>
-          <w:pPr>
-            <w:pStyle w:val="TOC1"/>
-            <w:tabs>
-              <w:tab w:val="right" w:pos="8666" w:leader="dot"/>
-            </w:tabs>
-          </w:pPr>
-          <w:hyperlink w:history="1" w:anchor="_Toc28">
-            <w:r>
-              <w:t xml:space="preserve">Chapter 3    System Architecture</w:t>
-            </w:r>
-            <w:r>
-              <w:tab/>
-            </w:r>
-            <w:r>
-              <w:fldChar w:fldCharType="begin" w:dirty="true"/>
-              <w:instrText xml:space="preserve">PAGEREF _Toc28 \h</w:instrText>
-              <w:fldChar w:fldCharType="separate"/>
-              <w:fldChar w:fldCharType="end"/>
-            </w:r>
-          </w:hyperlink>
-        </w:p>
-        <w:p>
-          <w:pPr>
-            <w:pStyle w:val="TOC2"/>
-            <w:tabs>
-              <w:tab w:val="right" w:pos="8666" w:leader="dot"/>
-            </w:tabs>
-            <w:ind w:left="220"/>
-          </w:pPr>
-          <w:hyperlink w:history="1" w:anchor="_Toc29">
-            <w:r>
-              <w:t xml:space="preserve">3.1    Design Principles</w:t>
-            </w:r>
-            <w:r>
-              <w:tab/>
-            </w:r>
-            <w:r>
-              <w:fldChar w:fldCharType="begin" w:dirty="true"/>
-              <w:instrText xml:space="preserve">PAGEREF _Toc29 \h</w:instrText>
-              <w:fldChar w:fldCharType="separate"/>
-              <w:fldChar w:fldCharType="end"/>
-            </w:r>
-          </w:hyperlink>
-        </w:p>
-        <w:p>
-          <w:pPr>
-            <w:pStyle w:val="TOC2"/>
-            <w:tabs>
-              <w:tab w:val="right" w:pos="8666" w:leader="dot"/>
-            </w:tabs>
-            <w:ind w:left="220"/>
-          </w:pPr>
-          <w:hyperlink w:history="1" w:anchor="_Toc30">
-            <w:r>
-              <w:t xml:space="preserve">3.2    Pipeline Overview</w:t>
-            </w:r>
-            <w:r>
-              <w:tab/>
-            </w:r>
-            <w:r>
-              <w:fldChar w:fldCharType="begin" w:dirty="true"/>
-              <w:instrText xml:space="preserve">PAGEREF _Toc30 \h</w:instrText>
-              <w:fldChar w:fldCharType="separate"/>
-              <w:fldChar w:fldCharType="end"/>
-            </w:r>
-          </w:hyperlink>
-        </w:p>
-        <w:p>
-          <w:pPr>
-            <w:pStyle w:val="TOC2"/>
-            <w:tabs>
-              <w:tab w:val="right" w:pos="8666" w:leader="dot"/>
-            </w:tabs>
-            <w:ind w:left="220"/>
-          </w:pPr>
-          <w:hyperlink w:history="1" w:anchor="_Toc31">
-            <w:r>
-              <w:t xml:space="preserve">3.3    Agent Roles and Model Assignment</w:t>
-            </w:r>
-            <w:r>
-              <w:tab/>
-            </w:r>
-            <w:r>
-              <w:fldChar w:fldCharType="begin" w:dirty="true"/>
-              <w:instrText xml:space="preserve">PAGEREF _Toc31 \h</w:instrText>
-              <w:fldChar w:fldCharType="separate"/>
-              <w:fldChar w:fldCharType="end"/>
-            </w:r>
-          </w:hyperlink>
-        </w:p>
-        <w:p>
-          <w:pPr>
-            <w:pStyle w:val="TOC2"/>
-            <w:tabs>
-              <w:tab w:val="right" w:pos="8666" w:leader="dot"/>
-            </w:tabs>
-            <w:ind w:left="220"/>
-          </w:pPr>
-          <w:hyperlink w:history="1" w:anchor="_Toc32">
-            <w:r>
-              <w:t xml:space="preserve">3.4    The Eight-Factor Rubric</w:t>
-            </w:r>
-            <w:r>
-              <w:tab/>
-            </w:r>
-            <w:r>
-              <w:fldChar w:fldCharType="begin" w:dirty="true"/>
-              <w:instrText xml:space="preserve">PAGEREF _Toc32 \h</w:instrText>
-              <w:fldChar w:fldCharType="separate"/>
-              <w:fldChar w:fldCharType="end"/>
-            </w:r>
-          </w:hyperlink>
-        </w:p>
-        <w:p>
-          <w:pPr>
-            <w:pStyle w:val="TOC2"/>
-            <w:tabs>
-              <w:tab w:val="right" w:pos="8666" w:leader="dot"/>
-            </w:tabs>
-            <w:ind w:left="220"/>
-          </w:pPr>
-          <w:hyperlink w:history="1" w:anchor="_Toc33">
-            <w:r>
-              <w:t xml:space="preserve">3.5    Semantic and Agreement Signals</w:t>
-            </w:r>
-            <w:r>
-              <w:tab/>
-            </w:r>
-            <w:r>
-              <w:fldChar w:fldCharType="begin" w:dirty="true"/>
-              <w:instrText xml:space="preserve">PAGEREF _Toc33 \h</w:instrText>
-              <w:fldChar w:fldCharType="separate"/>
-              <w:fldChar w:fldCharType="end"/>
-            </w:r>
-          </w:hyperlink>
-        </w:p>
-        <w:p>
-          <w:pPr>
-            <w:pStyle w:val="TOC2"/>
-            <w:tabs>
-              <w:tab w:val="right" w:pos="8666" w:leader="dot"/>
-            </w:tabs>
-            <w:ind w:left="220"/>
-          </w:pPr>
-          <w:hyperlink w:history="1" w:anchor="_Toc34">
-            <w:r>
-              <w:t xml:space="preserve">3.6    External Fact-Checking</w:t>
-            </w:r>
-            <w:r>
-              <w:tab/>
-            </w:r>
-            <w:r>
-              <w:fldChar w:fldCharType="begin" w:dirty="true"/>
-              <w:instrText xml:space="preserve">PAGEREF _Toc34 \h</w:instrText>
-              <w:fldChar w:fldCharType="separate"/>
-              <w:fldChar w:fldCharType="end"/>
-            </w:r>
-          </w:hyperlink>
-        </w:p>
-        <w:p>
-          <w:pPr>
-            <w:pStyle w:val="TOC2"/>
-            <w:tabs>
-              <w:tab w:val="right" w:pos="8666" w:leader="dot"/>
-            </w:tabs>
-            <w:ind w:left="220"/>
-          </w:pPr>
-          <w:hyperlink w:history="1" w:anchor="_Toc35">
-            <w:r>
-              <w:t xml:space="preserve">3.7    The Weighted Confidence Score</w:t>
-            </w:r>
-            <w:r>
-              <w:tab/>
-            </w:r>
-            <w:r>
-              <w:fldChar w:fldCharType="begin" w:dirty="true"/>
-              <w:instrText xml:space="preserve">PAGEREF _Toc35 \h</w:instrText>
-              <w:fldChar w:fldCharType="separate"/>
-              <w:fldChar w:fldCharType="end"/>
-            </w:r>
-          </w:hyperlink>
-        </w:p>
-        <w:p>
-          <w:pPr>
-            <w:pStyle w:val="TOC2"/>
-            <w:tabs>
-              <w:tab w:val="right" w:pos="8666" w:leader="dot"/>
-            </w:tabs>
-            <w:ind w:left="220"/>
-          </w:pPr>
-          <w:hyperlink w:history="1" w:anchor="_Toc36">
-            <w:r>
-              <w:t xml:space="preserve">3.8    Why Six Signals, and Why These Weights</w:t>
-            </w:r>
-            <w:r>
-              <w:tab/>
-            </w:r>
-            <w:r>
-              <w:fldChar w:fldCharType="begin" w:dirty="true"/>
-              <w:instrText xml:space="preserve">PAGEREF _Toc36 \h</w:instrText>
-              <w:fldChar w:fldCharType="separate"/>
-              <w:fldChar w:fldCharType="end"/>
-            </w:r>
-          </w:hyperlink>
-        </w:p>
-        <w:p>
-          <w:pPr>
-            <w:pStyle w:val="TOC2"/>
-            <w:tabs>
-              <w:tab w:val="right" w:pos="8666" w:leader="dot"/>
-            </w:tabs>
-            <w:ind w:left="220"/>
-          </w:pPr>
-          <w:hyperlink w:history="1" w:anchor="_Toc37">
-            <w:r>
-              <w:t xml:space="preserve">3.9    The Regeneration Gate</w:t>
-            </w:r>
-            <w:r>
-              <w:tab/>
-            </w:r>
-            <w:r>
-              <w:fldChar w:fldCharType="begin" w:dirty="true"/>
-              <w:instrText xml:space="preserve">PAGEREF _Toc37 \h</w:instrText>
-              <w:fldChar w:fldCharType="separate"/>
-              <w:fldChar w:fldCharType="end"/>
-            </w:r>
-          </w:hyperlink>
-        </w:p>
-        <w:p>
-          <w:pPr>
-            <w:pStyle w:val="TOC2"/>
-            <w:tabs>
-              <w:tab w:val="right" w:pos="8666" w:leader="dot"/>
-            </w:tabs>
-            <w:ind w:left="220"/>
-          </w:pPr>
-          <w:hyperlink w:history="1" w:anchor="_Toc38">
-            <w:r>
-              <w:t xml:space="preserve">3.10    Bias Controls</w:t>
-            </w:r>
-            <w:r>
-              <w:tab/>
-            </w:r>
-            <w:r>
-              <w:fldChar w:fldCharType="begin" w:dirty="true"/>
-              <w:instrText xml:space="preserve">PAGEREF _Toc38 \h</w:instrText>
-              <w:fldChar w:fldCharType="separate"/>
-              <w:fldChar w:fldCharType="end"/>
-            </w:r>
-          </w:hyperlink>
-        </w:p>
-        <w:p>
-          <w:pPr>
-            <w:pStyle w:val="TOC2"/>
-            <w:tabs>
-              <w:tab w:val="right" w:pos="8666" w:leader="dot"/>
-            </w:tabs>
-            <w:ind w:left="220"/>
-          </w:pPr>
-          <w:hyperlink w:history="1" w:anchor="_Toc39">
-            <w:r>
-              <w:t xml:space="preserve">3.11    Retrieval Subsystem</w:t>
-            </w:r>
-            <w:r>
-              <w:tab/>
-            </w:r>
-            <w:r>
-              <w:fldChar w:fldCharType="begin" w:dirty="true"/>
-              <w:instrText xml:space="preserve">PAGEREF _Toc39 \h</w:instrText>
-              <w:fldChar w:fldCharType="separate"/>
-              <w:fldChar w:fldCharType="end"/>
-            </w:r>
-          </w:hyperlink>
-        </w:p>
-        <w:p>
-          <w:pPr>
-            <w:pStyle w:val="TOC1"/>
-            <w:tabs>
-              <w:tab w:val="right" w:pos="8666" w:leader="dot"/>
-            </w:tabs>
-          </w:pPr>
-          <w:hyperlink w:history="1" w:anchor="_Toc40">
-            <w:r>
-              <w:t xml:space="preserve">Chapter 4    Implementation</w:t>
-            </w:r>
-            <w:r>
-              <w:tab/>
-            </w:r>
-            <w:r>
-              <w:fldChar w:fldCharType="begin" w:dirty="true"/>
-              <w:instrText xml:space="preserve">PAGEREF _Toc40 \h</w:instrText>
-              <w:fldChar w:fldCharType="separate"/>
-              <w:fldChar w:fldCharType="end"/>
-            </w:r>
-          </w:hyperlink>
-        </w:p>
-        <w:p>
-          <w:pPr>
-            <w:pStyle w:val="TOC2"/>
-            <w:tabs>
-              <w:tab w:val="right" w:pos="8666" w:leader="dot"/>
-            </w:tabs>
-            <w:ind w:left="220"/>
-          </w:pPr>
-          <w:hyperlink w:history="1" w:anchor="_Toc41">
-            <w:r>
-              <w:t xml:space="preserve">4.1    Technology Stack</w:t>
-            </w:r>
-            <w:r>
-              <w:tab/>
-            </w:r>
-            <w:r>
-              <w:fldChar w:fldCharType="begin" w:dirty="true"/>
-              <w:instrText xml:space="preserve">PAGEREF _Toc41 \h</w:instrText>
-              <w:fldChar w:fldCharType="separate"/>
-              <w:fldChar w:fldCharType="end"/>
-            </w:r>
-          </w:hyperlink>
-        </w:p>
-        <w:p>
-          <w:pPr>
-            <w:pStyle w:val="TOC2"/>
-            <w:tabs>
-              <w:tab w:val="right" w:pos="8666" w:leader="dot"/>
-            </w:tabs>
-            <w:ind w:left="220"/>
-          </w:pPr>
-          <w:hyperlink w:history="1" w:anchor="_Toc42">
-            <w:r>
-              <w:t xml:space="preserve">4.2    Agent Abstraction</w:t>
-            </w:r>
-            <w:r>
-              <w:tab/>
-            </w:r>
-            <w:r>
-              <w:fldChar w:fldCharType="begin" w:dirty="true"/>
-              <w:instrText xml:space="preserve">PAGEREF _Toc42 \h</w:instrText>
-              <w:fldChar w:fldCharType="separate"/>
-              <w:fldChar w:fldCharType="end"/>
-            </w:r>
-          </w:hyperlink>
-        </w:p>
-        <w:p>
-          <w:pPr>
-            <w:pStyle w:val="TOC2"/>
-            <w:tabs>
-              <w:tab w:val="right" w:pos="8666" w:leader="dot"/>
-            </w:tabs>
-            <w:ind w:left="220"/>
-          </w:pPr>
-          <w:hyperlink w:history="1" w:anchor="_Toc43">
-            <w:r>
-              <w:t xml:space="preserve">4.3    Prompt Design</w:t>
-            </w:r>
-            <w:r>
-              <w:tab/>
-            </w:r>
-            <w:r>
-              <w:fldChar w:fldCharType="begin" w:dirty="true"/>
-              <w:instrText xml:space="preserve">PAGEREF _Toc43 \h</w:instrText>
-              <w:fldChar w:fldCharType="separate"/>
-              <w:fldChar w:fldCharType="end"/>
-            </w:r>
-          </w:hyperlink>
-        </w:p>
-        <w:p>
-          <w:pPr>
-            <w:pStyle w:val="TOC2"/>
-            <w:tabs>
-              <w:tab w:val="right" w:pos="8666" w:leader="dot"/>
-            </w:tabs>
-            <w:ind w:left="220"/>
-          </w:pPr>
-          <w:hyperlink w:history="1" w:anchor="_Toc44">
-            <w:r>
-              <w:t xml:space="preserve">4.4    Concurrency and Memory Constraints</w:t>
-            </w:r>
-            <w:r>
-              <w:tab/>
-            </w:r>
-            <w:r>
-              <w:fldChar w:fldCharType="begin" w:dirty="true"/>
-              <w:instrText xml:space="preserve">PAGEREF _Toc44 \h</w:instrText>
-              <w:fldChar w:fldCharType="separate"/>
-              <w:fldChar w:fldCharType="end"/>
-            </w:r>
-          </w:hyperlink>
-        </w:p>
-        <w:p>
-          <w:pPr>
-            <w:pStyle w:val="TOC2"/>
-            <w:tabs>
-              <w:tab w:val="right" w:pos="8666" w:leader="dot"/>
-            </w:tabs>
-            <w:ind w:left="220"/>
-          </w:pPr>
-          <w:hyperlink w:history="1" w:anchor="_Toc45">
-            <w:r>
-              <w:t xml:space="preserve">4.5    Streaming Interface</w:t>
-            </w:r>
-            <w:r>
-              <w:tab/>
-            </w:r>
-            <w:r>
-              <w:fldChar w:fldCharType="begin" w:dirty="true"/>
-              <w:instrText xml:space="preserve">PAGEREF _Toc45 \h</w:instrText>
-              <w:fldChar w:fldCharType="separate"/>
-              <w:fldChar w:fldCharType="end"/>
-            </w:r>
-          </w:hyperlink>
-        </w:p>
-        <w:p>
-          <w:pPr>
-            <w:pStyle w:val="TOC2"/>
-            <w:tabs>
-              <w:tab w:val="right" w:pos="8666" w:leader="dot"/>
-            </w:tabs>
-            <w:ind w:left="220"/>
-          </w:pPr>
-          <w:hyperlink w:history="1" w:anchor="_Toc46">
-            <w:r>
-              <w:t xml:space="preserve">4.6    The Event Protocol</w:t>
-            </w:r>
-            <w:r>
-              <w:tab/>
-            </w:r>
-            <w:r>
-              <w:fldChar w:fldCharType="begin" w:dirty="true"/>
-              <w:instrText xml:space="preserve">PAGEREF _Toc46 \h</w:instrText>
-              <w:fldChar w:fldCharType="separate"/>
-              <w:fldChar w:fldCharType="end"/>
-            </w:r>
-          </w:hyperlink>
-        </w:p>
-        <w:p>
-          <w:pPr>
-            <w:pStyle w:val="TOC2"/>
-            <w:tabs>
-              <w:tab w:val="right" w:pos="8666" w:leader="dot"/>
-            </w:tabs>
-            <w:ind w:left="220"/>
-          </w:pPr>
-          <w:hyperlink w:history="1" w:anchor="_Toc47">
-            <w:r>
-              <w:t xml:space="preserve">4.7    Frontend</w:t>
-            </w:r>
-            <w:r>
-              <w:tab/>
-            </w:r>
-            <w:r>
-              <w:fldChar w:fldCharType="begin" w:dirty="true"/>
-              <w:instrText xml:space="preserve">PAGEREF _Toc47 \h</w:instrText>
-              <w:fldChar w:fldCharType="separate"/>
-              <w:fldChar w:fldCharType="end"/>
-            </w:r>
-          </w:hyperlink>
-        </w:p>
-        <w:p>
-          <w:pPr>
-            <w:pStyle w:val="TOC2"/>
-            <w:tabs>
-              <w:tab w:val="right" w:pos="8666" w:leader="dot"/>
-            </w:tabs>
-            <w:ind w:left="220"/>
-          </w:pPr>
-          <w:hyperlink w:history="1" w:anchor="_Toc48">
-            <w:r>
-              <w:t xml:space="preserve">4.8    Retrieval Store</w:t>
-            </w:r>
-            <w:r>
-              <w:tab/>
-            </w:r>
-            <w:r>
-              <w:fldChar w:fldCharType="begin" w:dirty="true"/>
-              <w:instrText xml:space="preserve">PAGEREF _Toc48 \h</w:instrText>
-              <w:fldChar w:fldCharType="separate"/>
-              <w:fldChar w:fldCharType="end"/>
-            </w:r>
-          </w:hyperlink>
-        </w:p>
-        <w:p>
-          <w:pPr>
-            <w:pStyle w:val="TOC2"/>
-            <w:tabs>
-              <w:tab w:val="right" w:pos="8666" w:leader="dot"/>
-            </w:tabs>
-            <w:ind w:left="220"/>
-          </w:pPr>
-          <w:hyperlink w:history="1" w:anchor="_Toc49">
-            <w:r>
-              <w:t xml:space="preserve">4.9    Data Model</w:t>
-            </w:r>
-            <w:r>
-              <w:tab/>
-            </w:r>
-            <w:r>
-              <w:fldChar w:fldCharType="begin" w:dirty="true"/>
-              <w:instrText xml:space="preserve">PAGEREF _Toc49 \h</w:instrText>
-              <w:fldChar w:fldCharType="separate"/>
-              <w:fldChar w:fldCharType="end"/>
-            </w:r>
-          </w:hyperlink>
-        </w:p>
-        <w:p>
-          <w:pPr>
-            <w:pStyle w:val="TOC2"/>
-            <w:tabs>
-              <w:tab w:val="right" w:pos="8666" w:leader="dot"/>
-            </w:tabs>
-            <w:ind w:left="220"/>
-          </w:pPr>
-          <w:hyperlink w:history="1" w:anchor="_Toc50">
-            <w:r>
-              <w:t xml:space="preserve">4.10    Dataset Generation Harness</w:t>
-            </w:r>
-            <w:r>
-              <w:tab/>
-            </w:r>
-            <w:r>
-              <w:fldChar w:fldCharType="begin" w:dirty="true"/>
-              <w:instrText xml:space="preserve">PAGEREF _Toc50 \h</w:instrText>
-              <w:fldChar w:fldCharType="separate"/>
-              <w:fldChar w:fldCharType="end"/>
-            </w:r>
-          </w:hyperlink>
-        </w:p>
-        <w:p>
-          <w:pPr>
-            <w:pStyle w:val="TOC2"/>
-            <w:tabs>
-              <w:tab w:val="right" w:pos="8666" w:leader="dot"/>
-            </w:tabs>
-            <w:ind w:left="220"/>
-          </w:pPr>
-          <w:hyperlink w:history="1" w:anchor="_Toc51">
-            <w:r>
-              <w:t xml:space="preserve">4.11    Operational Incidents</w:t>
-            </w:r>
-            <w:r>
-              <w:tab/>
-            </w:r>
-            <w:r>
-              <w:fldChar w:fldCharType="begin" w:dirty="true"/>
-              <w:instrText xml:space="preserve">PAGEREF _Toc51 \h</w:instrText>
-              <w:fldChar w:fldCharType="separate"/>
-              <w:fldChar w:fldCharType="end"/>
-            </w:r>
-          </w:hyperlink>
-        </w:p>
-        <w:p>
-          <w:pPr>
-            <w:pStyle w:val="TOC2"/>
-            <w:tabs>
-              <w:tab w:val="right" w:pos="8666" w:leader="dot"/>
-            </w:tabs>
-            <w:ind w:left="220"/>
-          </w:pPr>
-          <w:hyperlink w:history="1" w:anchor="_Toc52">
-            <w:r>
-              <w:t xml:space="preserve">4.12    Resilience</w:t>
-            </w:r>
-            <w:r>
-              <w:tab/>
-            </w:r>
-            <w:r>
-              <w:fldChar w:fldCharType="begin" w:dirty="true"/>
-              <w:instrText xml:space="preserve">PAGEREF _Toc52 \h</w:instrText>
-              <w:fldChar w:fldCharType="separate"/>
-              <w:fldChar w:fldCharType="end"/>
-            </w:r>
-          </w:hyperlink>
-        </w:p>
-        <w:p>
-          <w:pPr>
-            <w:pStyle w:val="TOC1"/>
-            <w:tabs>
-              <w:tab w:val="right" w:pos="8666" w:leader="dot"/>
-            </w:tabs>
-          </w:pPr>
-          <w:hyperlink w:history="1" w:anchor="_Toc53">
-            <w:r>
-              <w:t xml:space="preserve">Chapter 5    Experiments and Results</w:t>
-            </w:r>
-            <w:r>
-              <w:tab/>
-            </w:r>
-            <w:r>
-              <w:fldChar w:fldCharType="begin" w:dirty="true"/>
-              <w:instrText xml:space="preserve">PAGEREF _Toc53 \h</w:instrText>
-              <w:fldChar w:fldCharType="separate"/>
-              <w:fldChar w:fldCharType="end"/>
-            </w:r>
-          </w:hyperlink>
-        </w:p>
-        <w:p>
-          <w:pPr>
-            <w:pStyle w:val="TOC2"/>
-            <w:tabs>
-              <w:tab w:val="right" w:pos="8666" w:leader="dot"/>
-            </w:tabs>
-            <w:ind w:left="220"/>
-          </w:pPr>
-          <w:hyperlink w:history="1" w:anchor="_Toc54">
-            <w:r>
-              <w:t xml:space="preserve">5.1    Experimental Setup</w:t>
-            </w:r>
-            <w:r>
-              <w:tab/>
-            </w:r>
-            <w:r>
-              <w:fldChar w:fldCharType="begin" w:dirty="true"/>
-              <w:instrText xml:space="preserve">PAGEREF _Toc54 \h</w:instrText>
-              <w:fldChar w:fldCharType="separate"/>
-              <w:fldChar w:fldCharType="end"/>
-            </w:r>
-          </w:hyperlink>
-        </w:p>
-        <w:p>
-          <w:pPr>
-            <w:pStyle w:val="TOC2"/>
-            <w:tabs>
-              <w:tab w:val="right" w:pos="8666" w:leader="dot"/>
-            </w:tabs>
-            <w:ind w:left="220"/>
-          </w:pPr>
-          <w:hyperlink w:history="1" w:anchor="_Toc55">
-            <w:r>
-              <w:t xml:space="preserve">5.2    Corpus Characteristics</w:t>
-            </w:r>
-            <w:r>
-              <w:tab/>
-            </w:r>
-            <w:r>
-              <w:fldChar w:fldCharType="begin" w:dirty="true"/>
-              <w:instrText xml:space="preserve">PAGEREF _Toc55 \h</w:instrText>
-              <w:fldChar w:fldCharType="separate"/>
-              <w:fldChar w:fldCharType="end"/>
-            </w:r>
-          </w:hyperlink>
-        </w:p>
-        <w:p>
-          <w:pPr>
-            <w:pStyle w:val="TOC2"/>
-            <w:tabs>
-              <w:tab w:val="right" w:pos="8666" w:leader="dot"/>
-            </w:tabs>
-            <w:ind w:left="220"/>
-          </w:pPr>
-          <w:hyperlink w:history="1" w:anchor="_Toc56">
-            <w:r>
-              <w:t xml:space="preserve">5.3    Regeneration Behaviour</w:t>
-            </w:r>
-            <w:r>
-              <w:tab/>
-            </w:r>
-            <w:r>
-              <w:fldChar w:fldCharType="begin" w:dirty="true"/>
-              <w:instrText xml:space="preserve">PAGEREF _Toc56 \h</w:instrText>
-              <w:fldChar w:fldCharType="separate"/>
-              <w:fldChar w:fldCharType="end"/>
-            </w:r>
-          </w:hyperlink>
-        </w:p>
-        <w:p>
-          <w:pPr>
-            <w:pStyle w:val="TOC2"/>
-            <w:tabs>
-              <w:tab w:val="right" w:pos="8666" w:leader="dot"/>
-            </w:tabs>
-            <w:ind w:left="220"/>
-          </w:pPr>
-          <w:hyperlink w:history="1" w:anchor="_Toc57">
-            <w:r>
-              <w:t xml:space="preserve">5.4    Does Regeneration Improve the Answer?</w:t>
-            </w:r>
-            <w:r>
-              <w:tab/>
-            </w:r>
-            <w:r>
-              <w:fldChar w:fldCharType="begin" w:dirty="true"/>
-              <w:instrText xml:space="preserve">PAGEREF _Toc57 \h</w:instrText>
-              <w:fldChar w:fldCharType="separate"/>
-              <w:fldChar w:fldCharType="end"/>
-            </w:r>
-          </w:hyperlink>
-        </w:p>
-        <w:p>
-          <w:pPr>
-            <w:pStyle w:val="TOC2"/>
-            <w:tabs>
-              <w:tab w:val="right" w:pos="8666" w:leader="dot"/>
-            </w:tabs>
-            <w:ind w:left="220"/>
-          </w:pPr>
-          <w:hyperlink w:history="1" w:anchor="_Toc58">
-            <w:r>
-              <w:t xml:space="preserve">5.5    Judge Selection: Four Models and a Methodology Error</w:t>
-            </w:r>
-            <w:r>
-              <w:tab/>
-            </w:r>
-            <w:r>
-              <w:fldChar w:fldCharType="begin" w:dirty="true"/>
-              <w:instrText xml:space="preserve">PAGEREF _Toc58 \h</w:instrText>
-              <w:fldChar w:fldCharType="separate"/>
-              <w:fldChar w:fldCharType="end"/>
-            </w:r>
-          </w:hyperlink>
-        </w:p>
-        <w:p>
-          <w:pPr>
-            <w:pStyle w:val="TOC2"/>
-            <w:tabs>
-              <w:tab w:val="right" w:pos="8666" w:leader="dot"/>
-            </w:tabs>
-            <w:ind w:left="220"/>
-          </w:pPr>
-          <w:hyperlink w:history="1" w:anchor="_Toc59">
-            <w:r>
-              <w:t xml:space="preserve">5.6    Calibrating the Rubric: Four Revisions</w:t>
-            </w:r>
-            <w:r>
-              <w:tab/>
-            </w:r>
-            <w:r>
-              <w:fldChar w:fldCharType="begin" w:dirty="true"/>
-              <w:instrText xml:space="preserve">PAGEREF _Toc59 \h</w:instrText>
-              <w:fldChar w:fldCharType="separate"/>
-              <w:fldChar w:fldCharType="end"/>
-            </w:r>
-          </w:hyperlink>
-        </w:p>
-        <w:p>
-          <w:pPr>
-            <w:pStyle w:val="TOC2"/>
-            <w:tabs>
-              <w:tab w:val="right" w:pos="8666" w:leader="dot"/>
-            </w:tabs>
-            <w:ind w:left="220"/>
-          </w:pPr>
-          <w:hyperlink w:history="1" w:anchor="_Toc60">
-            <w:r>
-              <w:t xml:space="preserve">5.7    An Evaluator Coupling Error</w:t>
-            </w:r>
-            <w:r>
-              <w:tab/>
-            </w:r>
-            <w:r>
-              <w:fldChar w:fldCharType="begin" w:dirty="true"/>
-              <w:instrText xml:space="preserve">PAGEREF _Toc60 \h</w:instrText>
-              <w:fldChar w:fldCharType="separate"/>
-              <w:fldChar w:fldCharType="end"/>
-            </w:r>
-          </w:hyperlink>
-        </w:p>
-        <w:p>
-          <w:pPr>
-            <w:pStyle w:val="TOC2"/>
-            <w:tabs>
-              <w:tab w:val="right" w:pos="8666" w:leader="dot"/>
-            </w:tabs>
-            <w:ind w:left="220"/>
-          </w:pPr>
-          <w:hyperlink w:history="1" w:anchor="_Toc61">
-            <w:r>
-              <w:t xml:space="preserve">5.8    Verifier Discrimination</w:t>
-            </w:r>
-            <w:r>
-              <w:tab/>
-            </w:r>
-            <w:r>
-              <w:fldChar w:fldCharType="begin" w:dirty="true"/>
-              <w:instrText xml:space="preserve">PAGEREF _Toc61 \h</w:instrText>
-              <w:fldChar w:fldCharType="separate"/>
-              <w:fldChar w:fldCharType="end"/>
-            </w:r>
-          </w:hyperlink>
-        </w:p>
-        <w:p>
-          <w:pPr>
-            <w:pStyle w:val="TOC2"/>
-            <w:tabs>
-              <w:tab w:val="right" w:pos="8666" w:leader="dot"/>
-            </w:tabs>
-            <w:ind w:left="220"/>
-          </w:pPr>
-          <w:hyperlink w:history="1" w:anchor="_Toc62">
-            <w:r>
-              <w:t xml:space="preserve">5.9    Per-Criterion Score Behaviour</w:t>
-            </w:r>
-            <w:r>
-              <w:tab/>
-            </w:r>
-            <w:r>
-              <w:fldChar w:fldCharType="begin" w:dirty="true"/>
-              <w:instrText xml:space="preserve">PAGEREF _Toc62 \h</w:instrText>
-              <w:fldChar w:fldCharType="separate"/>
-              <w:fldChar w:fldCharType="end"/>
-            </w:r>
-          </w:hyperlink>
-        </w:p>
-        <w:p>
-          <w:pPr>
-            <w:pStyle w:val="TOC2"/>
-            <w:tabs>
-              <w:tab w:val="right" w:pos="8666" w:leader="dot"/>
-            </w:tabs>
-            <w:ind w:left="220"/>
-          </w:pPr>
-          <w:hyperlink w:history="1" w:anchor="_Toc63">
-            <w:r>
-              <w:t xml:space="preserve">5.10    Inter-Evaluator and Cross-Model Agreement</w:t>
-            </w:r>
-            <w:r>
-              <w:tab/>
-            </w:r>
-            <w:r>
-              <w:fldChar w:fldCharType="begin" w:dirty="true"/>
-              <w:instrText xml:space="preserve">PAGEREF _Toc63 \h</w:instrText>
-              <w:fldChar w:fldCharType="separate"/>
-              <w:fldChar w:fldCharType="end"/>
-            </w:r>
-          </w:hyperlink>
-        </w:p>
-        <w:p>
-          <w:pPr>
-            <w:pStyle w:val="TOC2"/>
-            <w:tabs>
-              <w:tab w:val="right" w:pos="8666" w:leader="dot"/>
-            </w:tabs>
-            <w:ind w:left="220"/>
-          </w:pPr>
-          <w:hyperlink w:history="1" w:anchor="_Toc64">
-            <w:r>
-              <w:t xml:space="preserve">5.11    Are the Six Signals Independent?</w:t>
-            </w:r>
-            <w:r>
-              <w:tab/>
-            </w:r>
-            <w:r>
-              <w:fldChar w:fldCharType="begin" w:dirty="true"/>
-              <w:instrText xml:space="preserve">PAGEREF _Toc64 \h</w:instrText>
-              <w:fldChar w:fldCharType="separate"/>
-              <w:fldChar w:fldCharType="end"/>
-            </w:r>
-          </w:hyperlink>
-        </w:p>
-        <w:p>
-          <w:pPr>
-            <w:pStyle w:val="TOC2"/>
-            <w:tabs>
-              <w:tab w:val="right" w:pos="8666" w:leader="dot"/>
-            </w:tabs>
-            <w:ind w:left="220"/>
-          </w:pPr>
-          <w:hyperlink w:history="1" w:anchor="_Toc65">
-            <w:r>
-              <w:t xml:space="preserve">5.12    Availability of the External Signals</w:t>
-            </w:r>
-            <w:r>
-              <w:tab/>
-            </w:r>
-            <w:r>
-              <w:fldChar w:fldCharType="begin" w:dirty="true"/>
-              <w:instrText xml:space="preserve">PAGEREF _Toc65 \h</w:instrText>
-              <w:fldChar w:fldCharType="separate"/>
-              <w:fldChar w:fldCharType="end"/>
-            </w:r>
-          </w:hyperlink>
-        </w:p>
-        <w:p>
-          <w:pPr>
-            <w:pStyle w:val="TOC2"/>
-            <w:tabs>
-              <w:tab w:val="right" w:pos="8666" w:leader="dot"/>
-            </w:tabs>
-            <w:ind w:left="220"/>
-          </w:pPr>
-          <w:hyperlink w:history="1" w:anchor="_Toc66">
-            <w:r>
-              <w:t xml:space="preserve">5.13    Position Skew in the Judge</w:t>
-            </w:r>
-            <w:r>
-              <w:tab/>
-            </w:r>
-            <w:r>
-              <w:fldChar w:fldCharType="begin" w:dirty="true"/>
-              <w:instrText xml:space="preserve">PAGEREF _Toc66 \h</w:instrText>
-              <w:fldChar w:fldCharType="separate"/>
-              <w:fldChar w:fldCharType="end"/>
-            </w:r>
-          </w:hyperlink>
-        </w:p>
-        <w:p>
-          <w:pPr>
-            <w:pStyle w:val="TOC2"/>
-            <w:tabs>
-              <w:tab w:val="right" w:pos="8666" w:leader="dot"/>
-            </w:tabs>
-            <w:ind w:left="220"/>
-          </w:pPr>
-          <w:hyperlink w:history="1" w:anchor="_Toc67">
-            <w:r>
-              <w:t xml:space="preserve">5.14    Comparing the Two Generators</w:t>
-            </w:r>
-            <w:r>
-              <w:tab/>
-            </w:r>
-            <w:r>
-              <w:fldChar w:fldCharType="begin" w:dirty="true"/>
-              <w:instrText xml:space="preserve">PAGEREF _Toc67 \h</w:instrText>
-              <w:fldChar w:fldCharType="separate"/>
-              <w:fldChar w:fldCharType="end"/>
-            </w:r>
-          </w:hyperlink>
-        </w:p>
-        <w:p>
-          <w:pPr>
-            <w:pStyle w:val="TOC2"/>
-            <w:tabs>
-              <w:tab w:val="right" w:pos="8666" w:leader="dot"/>
-            </w:tabs>
-            <w:ind w:left="220"/>
-          </w:pPr>
-          <w:hyperlink w:history="1" w:anchor="_Toc68">
-            <w:r>
-              <w:t xml:space="preserve">5.15    Computational Cost</w:t>
-            </w:r>
-            <w:r>
-              <w:tab/>
-            </w:r>
-            <w:r>
-              <w:fldChar w:fldCharType="begin" w:dirty="true"/>
-              <w:instrText xml:space="preserve">PAGEREF _Toc68 \h</w:instrText>
-              <w:fldChar w:fldCharType="separate"/>
-              <w:fldChar w:fldCharType="end"/>
-            </w:r>
-          </w:hyperlink>
-        </w:p>
-        <w:p>
-          <w:pPr>
-            <w:pStyle w:val="TOC2"/>
-            <w:tabs>
-              <w:tab w:val="right" w:pos="8666" w:leader="dot"/>
-            </w:tabs>
-            <w:ind w:left="220"/>
-          </w:pPr>
-          <w:hyperlink w:history="1" w:anchor="_Toc69">
-            <w:r>
-              <w:t xml:space="preserve">5.16    Threshold Calibration: the Censoring Problem</w:t>
-            </w:r>
-            <w:r>
-              <w:tab/>
-            </w:r>
-            <w:r>
-              <w:fldChar w:fldCharType="begin" w:dirty="true"/>
-              <w:instrText xml:space="preserve">PAGEREF _Toc69 \h</w:instrText>
-              <w:fldChar w:fldCharType="separate"/>
-              <w:fldChar w:fldCharType="end"/>
-            </w:r>
-          </w:hyperlink>
-        </w:p>
-        <w:p>
-          <w:pPr>
-            <w:pStyle w:val="TOC2"/>
-            <w:tabs>
-              <w:tab w:val="right" w:pos="8666" w:leader="dot"/>
-            </w:tabs>
-            <w:ind w:left="220"/>
-          </w:pPr>
-          <w:hyperlink w:history="1" w:anchor="_Toc70">
-            <w:r>
-              <w:t xml:space="preserve">5.17    Threshold Calibration: Three Independent Routes</w:t>
-            </w:r>
-            <w:r>
-              <w:tab/>
-            </w:r>
-            <w:r>
-              <w:fldChar w:fldCharType="begin" w:dirty="true"/>
-              <w:instrText xml:space="preserve">PAGEREF _Toc70 \h</w:instrText>
-              <w:fldChar w:fldCharType="separate"/>
-              <w:fldChar w:fldCharType="end"/>
-            </w:r>
-          </w:hyperlink>
-        </w:p>
-        <w:p>
-          <w:pPr>
-            <w:pStyle w:val="TOC2"/>
-            <w:tabs>
-              <w:tab w:val="right" w:pos="8666" w:leader="dot"/>
-            </w:tabs>
-            <w:ind w:left="220"/>
-          </w:pPr>
-          <w:hyperlink w:history="1" w:anchor="_Toc71">
-            <w:r>
-              <w:t xml:space="preserve">5.18    Threshold Calibration: Choosing the Operating Point</w:t>
-            </w:r>
-            <w:r>
-              <w:tab/>
-            </w:r>
-            <w:r>
-              <w:fldChar w:fldCharType="begin" w:dirty="true"/>
-              <w:instrText xml:space="preserve">PAGEREF _Toc71 \h</w:instrText>
-              <w:fldChar w:fldCharType="separate"/>
-              <w:fldChar w:fldCharType="end"/>
-            </w:r>
-          </w:hyperlink>
-        </w:p>
-        <w:p>
-          <w:pPr>
-            <w:pStyle w:val="TOC2"/>
-            <w:tabs>
-              <w:tab w:val="right" w:pos="8666" w:leader="dot"/>
-            </w:tabs>
-            <w:ind w:left="220"/>
-          </w:pPr>
-          <w:hyperlink w:history="1" w:anchor="_Toc72">
-            <w:r>
-              <w:t xml:space="preserve">5.19    Evaluator Bias: Measuring the Combiner</w:t>
-            </w:r>
-            <w:r>
-              <w:tab/>
-            </w:r>
-            <w:r>
-              <w:fldChar w:fldCharType="begin" w:dirty="true"/>
-              <w:instrText xml:space="preserve">PAGEREF _Toc72 \h</w:instrText>
-              <w:fldChar w:fldCharType="separate"/>
-              <w:fldChar w:fldCharType="end"/>
-            </w:r>
-          </w:hyperlink>
-        </w:p>
-        <w:p>
-          <w:pPr>
-            <w:pStyle w:val="TOC2"/>
-            <w:tabs>
-              <w:tab w:val="right" w:pos="8666" w:leader="dot"/>
-            </w:tabs>
-            <w:ind w:left="220"/>
-          </w:pPr>
-          <w:hyperlink w:history="1" w:anchor="_Toc73">
-            <w:r>
-              <w:t xml:space="preserve">5.20    Evaluator Bias: Decomposition</w:t>
-            </w:r>
-            <w:r>
-              <w:tab/>
-            </w:r>
-            <w:r>
-              <w:fldChar w:fldCharType="begin" w:dirty="true"/>
-              <w:instrText xml:space="preserve">PAGEREF _Toc73 \h</w:instrText>
-              <w:fldChar w:fldCharType="separate"/>
-              <w:fldChar w:fldCharType="end"/>
-            </w:r>
-          </w:hyperlink>
-        </w:p>
-        <w:p>
-          <w:pPr>
-            <w:pStyle w:val="TOC2"/>
-            <w:tabs>
-              <w:tab w:val="right" w:pos="8666" w:leader="dot"/>
-            </w:tabs>
-            <w:ind w:left="220"/>
-          </w:pPr>
-          <w:hyperlink w:history="1" w:anchor="_Toc74">
-            <w:r>
-              <w:t xml:space="preserve">5.21    Evaluator Bias: the Correction and its Limits</w:t>
-            </w:r>
-            <w:r>
-              <w:tab/>
-            </w:r>
-            <w:r>
-              <w:fldChar w:fldCharType="begin" w:dirty="true"/>
-              <w:instrText xml:space="preserve">PAGEREF _Toc74 \h</w:instrText>
-              <w:fldChar w:fldCharType="separate"/>
-              <w:fldChar w:fldCharType="end"/>
-            </w:r>
-          </w:hyperlink>
-        </w:p>
-        <w:p>
-          <w:pPr>
-            <w:pStyle w:val="TOC2"/>
-            <w:tabs>
-              <w:tab w:val="right" w:pos="8666" w:leader="dot"/>
-            </w:tabs>
-            <w:ind w:left="220"/>
-          </w:pPr>
-          <w:hyperlink w:history="1" w:anchor="_Toc75">
-            <w:r>
-              <w:t xml:space="preserve">5.22    Measurement Errors Detected and Corrected</w:t>
-            </w:r>
-            <w:r>
-              <w:tab/>
-            </w:r>
-            <w:r>
-              <w:fldChar w:fldCharType="begin" w:dirty="true"/>
-              <w:instrText xml:space="preserve">PAGEREF _Toc75 \h</w:instrText>
-              <w:fldChar w:fldCharType="separate"/>
-              <w:fldChar w:fldCharType="end"/>
-            </w:r>
-          </w:hyperlink>
-        </w:p>
-        <w:p>
-          <w:pPr>
-            <w:pStyle w:val="TOC2"/>
-            <w:tabs>
-              <w:tab w:val="right" w:pos="8666" w:leader="dot"/>
-            </w:tabs>
-            <w:ind w:left="220"/>
-          </w:pPr>
-          <w:hyperlink w:history="1" w:anchor="_Toc76">
-            <w:r>
-              <w:t xml:space="preserve">5.23    The Retrieval Path Was Inert Throughout</w:t>
-            </w:r>
-            <w:r>
-              <w:tab/>
-            </w:r>
-            <w:r>
-              <w:fldChar w:fldCharType="begin" w:dirty="true"/>
-              <w:instrText xml:space="preserve">PAGEREF _Toc76 \h</w:instrText>
-              <w:fldChar w:fldCharType="separate"/>
-              <w:fldChar w:fldCharType="end"/>
-            </w:r>
-          </w:hyperlink>
-        </w:p>
-        <w:p>
-          <w:pPr>
-            <w:pStyle w:val="TOC2"/>
-            <w:tabs>
-              <w:tab w:val="right" w:pos="8666" w:leader="dot"/>
-            </w:tabs>
-            <w:ind w:left="220"/>
-          </w:pPr>
-          <w:hyperlink w:history="1" w:anchor="_Toc77">
-            <w:r>
-              <w:t xml:space="preserve">5.24    Threats to Validity</w:t>
-            </w:r>
-            <w:r>
-              <w:tab/>
-            </w:r>
-            <w:r>
-              <w:fldChar w:fldCharType="begin" w:dirty="true"/>
-              <w:instrText xml:space="preserve">PAGEREF _Toc77 \h</w:instrText>
-              <w:fldChar w:fldCharType="separate"/>
-              <w:fldChar w:fldCharType="end"/>
-            </w:r>
-          </w:hyperlink>
-        </w:p>
-        <w:p>
-          <w:pPr>
-            <w:pStyle w:val="TOC1"/>
-            <w:tabs>
-              <w:tab w:val="right" w:pos="8666" w:leader="dot"/>
-            </w:tabs>
-          </w:pPr>
-          <w:hyperlink w:history="1" w:anchor="_Toc78">
-            <w:r>
-              <w:t xml:space="preserve">Chapter 6    System Testing and Validation</w:t>
-            </w:r>
-            <w:r>
-              <w:tab/>
-            </w:r>
-            <w:r>
-              <w:fldChar w:fldCharType="begin" w:dirty="true"/>
-              <w:instrText xml:space="preserve">PAGEREF _Toc78 \h</w:instrText>
-              <w:fldChar w:fldCharType="separate"/>
-              <w:fldChar w:fldCharType="end"/>
-            </w:r>
-          </w:hyperlink>
-        </w:p>
-        <w:p>
-          <w:pPr>
-            <w:pStyle w:val="TOC2"/>
-            <w:tabs>
-              <w:tab w:val="right" w:pos="8666" w:leader="dot"/>
-            </w:tabs>
-            <w:ind w:left="220"/>
-          </w:pPr>
-          <w:hyperlink w:history="1" w:anchor="_Toc79">
-            <w:r>
-              <w:t xml:space="preserve">6.1    Testing Strategy</w:t>
-            </w:r>
-            <w:r>
-              <w:tab/>
-            </w:r>
-            <w:r>
-              <w:fldChar w:fldCharType="begin" w:dirty="true"/>
-              <w:instrText xml:space="preserve">PAGEREF _Toc79 \h</w:instrText>
-              <w:fldChar w:fldCharType="separate"/>
-              <w:fldChar w:fldCharType="end"/>
-            </w:r>
-          </w:hyperlink>
-        </w:p>
-        <w:p>
-          <w:pPr>
-            <w:pStyle w:val="TOC2"/>
-            <w:tabs>
-              <w:tab w:val="right" w:pos="8666" w:leader="dot"/>
-            </w:tabs>
-            <w:ind w:left="220"/>
-          </w:pPr>
-          <w:hyperlink w:history="1" w:anchor="_Toc80">
-            <w:r>
-              <w:t xml:space="preserve">6.2    Score Computation and Renormalisation</w:t>
-            </w:r>
-            <w:r>
-              <w:tab/>
-            </w:r>
-            <w:r>
-              <w:fldChar w:fldCharType="begin" w:dirty="true"/>
-              <w:instrText xml:space="preserve">PAGEREF _Toc80 \h</w:instrText>
-              <w:fldChar w:fldCharType="separate"/>
-              <w:fldChar w:fldCharType="end"/>
-            </w:r>
-          </w:hyperlink>
-        </w:p>
-        <w:p>
-          <w:pPr>
-            <w:pStyle w:val="TOC2"/>
-            <w:tabs>
-              <w:tab w:val="right" w:pos="8666" w:leader="dot"/>
-            </w:tabs>
-            <w:ind w:left="220"/>
-          </w:pPr>
-          <w:hyperlink w:history="1" w:anchor="_Toc81">
-            <w:r>
-              <w:t xml:space="preserve">6.3    Rubric Parsing</w:t>
-            </w:r>
-            <w:r>
-              <w:tab/>
-            </w:r>
-            <w:r>
-              <w:fldChar w:fldCharType="begin" w:dirty="true"/>
-              <w:instrText xml:space="preserve">PAGEREF _Toc81 \h</w:instrText>
-              <w:fldChar w:fldCharType="separate"/>
-              <w:fldChar w:fldCharType="end"/>
-            </w:r>
-          </w:hyperlink>
-        </w:p>
-        <w:p>
-          <w:pPr>
-            <w:pStyle w:val="TOC2"/>
-            <w:tabs>
-              <w:tab w:val="right" w:pos="8666" w:leader="dot"/>
-            </w:tabs>
-            <w:ind w:left="220"/>
-          </w:pPr>
-          <w:hyperlink w:history="1" w:anchor="_Toc82">
-            <w:r>
-              <w:t xml:space="preserve">6.4    Gate and Regeneration Logic</w:t>
-            </w:r>
-            <w:r>
-              <w:tab/>
-            </w:r>
-            <w:r>
-              <w:fldChar w:fldCharType="begin" w:dirty="true"/>
-              <w:instrText xml:space="preserve">PAGEREF _Toc82 \h</w:instrText>
-              <w:fldChar w:fldCharType="separate"/>
-              <w:fldChar w:fldCharType="end"/>
-            </w:r>
-          </w:hyperlink>
-        </w:p>
-        <w:p>
-          <w:pPr>
-            <w:pStyle w:val="TOC2"/>
-            <w:tabs>
-              <w:tab w:val="right" w:pos="8666" w:leader="dot"/>
-            </w:tabs>
-            <w:ind w:left="220"/>
-          </w:pPr>
-          <w:hyperlink w:history="1" w:anchor="_Toc83">
-            <w:r>
-              <w:t xml:space="preserve">6.5    Randomisation Balance</w:t>
-            </w:r>
-            <w:r>
-              <w:tab/>
-            </w:r>
-            <w:r>
-              <w:fldChar w:fldCharType="begin" w:dirty="true"/>
-              <w:instrText xml:space="preserve">PAGEREF _Toc83 \h</w:instrText>
-              <w:fldChar w:fldCharType="separate"/>
-              <w:fldChar w:fldCharType="end"/>
-            </w:r>
-          </w:hyperlink>
-        </w:p>
-        <w:p>
-          <w:pPr>
-            <w:pStyle w:val="TOC2"/>
-            <w:tabs>
-              <w:tab w:val="right" w:pos="8666" w:leader="dot"/>
-            </w:tabs>
-            <w:ind w:left="220"/>
-          </w:pPr>
-          <w:hyperlink w:history="1" w:anchor="_Toc84">
-            <w:r>
-              <w:t xml:space="preserve">6.6    Persistence and Restart Behaviour</w:t>
-            </w:r>
-            <w:r>
-              <w:tab/>
-            </w:r>
-            <w:r>
-              <w:fldChar w:fldCharType="begin" w:dirty="true"/>
-              <w:instrText xml:space="preserve">PAGEREF _Toc84 \h</w:instrText>
-              <w:fldChar w:fldCharType="separate"/>
-              <w:fldChar w:fldCharType="end"/>
-            </w:r>
-          </w:hyperlink>
-        </w:p>
-        <w:p>
-          <w:pPr>
-            <w:pStyle w:val="TOC2"/>
-            <w:tabs>
-              <w:tab w:val="right" w:pos="8666" w:leader="dot"/>
-            </w:tabs>
-            <w:ind w:left="220"/>
-          </w:pPr>
-          <w:hyperlink w:history="1" w:anchor="_Toc85">
-            <w:r>
-              <w:t xml:space="preserve">6.7    Failure Modes and Degradation</w:t>
-            </w:r>
-            <w:r>
-              <w:tab/>
-            </w:r>
-            <w:r>
-              <w:fldChar w:fldCharType="begin" w:dirty="true"/>
-              <w:instrText xml:space="preserve">PAGEREF _Toc85 \h</w:instrText>
-              <w:fldChar w:fldCharType="separate"/>
-              <w:fldChar w:fldCharType="end"/>
-            </w:r>
-          </w:hyperlink>
-        </w:p>
-        <w:p>
-          <w:pPr>
-            <w:pStyle w:val="TOC2"/>
-            <w:tabs>
-              <w:tab w:val="right" w:pos="8666" w:leader="dot"/>
-            </w:tabs>
-            <w:ind w:left="220"/>
-          </w:pPr>
-          <w:hyperlink w:history="1" w:anchor="_Toc86">
-            <w:r>
-              <w:t xml:space="preserve">6.8    End-to-End Verification</w:t>
-            </w:r>
-            <w:r>
-              <w:tab/>
-            </w:r>
-            <w:r>
-              <w:fldChar w:fldCharType="begin" w:dirty="true"/>
-              <w:instrText xml:space="preserve">PAGEREF _Toc86 \h</w:instrText>
-              <w:fldChar w:fldCharType="separate"/>
-              <w:fldChar w:fldCharType="end"/>
-            </w:r>
-          </w:hyperlink>
-        </w:p>
-        <w:p>
-          <w:pPr>
-            <w:pStyle w:val="TOC1"/>
-            <w:tabs>
-              <w:tab w:val="right" w:pos="8666" w:leader="dot"/>
-            </w:tabs>
-          </w:pPr>
-          <w:hyperlink w:history="1" w:anchor="_Toc87">
-            <w:r>
-              <w:t xml:space="preserve">Chapter 7    Conclusion and Recommendations</w:t>
-            </w:r>
-            <w:r>
-              <w:tab/>
-            </w:r>
-            <w:r>
-              <w:fldChar w:fldCharType="begin" w:dirty="true"/>
-              <w:instrText xml:space="preserve">PAGEREF _Toc87 \h</w:instrText>
-              <w:fldChar w:fldCharType="separate"/>
-              <w:fldChar w:fldCharType="end"/>
-            </w:r>
-          </w:hyperlink>
-        </w:p>
-        <w:p>
-          <w:pPr>
-            <w:pStyle w:val="TOC2"/>
-            <w:tabs>
-              <w:tab w:val="right" w:pos="8666" w:leader="dot"/>
-            </w:tabs>
-            <w:ind w:left="220"/>
-          </w:pPr>
-          <w:hyperlink w:history="1" w:anchor="_Toc88">
-            <w:r>
-              <w:t xml:space="preserve">7.1    Conclusions</w:t>
-            </w:r>
-            <w:r>
-              <w:tab/>
-            </w:r>
-            <w:r>
-              <w:fldChar w:fldCharType="begin" w:dirty="true"/>
-              <w:instrText xml:space="preserve">PAGEREF _Toc88 \h</w:instrText>
-              <w:fldChar w:fldCharType="separate"/>
-              <w:fldChar w:fldCharType="end"/>
-            </w:r>
-          </w:hyperlink>
-        </w:p>
-        <w:p>
-          <w:pPr>
-            <w:pStyle w:val="TOC2"/>
-            <w:tabs>
-              <w:tab w:val="right" w:pos="8666" w:leader="dot"/>
-            </w:tabs>
-            <w:ind w:left="220"/>
-          </w:pPr>
-          <w:hyperlink w:history="1" w:anchor="_Toc89">
-            <w:r>
-              <w:t xml:space="preserve">7.2    Recommendations</w:t>
-            </w:r>
-            <w:r>
-              <w:tab/>
-            </w:r>
-            <w:r>
-              <w:fldChar w:fldCharType="begin" w:dirty="true"/>
-              <w:instrText xml:space="preserve">PAGEREF _Toc89 \h</w:instrText>
-              <w:fldChar w:fldCharType="separate"/>
-              <w:fldChar w:fldCharType="end"/>
-            </w:r>
-          </w:hyperlink>
-        </w:p>
-        <w:p>
-          <w:pPr>
-            <w:pStyle w:val="TOC1"/>
-            <w:tabs>
-              <w:tab w:val="right" w:pos="8666" w:leader="dot"/>
-            </w:tabs>
-          </w:pPr>
-          <w:hyperlink w:history="1" w:anchor="_Toc90">
-            <w:r>
-              <w:t xml:space="preserve">Chapter 8    Future Scope</w:t>
-            </w:r>
-            <w:r>
-              <w:tab/>
-            </w:r>
-            <w:r>
-              <w:fldChar w:fldCharType="begin" w:dirty="true"/>
-              <w:instrText xml:space="preserve">PAGEREF _Toc90 \h</w:instrText>
-              <w:fldChar w:fldCharType="separate"/>
-              <w:fldChar w:fldCharType="end"/>
-            </w:r>
-          </w:hyperlink>
-        </w:p>
-        <w:p>
-          <w:pPr>
-            <w:pStyle w:val="TOC2"/>
-            <w:tabs>
-              <w:tab w:val="right" w:pos="8666" w:leader="dot"/>
-            </w:tabs>
-            <w:ind w:left="220"/>
-          </w:pPr>
-          <w:hyperlink w:history="1" w:anchor="_Toc91">
-            <w:r>
-              <w:t xml:space="preserve">8.1    Eliminating the Position Effect by Construction</w:t>
-            </w:r>
-            <w:r>
-              <w:tab/>
-            </w:r>
-            <w:r>
-              <w:fldChar w:fldCharType="begin" w:dirty="true"/>
-              <w:instrText xml:space="preserve">PAGEREF _Toc91 \h</w:instrText>
-              <w:fldChar w:fldCharType="separate"/>
-              <w:fldChar w:fldCharType="end"/>
-            </w:r>
-          </w:hyperlink>
-        </w:p>
-        <w:p>
-          <w:pPr>
-            <w:pStyle w:val="TOC2"/>
-            <w:tabs>
-              <w:tab w:val="right" w:pos="8666" w:leader="dot"/>
-            </w:tabs>
-            <w:ind w:left="220"/>
-          </w:pPr>
-          <w:hyperlink w:history="1" w:anchor="_Toc92">
-            <w:r>
-              <w:t xml:space="preserve">8.2    A Human-Annotated Validation Study</w:t>
-            </w:r>
-            <w:r>
-              <w:tab/>
-            </w:r>
-            <w:r>
-              <w:fldChar w:fldCharType="begin" w:dirty="true"/>
-              <w:instrText xml:space="preserve">PAGEREF _Toc92 \h</w:instrText>
-              <w:fldChar w:fldCharType="separate"/>
-              <w:fldChar w:fldCharType="end"/>
-            </w:r>
-          </w:hyperlink>
-        </w:p>
-        <w:p>
-          <w:pPr>
-            <w:pStyle w:val="TOC2"/>
-            <w:tabs>
-              <w:tab w:val="right" w:pos="8666" w:leader="dot"/>
-            </w:tabs>
-            <w:ind w:left="220"/>
-          </w:pPr>
-          <w:hyperlink w:history="1" w:anchor="_Toc93">
-            <w:r>
-              <w:t xml:space="preserve">8.3    Calibrating the Retrieval Threshold</w:t>
-            </w:r>
-            <w:r>
-              <w:tab/>
-            </w:r>
-            <w:r>
-              <w:fldChar w:fldCharType="begin" w:dirty="true"/>
-              <w:instrText xml:space="preserve">PAGEREF _Toc93 \h</w:instrText>
-              <w:fldChar w:fldCharType="separate"/>
-              <w:fldChar w:fldCharType="end"/>
-            </w:r>
-          </w:hyperlink>
-        </w:p>
-        <w:p>
-          <w:pPr>
-            <w:pStyle w:val="TOC2"/>
-            <w:tabs>
-              <w:tab w:val="right" w:pos="8666" w:leader="dot"/>
-            </w:tabs>
-            <w:ind w:left="220"/>
-          </w:pPr>
-          <w:hyperlink w:history="1" w:anchor="_Toc94">
-            <w:r>
-              <w:t xml:space="preserve">8.4    Distillation of the Judge</w:t>
-            </w:r>
-            <w:r>
-              <w:tab/>
-            </w:r>
-            <w:r>
-              <w:fldChar w:fldCharType="begin" w:dirty="true"/>
-              <w:instrText xml:space="preserve">PAGEREF _Toc94 \h</w:instrText>
-              <w:fldChar w:fldCharType="separate"/>
-              <w:fldChar w:fldCharType="end"/>
-            </w:r>
-          </w:hyperlink>
-        </w:p>
-        <w:p>
-          <w:pPr>
-            <w:pStyle w:val="TOC2"/>
-            <w:tabs>
-              <w:tab w:val="right" w:pos="8666" w:leader="dot"/>
-            </w:tabs>
-            <w:ind w:left="220"/>
-          </w:pPr>
-          <w:hyperlink w:history="1" w:anchor="_Toc95">
-            <w:r>
-              <w:t xml:space="preserve">8.5    Broader Signal Set and Adaptive Weighting</w:t>
-            </w:r>
-            <w:r>
-              <w:tab/>
-            </w:r>
-            <w:r>
-              <w:fldChar w:fldCharType="begin" w:dirty="true"/>
-              <w:instrText xml:space="preserve">PAGEREF _Toc95 \h</w:instrText>
-              <w:fldChar w:fldCharType="separate"/>
-              <w:fldChar w:fldCharType="end"/>
-            </w:r>
-          </w:hyperlink>
-        </w:p>
-        <w:p>
-          <w:pPr>
-            <w:pStyle w:val="TOC2"/>
-            <w:tabs>
-              <w:tab w:val="right" w:pos="8666" w:leader="dot"/>
-            </w:tabs>
-            <w:ind w:left="220"/>
-          </w:pPr>
-          <w:hyperlink w:history="1" w:anchor="_Toc96">
-            <w:r>
-              <w:t xml:space="preserve">8.6    Generalisation</w:t>
-            </w:r>
-            <w:r>
-              <w:tab/>
-            </w:r>
-            <w:r>
-              <w:fldChar w:fldCharType="begin" w:dirty="true"/>
-              <w:instrText xml:space="preserve">PAGEREF _Toc96 \h</w:instrText>
-              <w:fldChar w:fldCharType="separate"/>
-              <w:fldChar w:fldCharType="end"/>
-            </w:r>
-          </w:hyperlink>
-        </w:p>
-        <w:p>
-          <w:pPr>
-            <w:pStyle w:val="TOC1"/>
-            <w:tabs>
-              <w:tab w:val="right" w:pos="8666" w:leader="dot"/>
-            </w:tabs>
-          </w:pPr>
-          <w:hyperlink w:history="1" w:anchor="_Toc97">
-            <w:r>
-              <w:t xml:space="preserve">References</w:t>
-            </w:r>
-            <w:r>
-              <w:tab/>
-            </w:r>
-            <w:r>
-              <w:fldChar w:fldCharType="begin" w:dirty="true"/>
-              <w:instrText xml:space="preserve">PAGEREF _Toc97 \h</w:instrText>
-              <w:fldChar w:fldCharType="separate"/>
-              <w:fldChar w:fldCharType="end"/>
-            </w:r>
-          </w:hyperlink>
-        </w:p>
-        <w:p>
-          <w:pPr>
-            <w:pStyle w:val="TOC1"/>
-            <w:tabs>
-              <w:tab w:val="right" w:pos="8666" w:leader="dot"/>
-            </w:tabs>
-          </w:pPr>
-          <w:hyperlink w:history="1" w:anchor="_Toc98">
-            <w:r>
-              <w:t xml:space="preserve">Appendices</w:t>
-            </w:r>
-            <w:r>
-              <w:tab/>
-            </w:r>
-            <w:r>
-              <w:fldChar w:fldCharType="begin" w:dirty="true"/>
-              <w:instrText xml:space="preserve">PAGEREF _Toc98 \h</w:instrText>
-              <w:fldChar w:fldCharType="separate"/>
-              <w:fldChar w:fldCharType="end"/>
-            </w:r>
-          </w:hyperlink>
-        </w:p>
-        <w:p>
-          <w:pPr>
-            <w:pStyle w:val="TOC2"/>
-            <w:tabs>
-              <w:tab w:val="right" w:pos="8666" w:leader="dot"/>
-            </w:tabs>
-            <w:ind w:left="220"/>
-          </w:pPr>
-          <w:hyperlink w:history="1" w:anchor="_Toc99">
-            <w:r>
-              <w:t xml:space="preserve">Appendix A: Agent Configuration</w:t>
-            </w:r>
-            <w:r>
-              <w:tab/>
-            </w:r>
-            <w:r>
-              <w:fldChar w:fldCharType="begin" w:dirty="true"/>
-              <w:instrText xml:space="preserve">PAGEREF _Toc99 \h</w:instrText>
-              <w:fldChar w:fldCharType="separate"/>
-              <w:fldChar w:fldCharType="end"/>
-            </w:r>
-          </w:hyperlink>
-        </w:p>
-        <w:p>
-          <w:pPr>
-            <w:pStyle w:val="TOC2"/>
-            <w:tabs>
-              <w:tab w:val="right" w:pos="8666" w:leader="dot"/>
-            </w:tabs>
-            <w:ind w:left="220"/>
-          </w:pPr>
-          <w:hyperlink w:history="1" w:anchor="_Toc100">
-            <w:r>
-              <w:t xml:space="preserve">Appendix B: Evaluator Prompt Structure</w:t>
-            </w:r>
-            <w:r>
-              <w:tab/>
-            </w:r>
-            <w:r>
-              <w:fldChar w:fldCharType="begin" w:dirty="true"/>
-              <w:instrText xml:space="preserve">PAGEREF _Toc100 \h</w:instrText>
-              <w:fldChar w:fldCharType="separate"/>
-              <w:fldChar w:fldCharType="end"/>
-            </w:r>
-          </w:hyperlink>
-        </w:p>
-        <w:p>
-          <w:pPr>
-            <w:pStyle w:val="TOC2"/>
-            <w:tabs>
-              <w:tab w:val="right" w:pos="8666" w:leader="dot"/>
-            </w:tabs>
-            <w:ind w:left="220"/>
-          </w:pPr>
-          <w:hyperlink w:history="1" w:anchor="_Toc101">
-            <w:r>
-              <w:t xml:space="preserve">Appendix C: The Eight-Factor Rubric in Full</w:t>
-            </w:r>
-            <w:r>
-              <w:tab/>
-            </w:r>
-            <w:r>
-              <w:fldChar w:fldCharType="begin" w:dirty="true"/>
-              <w:instrText xml:space="preserve">PAGEREF _Toc101 \h</w:instrText>
-              <w:fldChar w:fldCharType="separate"/>
-              <w:fldChar w:fldCharType="end"/>
-            </w:r>
-          </w:hyperlink>
-        </w:p>
-        <w:p>
-          <w:pPr>
-            <w:pStyle w:val="TOC2"/>
-            <w:tabs>
-              <w:tab w:val="right" w:pos="8666" w:leader="dot"/>
-            </w:tabs>
-            <w:ind w:left="220"/>
-          </w:pPr>
-          <w:hyperlink w:history="1" w:anchor="_Toc102">
-            <w:r>
-              <w:t xml:space="preserve">Appendix D: Confidence Score Computation</w:t>
-            </w:r>
-            <w:r>
-              <w:tab/>
-            </w:r>
-            <w:r>
-              <w:fldChar w:fldCharType="begin" w:dirty="true"/>
-              <w:instrText xml:space="preserve">PAGEREF _Toc102 \h</w:instrText>
-              <w:fldChar w:fldCharType="separate"/>
-              <w:fldChar w:fldCharType="end"/>
-            </w:r>
-          </w:hyperlink>
-        </w:p>
-        <w:p>
-          <w:pPr>
-            <w:pStyle w:val="TOC2"/>
-            <w:tabs>
-              <w:tab w:val="right" w:pos="8666" w:leader="dot"/>
-            </w:tabs>
-            <w:ind w:left="220"/>
-          </w:pPr>
-          <w:hyperlink w:history="1" w:anchor="_Toc103">
-            <w:r>
-              <w:t xml:space="preserve">Appendix E: Database Schema</w:t>
-            </w:r>
-            <w:r>
-              <w:tab/>
-            </w:r>
-            <w:r>
-              <w:fldChar w:fldCharType="begin" w:dirty="true"/>
-              <w:instrText xml:space="preserve">PAGEREF _Toc103 \h</w:instrText>
-              <w:fldChar w:fldCharType="separate"/>
-              <w:fldChar w:fldCharType="end"/>
-            </w:r>
-          </w:hyperlink>
-        </w:p>
-        <w:p>
-          <w:pPr>
-            <w:pStyle w:val="TOC2"/>
-            <w:tabs>
-              <w:tab w:val="right" w:pos="8666" w:leader="dot"/>
-            </w:tabs>
-            <w:ind w:left="220"/>
-          </w:pPr>
-          <w:hyperlink w:history="1" w:anchor="_Toc104">
-            <w:r>
-              <w:t xml:space="preserve">Appendix F: Threshold Calibration Procedure</w:t>
-            </w:r>
-            <w:r>
-              <w:tab/>
-            </w:r>
-            <w:r>
-              <w:fldChar w:fldCharType="begin" w:dirty="true"/>
-              <w:instrText xml:space="preserve">PAGEREF _Toc104 \h</w:instrText>
-              <w:fldChar w:fldCharType="separate"/>
-              <w:fldChar w:fldCharType="end"/>
-            </w:r>
-          </w:hyperlink>
-        </w:p>
-        <w:p>
-          <w:pPr>
-            <w:pStyle w:val="TOC2"/>
-            <w:tabs>
-              <w:tab w:val="right" w:pos="8666" w:leader="dot"/>
-            </w:tabs>
-            <w:ind w:left="220"/>
-          </w:pPr>
-          <w:hyperlink w:history="1" w:anchor="_Toc105">
-            <w:r>
-              <w:t xml:space="preserve">Appendix G: Combiner Bias Measurement Procedure</w:t>
-            </w:r>
-            <w:r>
-              <w:tab/>
-            </w:r>
-            <w:r>
-              <w:fldChar w:fldCharType="begin" w:dirty="true"/>
-              <w:instrText xml:space="preserve">PAGEREF _Toc105 \h</w:instrText>
-              <w:fldChar w:fldCharType="separate"/>
-              <w:fldChar w:fldCharType="end"/>
-            </w:r>
-          </w:hyperlink>
-        </w:p>
-        <w:p>
-          <w:pPr>
-            <w:pStyle w:val="TOC2"/>
-            <w:tabs>
-              <w:tab w:val="right" w:pos="8666" w:leader="dot"/>
-            </w:tabs>
-            <w:ind w:left="220"/>
-          </w:pPr>
-          <w:hyperlink w:history="1" w:anchor="_Toc106">
-            <w:r>
-              <w:t xml:space="preserve">Appendix H: Full ROC Table</w:t>
-            </w:r>
-            <w:r>
-              <w:tab/>
-            </w:r>
-            <w:r>
-              <w:fldChar w:fldCharType="begin" w:dirty="true"/>
-              <w:instrText xml:space="preserve">PAGEREF _Toc106 \h</w:instrText>
-              <w:fldChar w:fldCharType="separate"/>
-              <w:fldChar w:fldCharType="end"/>
-            </w:r>
-          </w:hyperlink>
-        </w:p>
-        <w:p>
-          <w:pPr>
-            <w:pStyle w:val="TOC2"/>
-            <w:tabs>
-              <w:tab w:val="right" w:pos="8666" w:leader="dot"/>
-            </w:tabs>
-            <w:ind w:left="220"/>
-          </w:pPr>
-          <w:hyperlink w:history="1" w:anchor="_Toc107">
-            <w:r>
-              <w:t xml:space="preserve">Appendix I: A Worked Example</w:t>
-            </w:r>
-            <w:r>
-              <w:tab/>
-            </w:r>
-            <w:r>
-              <w:fldChar w:fldCharType="begin" w:dirty="true"/>
-              <w:instrText xml:space="preserve">PAGEREF _Toc107 \h</w:instrText>
-              <w:fldChar w:fldCharType="separate"/>
-              <w:fldChar w:fldCharType="end"/>
-            </w:r>
-          </w:hyperlink>
-        </w:p>
-        <w:p>
-          <w:pPr>
-            <w:pStyle w:val="TOC2"/>
-            <w:tabs>
-              <w:tab w:val="right" w:pos="8666" w:leader="dot"/>
-            </w:tabs>
-            <w:ind w:left="220"/>
-          </w:pPr>
-          <w:hyperlink w:history="1" w:anchor="_Toc108">
-            <w:r>
-              <w:t xml:space="preserve">Appendix J: Verbatim Evaluator Output</w:t>
-            </w:r>
-            <w:r>
-              <w:tab/>
-            </w:r>
-            <w:r>
-              <w:fldChar w:fldCharType="begin" w:dirty="true"/>
-              <w:instrText xml:space="preserve">PAGEREF _Toc108 \h</w:instrText>
-              <w:fldChar w:fldCharType="separate"/>
-              <w:fldChar w:fldCharType="end"/>
-            </w:r>
-          </w:hyperlink>
-        </w:p>
-        <w:p>
-          <w:pPr>
-            <w:pStyle w:val="TOC2"/>
-            <w:tabs>
-              <w:tab w:val="right" w:pos="8666" w:leader="dot"/>
-            </w:tabs>
-            <w:ind w:left="220"/>
-          </w:pPr>
-          <w:hyperlink w:history="1" w:anchor="_Toc109">
-            <w:r>
-              <w:t xml:space="preserve">Appendix K: Glossary of Terms as Used in This Report</w:t>
-            </w:r>
-            <w:r>
-              <w:tab/>
-            </w:r>
-            <w:r>
-              <w:fldChar w:fldCharType="begin" w:dirty="true"/>
-              <w:instrText xml:space="preserve">PAGEREF _Toc109 \h</w:instrText>
-              <w:fldChar w:fldCharType="separate"/>
-              <w:fldChar w:fldCharType="end"/>
-            </w:r>
-          </w:hyperlink>
-        </w:p>
-        <w:p>
-          <w:pPr>
-            <w:pStyle w:val="TOC2"/>
-            <w:tabs>
-              <w:tab w:val="right" w:pos="8666" w:leader="dot"/>
-            </w:tabs>
-            <w:ind w:left="220"/>
-          </w:pPr>
-          <w:hyperlink w:history="1" w:anchor="_Toc110">
-            <w:r>
-              <w:t xml:space="preserve">Appendix L: Development Chronology</w:t>
-            </w:r>
-            <w:r>
-              <w:tab/>
-            </w:r>
-            <w:r>
-              <w:fldChar w:fldCharType="begin" w:dirty="true"/>
-              <w:instrText xml:space="preserve">PAGEREF _Toc110 \h</w:instrText>
-              <w:fldChar w:fldCharType="separate"/>
-              <w:fldChar w:fldCharType="end"/>
-            </w:r>
-          </w:hyperlink>
-        </w:p>
-        <w:p>
-          <w:pPr>
-            <w:pStyle w:val="TOC2"/>
-            <w:tabs>
-              <w:tab w:val="right" w:pos="8666" w:leader="dot"/>
-            </w:tabs>
-            <w:ind w:left="220"/>
-          </w:pPr>
-          <w:hyperlink w:history="1" w:anchor="_Toc111">
-            <w:r>
-              <w:t xml:space="preserve">Appendix M: Reproducing the Results</w:t>
-            </w:r>
-            <w:r>
-              <w:tab/>
-            </w:r>
-            <w:r>
-              <w:fldChar w:fldCharType="begin" w:dirty="true"/>
-              <w:instrText xml:space="preserve">PAGEREF _Toc111 \h</w:instrText>
-              <w:fldChar w:fldCharType="separate"/>
-              <w:fldChar w:fldCharType="end"/>
-            </w:r>
-          </w:hyperlink>
-        </w:p>
-        <w:p>
-          <w:r>
-            <w:fldChar w:fldCharType="end"/>
-          </w:r>
-        </w:p>
-      </w:sdtContent>
-    </w:sdt>
+    </w:p>
+    <w:p>
+      <w:pPr>
+        <w:spacing w:after="20" w:line="240"/>
+        <w:ind w:left="0"/>
+      </w:pPr>
+      <w:r>
+        <w:rPr>
+          <w:rFonts w:ascii="Times New Roman" w:cs="Times New Roman" w:eastAsia="Times New Roman" w:hAnsi="Times New Roman"/>
+          <w:b w:val="false"/>
+          <w:bCs w:val="false"/>
+          <w:i w:val="false"/>
+          <w:iCs w:val="false"/>
+          <w:caps w:val="false"/>
+          <w:sz w:val="24"/>
+          <w:szCs w:val="24"/>
+        </w:rPr>
+        <w:t xml:space="preserve">Acknowledgements</w:t>
+      </w:r>
+      <w:r>
+        <w:rPr>
+          <w:rFonts w:ascii="Times New Roman" w:cs="Times New Roman" w:eastAsia="Times New Roman" w:hAnsi="Times New Roman"/>
+          <w:b w:val="false"/>
+          <w:bCs w:val="false"/>
+          <w:sz w:val="24"/>
+          <w:szCs w:val="24"/>
+        </w:rPr>
+        <w:ptab w:alignment="right" w:relativeTo="margin" w:leader="dot"/>
+        <w:t xml:space="preserve">5</w:t>
+      </w:r>
+    </w:p>
+    <w:p>
+      <w:pPr>
+        <w:spacing w:after="20" w:line="240"/>
+        <w:ind w:left="0"/>
+      </w:pPr>
+      <w:r>
+        <w:rPr>
+          <w:rFonts w:ascii="Times New Roman" w:cs="Times New Roman" w:eastAsia="Times New Roman" w:hAnsi="Times New Roman"/>
+          <w:b w:val="false"/>
+          <w:bCs w:val="false"/>
+          <w:i w:val="false"/>
+          <w:iCs w:val="false"/>
+          <w:caps w:val="false"/>
+          <w:sz w:val="24"/>
+          <w:szCs w:val="24"/>
+        </w:rPr>
+        <w:t xml:space="preserve">Abstract</w:t>
+      </w:r>
+      <w:r>
+        <w:rPr>
+          <w:rFonts w:ascii="Times New Roman" w:cs="Times New Roman" w:eastAsia="Times New Roman" w:hAnsi="Times New Roman"/>
+          <w:b w:val="false"/>
+          <w:bCs w:val="false"/>
+          <w:sz w:val="24"/>
+          <w:szCs w:val="24"/>
+        </w:rPr>
+        <w:ptab w:alignment="right" w:relativeTo="margin" w:leader="dot"/>
+        <w:t xml:space="preserve">6</w:t>
+      </w:r>
+    </w:p>
+    <w:p>
+      <w:pPr>
+        <w:spacing w:after="20" w:line="240"/>
+        <w:ind w:left="0"/>
+      </w:pPr>
+      <w:r>
+        <w:rPr>
+          <w:rFonts w:ascii="Times New Roman" w:cs="Times New Roman" w:eastAsia="Times New Roman" w:hAnsi="Times New Roman"/>
+          <w:b w:val="false"/>
+          <w:bCs w:val="false"/>
+          <w:i w:val="false"/>
+          <w:iCs w:val="false"/>
+          <w:caps w:val="false"/>
+          <w:sz w:val="24"/>
+          <w:szCs w:val="24"/>
+        </w:rPr>
+        <w:t xml:space="preserve">List of Figures</w:t>
+      </w:r>
+      <w:r>
+        <w:rPr>
+          <w:rFonts w:ascii="Times New Roman" w:cs="Times New Roman" w:eastAsia="Times New Roman" w:hAnsi="Times New Roman"/>
+          <w:b w:val="false"/>
+          <w:bCs w:val="false"/>
+          <w:sz w:val="24"/>
+          <w:szCs w:val="24"/>
+        </w:rPr>
+        <w:ptab w:alignment="right" w:relativeTo="margin" w:leader="dot"/>
+        <w:t xml:space="preserve">10</w:t>
+      </w:r>
+    </w:p>
+    <w:p>
+      <w:pPr>
+        <w:spacing w:after="20" w:line="240"/>
+        <w:ind w:left="0"/>
+      </w:pPr>
+      <w:r>
+        <w:rPr>
+          <w:rFonts w:ascii="Times New Roman" w:cs="Times New Roman" w:eastAsia="Times New Roman" w:hAnsi="Times New Roman"/>
+          <w:b w:val="false"/>
+          <w:bCs w:val="false"/>
+          <w:i w:val="false"/>
+          <w:iCs w:val="false"/>
+          <w:caps w:val="false"/>
+          <w:sz w:val="24"/>
+          <w:szCs w:val="24"/>
+        </w:rPr>
+        <w:t xml:space="preserve">List of Tables</w:t>
+      </w:r>
+      <w:r>
+        <w:rPr>
+          <w:rFonts w:ascii="Times New Roman" w:cs="Times New Roman" w:eastAsia="Times New Roman" w:hAnsi="Times New Roman"/>
+          <w:b w:val="false"/>
+          <w:bCs w:val="false"/>
+          <w:sz w:val="24"/>
+          <w:szCs w:val="24"/>
+        </w:rPr>
+        <w:ptab w:alignment="right" w:relativeTo="margin" w:leader="dot"/>
+        <w:t xml:space="preserve">11</w:t>
+      </w:r>
+    </w:p>
+    <w:p>
+      <w:pPr>
+        <w:spacing w:after="20" w:line="240"/>
+        <w:ind w:left="0"/>
+      </w:pPr>
+      <w:r>
+        <w:rPr>
+          <w:rFonts w:ascii="Times New Roman" w:cs="Times New Roman" w:eastAsia="Times New Roman" w:hAnsi="Times New Roman"/>
+          <w:b w:val="false"/>
+          <w:bCs w:val="false"/>
+          <w:i w:val="false"/>
+          <w:iCs w:val="false"/>
+          <w:caps w:val="false"/>
+          <w:sz w:val="24"/>
+          <w:szCs w:val="24"/>
+        </w:rPr>
+        <w:t xml:space="preserve">List of Symbols and Abbreviations</w:t>
+      </w:r>
+      <w:r>
+        <w:rPr>
+          <w:rFonts w:ascii="Times New Roman" w:cs="Times New Roman" w:eastAsia="Times New Roman" w:hAnsi="Times New Roman"/>
+          <w:b w:val="false"/>
+          <w:bCs w:val="false"/>
+          <w:sz w:val="24"/>
+          <w:szCs w:val="24"/>
+        </w:rPr>
+        <w:ptab w:alignment="right" w:relativeTo="margin" w:leader="dot"/>
+        <w:t xml:space="preserve">12</w:t>
+      </w:r>
+    </w:p>
+    <w:p>
+      <w:pPr>
+        <w:spacing w:after="60" w:line="240"/>
+        <w:ind w:left="0"/>
+      </w:pPr>
+      <w:r>
+        <w:rPr>
+          <w:rFonts w:ascii="Times New Roman" w:cs="Times New Roman" w:eastAsia="Times New Roman" w:hAnsi="Times New Roman"/>
+          <w:b/>
+          <w:bCs/>
+          <w:i w:val="false"/>
+          <w:iCs w:val="false"/>
+          <w:caps w:val="false"/>
+          <w:sz w:val="24"/>
+          <w:szCs w:val="24"/>
+        </w:rPr>
+        <w:t xml:space="preserve">Chapter 1    Introduction</w:t>
+      </w:r>
+      <w:r>
+        <w:rPr>
+          <w:rFonts w:ascii="Times New Roman" w:cs="Times New Roman" w:eastAsia="Times New Roman" w:hAnsi="Times New Roman"/>
+          <w:b/>
+          <w:bCs/>
+          <w:sz w:val="24"/>
+          <w:szCs w:val="24"/>
+        </w:rPr>
+        <w:ptab w:alignment="right" w:relativeTo="margin" w:leader="dot"/>
+        <w:t xml:space="preserve">13</w:t>
+      </w:r>
+    </w:p>
+    <w:p>
+      <w:pPr>
+        <w:spacing w:after="20" w:line="240"/>
+        <w:ind w:left="403"/>
+      </w:pPr>
+      <w:r>
+        <w:rPr>
+          <w:rFonts w:ascii="Times New Roman" w:cs="Times New Roman" w:eastAsia="Times New Roman" w:hAnsi="Times New Roman"/>
+          <w:b w:val="false"/>
+          <w:bCs w:val="false"/>
+          <w:i w:val="false"/>
+          <w:iCs w:val="false"/>
+          <w:caps w:val="false"/>
+          <w:sz w:val="24"/>
+          <w:szCs w:val="24"/>
+        </w:rPr>
+        <w:t xml:space="preserve">1.1    Background</w:t>
+      </w:r>
+      <w:r>
+        <w:rPr>
+          <w:rFonts w:ascii="Times New Roman" w:cs="Times New Roman" w:eastAsia="Times New Roman" w:hAnsi="Times New Roman"/>
+          <w:b w:val="false"/>
+          <w:bCs w:val="false"/>
+          <w:sz w:val="24"/>
+          <w:szCs w:val="24"/>
+        </w:rPr>
+        <w:ptab w:alignment="right" w:relativeTo="margin" w:leader="dot"/>
+        <w:t xml:space="preserve">13</w:t>
+      </w:r>
+    </w:p>
+    <w:p>
+      <w:pPr>
+        <w:spacing w:after="20" w:line="240"/>
+        <w:ind w:left="403"/>
+      </w:pPr>
+      <w:r>
+        <w:rPr>
+          <w:rFonts w:ascii="Times New Roman" w:cs="Times New Roman" w:eastAsia="Times New Roman" w:hAnsi="Times New Roman"/>
+          <w:b w:val="false"/>
+          <w:bCs w:val="false"/>
+          <w:i w:val="false"/>
+          <w:iCs w:val="false"/>
+          <w:caps w:val="false"/>
+          <w:sz w:val="24"/>
+          <w:szCs w:val="24"/>
+        </w:rPr>
+        <w:t xml:space="preserve">1.2    Motivation</w:t>
+      </w:r>
+      <w:r>
+        <w:rPr>
+          <w:rFonts w:ascii="Times New Roman" w:cs="Times New Roman" w:eastAsia="Times New Roman" w:hAnsi="Times New Roman"/>
+          <w:b w:val="false"/>
+          <w:bCs w:val="false"/>
+          <w:sz w:val="24"/>
+          <w:szCs w:val="24"/>
+        </w:rPr>
+        <w:ptab w:alignment="right" w:relativeTo="margin" w:leader="dot"/>
+        <w:t xml:space="preserve">13</w:t>
+      </w:r>
+    </w:p>
+    <w:p>
+      <w:pPr>
+        <w:spacing w:after="20" w:line="240"/>
+        <w:ind w:left="403"/>
+      </w:pPr>
+      <w:r>
+        <w:rPr>
+          <w:rFonts w:ascii="Times New Roman" w:cs="Times New Roman" w:eastAsia="Times New Roman" w:hAnsi="Times New Roman"/>
+          <w:b w:val="false"/>
+          <w:bCs w:val="false"/>
+          <w:i w:val="false"/>
+          <w:iCs w:val="false"/>
+          <w:caps w:val="false"/>
+          <w:sz w:val="24"/>
+          <w:szCs w:val="24"/>
+        </w:rPr>
+        <w:t xml:space="preserve">1.3    Problem Statement</w:t>
+      </w:r>
+      <w:r>
+        <w:rPr>
+          <w:rFonts w:ascii="Times New Roman" w:cs="Times New Roman" w:eastAsia="Times New Roman" w:hAnsi="Times New Roman"/>
+          <w:b w:val="false"/>
+          <w:bCs w:val="false"/>
+          <w:sz w:val="24"/>
+          <w:szCs w:val="24"/>
+        </w:rPr>
+        <w:ptab w:alignment="right" w:relativeTo="margin" w:leader="dot"/>
+        <w:t xml:space="preserve">14</w:t>
+      </w:r>
+    </w:p>
+    <w:p>
+      <w:pPr>
+        <w:spacing w:after="20" w:line="240"/>
+        <w:ind w:left="403"/>
+      </w:pPr>
+      <w:r>
+        <w:rPr>
+          <w:rFonts w:ascii="Times New Roman" w:cs="Times New Roman" w:eastAsia="Times New Roman" w:hAnsi="Times New Roman"/>
+          <w:b w:val="false"/>
+          <w:bCs w:val="false"/>
+          <w:i w:val="false"/>
+          <w:iCs w:val="false"/>
+          <w:caps w:val="false"/>
+          <w:sz w:val="24"/>
+          <w:szCs w:val="24"/>
+        </w:rPr>
+        <w:t xml:space="preserve">1.4    Objectives</w:t>
+      </w:r>
+      <w:r>
+        <w:rPr>
+          <w:rFonts w:ascii="Times New Roman" w:cs="Times New Roman" w:eastAsia="Times New Roman" w:hAnsi="Times New Roman"/>
+          <w:b w:val="false"/>
+          <w:bCs w:val="false"/>
+          <w:sz w:val="24"/>
+          <w:szCs w:val="24"/>
+        </w:rPr>
+        <w:ptab w:alignment="right" w:relativeTo="margin" w:leader="dot"/>
+        <w:t xml:space="preserve">14</w:t>
+      </w:r>
+    </w:p>
+    <w:p>
+      <w:pPr>
+        <w:spacing w:after="20" w:line="240"/>
+        <w:ind w:left="403"/>
+      </w:pPr>
+      <w:r>
+        <w:rPr>
+          <w:rFonts w:ascii="Times New Roman" w:cs="Times New Roman" w:eastAsia="Times New Roman" w:hAnsi="Times New Roman"/>
+          <w:b w:val="false"/>
+          <w:bCs w:val="false"/>
+          <w:i w:val="false"/>
+          <w:iCs w:val="false"/>
+          <w:caps w:val="false"/>
+          <w:sz w:val="24"/>
+          <w:szCs w:val="24"/>
+        </w:rPr>
+        <w:t xml:space="preserve">1.5    Scope</w:t>
+      </w:r>
+      <w:r>
+        <w:rPr>
+          <w:rFonts w:ascii="Times New Roman" w:cs="Times New Roman" w:eastAsia="Times New Roman" w:hAnsi="Times New Roman"/>
+          <w:b w:val="false"/>
+          <w:bCs w:val="false"/>
+          <w:sz w:val="24"/>
+          <w:szCs w:val="24"/>
+        </w:rPr>
+        <w:ptab w:alignment="right" w:relativeTo="margin" w:leader="dot"/>
+        <w:t xml:space="preserve">15</w:t>
+      </w:r>
+    </w:p>
+    <w:p>
+      <w:pPr>
+        <w:spacing w:after="20" w:line="240"/>
+        <w:ind w:left="403"/>
+      </w:pPr>
+      <w:r>
+        <w:rPr>
+          <w:rFonts w:ascii="Times New Roman" w:cs="Times New Roman" w:eastAsia="Times New Roman" w:hAnsi="Times New Roman"/>
+          <w:b w:val="false"/>
+          <w:bCs w:val="false"/>
+          <w:i w:val="false"/>
+          <w:iCs w:val="false"/>
+          <w:caps w:val="false"/>
+          <w:sz w:val="24"/>
+          <w:szCs w:val="24"/>
+        </w:rPr>
+        <w:t xml:space="preserve">1.6    Limitations</w:t>
+      </w:r>
+      <w:r>
+        <w:rPr>
+          <w:rFonts w:ascii="Times New Roman" w:cs="Times New Roman" w:eastAsia="Times New Roman" w:hAnsi="Times New Roman"/>
+          <w:b w:val="false"/>
+          <w:bCs w:val="false"/>
+          <w:sz w:val="24"/>
+          <w:szCs w:val="24"/>
+        </w:rPr>
+        <w:ptab w:alignment="right" w:relativeTo="margin" w:leader="dot"/>
+        <w:t xml:space="preserve">15</w:t>
+      </w:r>
+    </w:p>
+    <w:p>
+      <w:pPr>
+        <w:spacing w:after="20" w:line="240"/>
+        <w:ind w:left="403"/>
+      </w:pPr>
+      <w:r>
+        <w:rPr>
+          <w:rFonts w:ascii="Times New Roman" w:cs="Times New Roman" w:eastAsia="Times New Roman" w:hAnsi="Times New Roman"/>
+          <w:b w:val="false"/>
+          <w:bCs w:val="false"/>
+          <w:i w:val="false"/>
+          <w:iCs w:val="false"/>
+          <w:caps w:val="false"/>
+          <w:sz w:val="24"/>
+          <w:szCs w:val="24"/>
+        </w:rPr>
+        <w:t xml:space="preserve">1.7    Contributions</w:t>
+      </w:r>
+      <w:r>
+        <w:rPr>
+          <w:rFonts w:ascii="Times New Roman" w:cs="Times New Roman" w:eastAsia="Times New Roman" w:hAnsi="Times New Roman"/>
+          <w:b w:val="false"/>
+          <w:bCs w:val="false"/>
+          <w:sz w:val="24"/>
+          <w:szCs w:val="24"/>
+        </w:rPr>
+        <w:ptab w:alignment="right" w:relativeTo="margin" w:leader="dot"/>
+        <w:t xml:space="preserve">16</w:t>
+      </w:r>
+    </w:p>
+    <w:p>
+      <w:pPr>
+        <w:spacing w:after="20" w:line="240"/>
+        <w:ind w:left="403"/>
+      </w:pPr>
+      <w:r>
+        <w:rPr>
+          <w:rFonts w:ascii="Times New Roman" w:cs="Times New Roman" w:eastAsia="Times New Roman" w:hAnsi="Times New Roman"/>
+          <w:b w:val="false"/>
+          <w:bCs w:val="false"/>
+          <w:i w:val="false"/>
+          <w:iCs w:val="false"/>
+          <w:caps w:val="false"/>
+          <w:sz w:val="24"/>
+          <w:szCs w:val="24"/>
+        </w:rPr>
+        <w:t xml:space="preserve">1.8    Organisation of the Report</w:t>
+      </w:r>
+      <w:r>
+        <w:rPr>
+          <w:rFonts w:ascii="Times New Roman" w:cs="Times New Roman" w:eastAsia="Times New Roman" w:hAnsi="Times New Roman"/>
+          <w:b w:val="false"/>
+          <w:bCs w:val="false"/>
+          <w:sz w:val="24"/>
+          <w:szCs w:val="24"/>
+        </w:rPr>
+        <w:ptab w:alignment="right" w:relativeTo="margin" w:leader="dot"/>
+        <w:t xml:space="preserve">16</w:t>
+      </w:r>
+    </w:p>
+    <w:p>
+      <w:pPr>
+        <w:spacing w:after="60" w:line="240"/>
+        <w:ind w:left="0"/>
+      </w:pPr>
+      <w:r>
+        <w:rPr>
+          <w:rFonts w:ascii="Times New Roman" w:cs="Times New Roman" w:eastAsia="Times New Roman" w:hAnsi="Times New Roman"/>
+          <w:b/>
+          <w:bCs/>
+          <w:i w:val="false"/>
+          <w:iCs w:val="false"/>
+          <w:caps w:val="false"/>
+          <w:sz w:val="24"/>
+          <w:szCs w:val="24"/>
+        </w:rPr>
+        <w:t xml:space="preserve">Chapter 2    Literature Review</w:t>
+      </w:r>
+      <w:r>
+        <w:rPr>
+          <w:rFonts w:ascii="Times New Roman" w:cs="Times New Roman" w:eastAsia="Times New Roman" w:hAnsi="Times New Roman"/>
+          <w:b/>
+          <w:bCs/>
+          <w:sz w:val="24"/>
+          <w:szCs w:val="24"/>
+        </w:rPr>
+        <w:ptab w:alignment="right" w:relativeTo="margin" w:leader="dot"/>
+        <w:t xml:space="preserve">18</w:t>
+      </w:r>
+    </w:p>
+    <w:p>
+      <w:pPr>
+        <w:spacing w:after="20" w:line="240"/>
+        <w:ind w:left="403"/>
+      </w:pPr>
+      <w:r>
+        <w:rPr>
+          <w:rFonts w:ascii="Times New Roman" w:cs="Times New Roman" w:eastAsia="Times New Roman" w:hAnsi="Times New Roman"/>
+          <w:b w:val="false"/>
+          <w:bCs w:val="false"/>
+          <w:i w:val="false"/>
+          <w:iCs w:val="false"/>
+          <w:caps w:val="false"/>
+          <w:sz w:val="24"/>
+          <w:szCs w:val="24"/>
+        </w:rPr>
+        <w:t xml:space="preserve">2.1    Overlap-Based Automatic Metrics</w:t>
+      </w:r>
+      <w:r>
+        <w:rPr>
+          <w:rFonts w:ascii="Times New Roman" w:cs="Times New Roman" w:eastAsia="Times New Roman" w:hAnsi="Times New Roman"/>
+          <w:b w:val="false"/>
+          <w:bCs w:val="false"/>
+          <w:sz w:val="24"/>
+          <w:szCs w:val="24"/>
+        </w:rPr>
+        <w:ptab w:alignment="right" w:relativeTo="margin" w:leader="dot"/>
+        <w:t xml:space="preserve">18</w:t>
+      </w:r>
+    </w:p>
+    <w:p>
+      <w:pPr>
+        <w:spacing w:after="20" w:line="240"/>
+        <w:ind w:left="403"/>
+      </w:pPr>
+      <w:r>
+        <w:rPr>
+          <w:rFonts w:ascii="Times New Roman" w:cs="Times New Roman" w:eastAsia="Times New Roman" w:hAnsi="Times New Roman"/>
+          <w:b w:val="false"/>
+          <w:bCs w:val="false"/>
+          <w:i w:val="false"/>
+          <w:iCs w:val="false"/>
+          <w:caps w:val="false"/>
+          <w:sz w:val="24"/>
+          <w:szCs w:val="24"/>
+        </w:rPr>
+        <w:t xml:space="preserve">2.2    Embedding-Based Metrics</w:t>
+      </w:r>
+      <w:r>
+        <w:rPr>
+          <w:rFonts w:ascii="Times New Roman" w:cs="Times New Roman" w:eastAsia="Times New Roman" w:hAnsi="Times New Roman"/>
+          <w:b w:val="false"/>
+          <w:bCs w:val="false"/>
+          <w:sz w:val="24"/>
+          <w:szCs w:val="24"/>
+        </w:rPr>
+        <w:ptab w:alignment="right" w:relativeTo="margin" w:leader="dot"/>
+        <w:t xml:space="preserve">18</w:t>
+      </w:r>
+    </w:p>
+    <w:p>
+      <w:pPr>
+        <w:spacing w:after="20" w:line="240"/>
+        <w:ind w:left="403"/>
+      </w:pPr>
+      <w:r>
+        <w:rPr>
+          <w:rFonts w:ascii="Times New Roman" w:cs="Times New Roman" w:eastAsia="Times New Roman" w:hAnsi="Times New Roman"/>
+          <w:b w:val="false"/>
+          <w:bCs w:val="false"/>
+          <w:i w:val="false"/>
+          <w:iCs w:val="false"/>
+          <w:caps w:val="false"/>
+          <w:sz w:val="24"/>
+          <w:szCs w:val="24"/>
+        </w:rPr>
+        <w:t xml:space="preserve">2.3    LLM-as-a-Judge</w:t>
+      </w:r>
+      <w:r>
+        <w:rPr>
+          <w:rFonts w:ascii="Times New Roman" w:cs="Times New Roman" w:eastAsia="Times New Roman" w:hAnsi="Times New Roman"/>
+          <w:b w:val="false"/>
+          <w:bCs w:val="false"/>
+          <w:sz w:val="24"/>
+          <w:szCs w:val="24"/>
+        </w:rPr>
+        <w:ptab w:alignment="right" w:relativeTo="margin" w:leader="dot"/>
+        <w:t xml:space="preserve">19</w:t>
+      </w:r>
+    </w:p>
+    <w:p>
+      <w:pPr>
+        <w:spacing w:after="20" w:line="240"/>
+        <w:ind w:left="403"/>
+      </w:pPr>
+      <w:r>
+        <w:rPr>
+          <w:rFonts w:ascii="Times New Roman" w:cs="Times New Roman" w:eastAsia="Times New Roman" w:hAnsi="Times New Roman"/>
+          <w:b w:val="false"/>
+          <w:bCs w:val="false"/>
+          <w:i w:val="false"/>
+          <w:iCs w:val="false"/>
+          <w:caps w:val="false"/>
+          <w:sz w:val="24"/>
+          <w:szCs w:val="24"/>
+        </w:rPr>
+        <w:t xml:space="preserve">2.4    Documented Biases of Model-Based Evaluators</w:t>
+      </w:r>
+      <w:r>
+        <w:rPr>
+          <w:rFonts w:ascii="Times New Roman" w:cs="Times New Roman" w:eastAsia="Times New Roman" w:hAnsi="Times New Roman"/>
+          <w:b w:val="false"/>
+          <w:bCs w:val="false"/>
+          <w:sz w:val="24"/>
+          <w:szCs w:val="24"/>
+        </w:rPr>
+        <w:ptab w:alignment="right" w:relativeTo="margin" w:leader="dot"/>
+        <w:t xml:space="preserve">19</w:t>
+      </w:r>
+    </w:p>
+    <w:p>
+      <w:pPr>
+        <w:spacing w:after="20" w:line="240"/>
+        <w:ind w:left="403"/>
+      </w:pPr>
+      <w:r>
+        <w:rPr>
+          <w:rFonts w:ascii="Times New Roman" w:cs="Times New Roman" w:eastAsia="Times New Roman" w:hAnsi="Times New Roman"/>
+          <w:b w:val="false"/>
+          <w:bCs w:val="false"/>
+          <w:i w:val="false"/>
+          <w:iCs w:val="false"/>
+          <w:caps w:val="false"/>
+          <w:sz w:val="24"/>
+          <w:szCs w:val="24"/>
+        </w:rPr>
+        <w:t xml:space="preserve">2.5    Multi-Agent Orchestration</w:t>
+      </w:r>
+      <w:r>
+        <w:rPr>
+          <w:rFonts w:ascii="Times New Roman" w:cs="Times New Roman" w:eastAsia="Times New Roman" w:hAnsi="Times New Roman"/>
+          <w:b w:val="false"/>
+          <w:bCs w:val="false"/>
+          <w:sz w:val="24"/>
+          <w:szCs w:val="24"/>
+        </w:rPr>
+        <w:ptab w:alignment="right" w:relativeTo="margin" w:leader="dot"/>
+        <w:t xml:space="preserve">20</w:t>
+      </w:r>
+    </w:p>
+    <w:p>
+      <w:pPr>
+        <w:spacing w:after="20" w:line="240"/>
+        <w:ind w:left="403"/>
+      </w:pPr>
+      <w:r>
+        <w:rPr>
+          <w:rFonts w:ascii="Times New Roman" w:cs="Times New Roman" w:eastAsia="Times New Roman" w:hAnsi="Times New Roman"/>
+          <w:b w:val="false"/>
+          <w:bCs w:val="false"/>
+          <w:i w:val="false"/>
+          <w:iCs w:val="false"/>
+          <w:caps w:val="false"/>
+          <w:sz w:val="24"/>
+          <w:szCs w:val="24"/>
+        </w:rPr>
+        <w:t xml:space="preserve">2.6    Retrieval-Augmented Generation and External Grounding</w:t>
+      </w:r>
+      <w:r>
+        <w:rPr>
+          <w:rFonts w:ascii="Times New Roman" w:cs="Times New Roman" w:eastAsia="Times New Roman" w:hAnsi="Times New Roman"/>
+          <w:b w:val="false"/>
+          <w:bCs w:val="false"/>
+          <w:sz w:val="24"/>
+          <w:szCs w:val="24"/>
+        </w:rPr>
+        <w:ptab w:alignment="right" w:relativeTo="margin" w:leader="dot"/>
+        <w:t xml:space="preserve">20</w:t>
+      </w:r>
+    </w:p>
+    <w:p>
+      <w:pPr>
+        <w:spacing w:after="20" w:line="240"/>
+        <w:ind w:left="403"/>
+      </w:pPr>
+      <w:r>
+        <w:rPr>
+          <w:rFonts w:ascii="Times New Roman" w:cs="Times New Roman" w:eastAsia="Times New Roman" w:hAnsi="Times New Roman"/>
+          <w:b w:val="false"/>
+          <w:bCs w:val="false"/>
+          <w:i w:val="false"/>
+          <w:iCs w:val="false"/>
+          <w:caps w:val="false"/>
+          <w:sz w:val="24"/>
+          <w:szCs w:val="24"/>
+        </w:rPr>
+        <w:t xml:space="preserve">2.7    Threshold Selection and Diagnostic Statistics</w:t>
+      </w:r>
+      <w:r>
+        <w:rPr>
+          <w:rFonts w:ascii="Times New Roman" w:cs="Times New Roman" w:eastAsia="Times New Roman" w:hAnsi="Times New Roman"/>
+          <w:b w:val="false"/>
+          <w:bCs w:val="false"/>
+          <w:sz w:val="24"/>
+          <w:szCs w:val="24"/>
+        </w:rPr>
+        <w:ptab w:alignment="right" w:relativeTo="margin" w:leader="dot"/>
+        <w:t xml:space="preserve">21</w:t>
+      </w:r>
+    </w:p>
+    <w:p>
+      <w:pPr>
+        <w:spacing w:after="20" w:line="240"/>
+        <w:ind w:left="403"/>
+      </w:pPr>
+      <w:r>
+        <w:rPr>
+          <w:rFonts w:ascii="Times New Roman" w:cs="Times New Roman" w:eastAsia="Times New Roman" w:hAnsi="Times New Roman"/>
+          <w:b w:val="false"/>
+          <w:bCs w:val="false"/>
+          <w:i w:val="false"/>
+          <w:iCs w:val="false"/>
+          <w:caps w:val="false"/>
+          <w:sz w:val="24"/>
+          <w:szCs w:val="24"/>
+        </w:rPr>
+        <w:t xml:space="preserve">2.8    Self-Consistency and Ensemble Approaches</w:t>
+      </w:r>
+      <w:r>
+        <w:rPr>
+          <w:rFonts w:ascii="Times New Roman" w:cs="Times New Roman" w:eastAsia="Times New Roman" w:hAnsi="Times New Roman"/>
+          <w:b w:val="false"/>
+          <w:bCs w:val="false"/>
+          <w:sz w:val="24"/>
+          <w:szCs w:val="24"/>
+        </w:rPr>
+        <w:ptab w:alignment="right" w:relativeTo="margin" w:leader="dot"/>
+        <w:t xml:space="preserve">21</w:t>
+      </w:r>
+    </w:p>
+    <w:p>
+      <w:pPr>
+        <w:spacing w:after="20" w:line="240"/>
+        <w:ind w:left="403"/>
+      </w:pPr>
+      <w:r>
+        <w:rPr>
+          <w:rFonts w:ascii="Times New Roman" w:cs="Times New Roman" w:eastAsia="Times New Roman" w:hAnsi="Times New Roman"/>
+          <w:b w:val="false"/>
+          <w:bCs w:val="false"/>
+          <w:i w:val="false"/>
+          <w:iCs w:val="false"/>
+          <w:caps w:val="false"/>
+          <w:sz w:val="24"/>
+          <w:szCs w:val="24"/>
+        </w:rPr>
+        <w:t xml:space="preserve">2.9    Calibration and Uncertainty</w:t>
+      </w:r>
+      <w:r>
+        <w:rPr>
+          <w:rFonts w:ascii="Times New Roman" w:cs="Times New Roman" w:eastAsia="Times New Roman" w:hAnsi="Times New Roman"/>
+          <w:b w:val="false"/>
+          <w:bCs w:val="false"/>
+          <w:sz w:val="24"/>
+          <w:szCs w:val="24"/>
+        </w:rPr>
+        <w:ptab w:alignment="right" w:relativeTo="margin" w:leader="dot"/>
+        <w:t xml:space="preserve">22</w:t>
+      </w:r>
+    </w:p>
+    <w:p>
+      <w:pPr>
+        <w:spacing w:after="20" w:line="240"/>
+        <w:ind w:left="403"/>
+      </w:pPr>
+      <w:r>
+        <w:rPr>
+          <w:rFonts w:ascii="Times New Roman" w:cs="Times New Roman" w:eastAsia="Times New Roman" w:hAnsi="Times New Roman"/>
+          <w:b w:val="false"/>
+          <w:bCs w:val="false"/>
+          <w:i w:val="false"/>
+          <w:iCs w:val="false"/>
+          <w:caps w:val="false"/>
+          <w:sz w:val="24"/>
+          <w:szCs w:val="24"/>
+        </w:rPr>
+        <w:t xml:space="preserve">2.10    Comparative Summary</w:t>
+      </w:r>
+      <w:r>
+        <w:rPr>
+          <w:rFonts w:ascii="Times New Roman" w:cs="Times New Roman" w:eastAsia="Times New Roman" w:hAnsi="Times New Roman"/>
+          <w:b w:val="false"/>
+          <w:bCs w:val="false"/>
+          <w:sz w:val="24"/>
+          <w:szCs w:val="24"/>
+        </w:rPr>
+        <w:ptab w:alignment="right" w:relativeTo="margin" w:leader="dot"/>
+        <w:t xml:space="preserve">22</w:t>
+      </w:r>
+    </w:p>
+    <w:p>
+      <w:pPr>
+        <w:spacing w:after="20" w:line="240"/>
+        <w:ind w:left="403"/>
+      </w:pPr>
+      <w:r>
+        <w:rPr>
+          <w:rFonts w:ascii="Times New Roman" w:cs="Times New Roman" w:eastAsia="Times New Roman" w:hAnsi="Times New Roman"/>
+          <w:b w:val="false"/>
+          <w:bCs w:val="false"/>
+          <w:i w:val="false"/>
+          <w:iCs w:val="false"/>
+          <w:caps w:val="false"/>
+          <w:sz w:val="24"/>
+          <w:szCs w:val="24"/>
+        </w:rPr>
+        <w:t xml:space="preserve">2.11    Identified Gap</w:t>
+      </w:r>
+      <w:r>
+        <w:rPr>
+          <w:rFonts w:ascii="Times New Roman" w:cs="Times New Roman" w:eastAsia="Times New Roman" w:hAnsi="Times New Roman"/>
+          <w:b w:val="false"/>
+          <w:bCs w:val="false"/>
+          <w:sz w:val="24"/>
+          <w:szCs w:val="24"/>
+        </w:rPr>
+        <w:ptab w:alignment="right" w:relativeTo="margin" w:leader="dot"/>
+        <w:t xml:space="preserve">23</w:t>
+      </w:r>
+    </w:p>
+    <w:p>
+      <w:pPr>
+        <w:spacing w:after="60" w:line="240"/>
+        <w:ind w:left="0"/>
+      </w:pPr>
+      <w:r>
+        <w:rPr>
+          <w:rFonts w:ascii="Times New Roman" w:cs="Times New Roman" w:eastAsia="Times New Roman" w:hAnsi="Times New Roman"/>
+          <w:b/>
+          <w:bCs/>
+          <w:i w:val="false"/>
+          <w:iCs w:val="false"/>
+          <w:caps w:val="false"/>
+          <w:sz w:val="24"/>
+          <w:szCs w:val="24"/>
+        </w:rPr>
+        <w:t xml:space="preserve">Chapter 3    System Architecture</w:t>
+      </w:r>
+      <w:r>
+        <w:rPr>
+          <w:rFonts w:ascii="Times New Roman" w:cs="Times New Roman" w:eastAsia="Times New Roman" w:hAnsi="Times New Roman"/>
+          <w:b/>
+          <w:bCs/>
+          <w:sz w:val="24"/>
+          <w:szCs w:val="24"/>
+        </w:rPr>
+        <w:ptab w:alignment="right" w:relativeTo="margin" w:leader="dot"/>
+        <w:t xml:space="preserve">24</w:t>
+      </w:r>
+    </w:p>
+    <w:p>
+      <w:pPr>
+        <w:spacing w:after="20" w:line="240"/>
+        <w:ind w:left="403"/>
+      </w:pPr>
+      <w:r>
+        <w:rPr>
+          <w:rFonts w:ascii="Times New Roman" w:cs="Times New Roman" w:eastAsia="Times New Roman" w:hAnsi="Times New Roman"/>
+          <w:b w:val="false"/>
+          <w:bCs w:val="false"/>
+          <w:i w:val="false"/>
+          <w:iCs w:val="false"/>
+          <w:caps w:val="false"/>
+          <w:sz w:val="24"/>
+          <w:szCs w:val="24"/>
+        </w:rPr>
+        <w:t xml:space="preserve">3.1    Design Principles</w:t>
+      </w:r>
+      <w:r>
+        <w:rPr>
+          <w:rFonts w:ascii="Times New Roman" w:cs="Times New Roman" w:eastAsia="Times New Roman" w:hAnsi="Times New Roman"/>
+          <w:b w:val="false"/>
+          <w:bCs w:val="false"/>
+          <w:sz w:val="24"/>
+          <w:szCs w:val="24"/>
+        </w:rPr>
+        <w:ptab w:alignment="right" w:relativeTo="margin" w:leader="dot"/>
+        <w:t xml:space="preserve">24</w:t>
+      </w:r>
+    </w:p>
+    <w:p>
+      <w:pPr>
+        <w:spacing w:after="20" w:line="240"/>
+        <w:ind w:left="403"/>
+      </w:pPr>
+      <w:r>
+        <w:rPr>
+          <w:rFonts w:ascii="Times New Roman" w:cs="Times New Roman" w:eastAsia="Times New Roman" w:hAnsi="Times New Roman"/>
+          <w:b w:val="false"/>
+          <w:bCs w:val="false"/>
+          <w:i w:val="false"/>
+          <w:iCs w:val="false"/>
+          <w:caps w:val="false"/>
+          <w:sz w:val="24"/>
+          <w:szCs w:val="24"/>
+        </w:rPr>
+        <w:t xml:space="preserve">3.2    Pipeline Overview</w:t>
+      </w:r>
+      <w:r>
+        <w:rPr>
+          <w:rFonts w:ascii="Times New Roman" w:cs="Times New Roman" w:eastAsia="Times New Roman" w:hAnsi="Times New Roman"/>
+          <w:b w:val="false"/>
+          <w:bCs w:val="false"/>
+          <w:sz w:val="24"/>
+          <w:szCs w:val="24"/>
+        </w:rPr>
+        <w:ptab w:alignment="right" w:relativeTo="margin" w:leader="dot"/>
+        <w:t xml:space="preserve">24</w:t>
+      </w:r>
+    </w:p>
+    <w:p>
+      <w:pPr>
+        <w:spacing w:after="20" w:line="240"/>
+        <w:ind w:left="403"/>
+      </w:pPr>
+      <w:r>
+        <w:rPr>
+          <w:rFonts w:ascii="Times New Roman" w:cs="Times New Roman" w:eastAsia="Times New Roman" w:hAnsi="Times New Roman"/>
+          <w:b w:val="false"/>
+          <w:bCs w:val="false"/>
+          <w:i w:val="false"/>
+          <w:iCs w:val="false"/>
+          <w:caps w:val="false"/>
+          <w:sz w:val="24"/>
+          <w:szCs w:val="24"/>
+        </w:rPr>
+        <w:t xml:space="preserve">3.3    Agent Roles and Model Assignment</w:t>
+      </w:r>
+      <w:r>
+        <w:rPr>
+          <w:rFonts w:ascii="Times New Roman" w:cs="Times New Roman" w:eastAsia="Times New Roman" w:hAnsi="Times New Roman"/>
+          <w:b w:val="false"/>
+          <w:bCs w:val="false"/>
+          <w:sz w:val="24"/>
+          <w:szCs w:val="24"/>
+        </w:rPr>
+        <w:ptab w:alignment="right" w:relativeTo="margin" w:leader="dot"/>
+        <w:t xml:space="preserve">25</w:t>
+      </w:r>
+    </w:p>
+    <w:p>
+      <w:pPr>
+        <w:spacing w:after="20" w:line="240"/>
+        <w:ind w:left="403"/>
+      </w:pPr>
+      <w:r>
+        <w:rPr>
+          <w:rFonts w:ascii="Times New Roman" w:cs="Times New Roman" w:eastAsia="Times New Roman" w:hAnsi="Times New Roman"/>
+          <w:b w:val="false"/>
+          <w:bCs w:val="false"/>
+          <w:i w:val="false"/>
+          <w:iCs w:val="false"/>
+          <w:caps w:val="false"/>
+          <w:sz w:val="24"/>
+          <w:szCs w:val="24"/>
+        </w:rPr>
+        <w:t xml:space="preserve">3.4    The Eight-Factor Rubric</w:t>
+      </w:r>
+      <w:r>
+        <w:rPr>
+          <w:rFonts w:ascii="Times New Roman" w:cs="Times New Roman" w:eastAsia="Times New Roman" w:hAnsi="Times New Roman"/>
+          <w:b w:val="false"/>
+          <w:bCs w:val="false"/>
+          <w:sz w:val="24"/>
+          <w:szCs w:val="24"/>
+        </w:rPr>
+        <w:ptab w:alignment="right" w:relativeTo="margin" w:leader="dot"/>
+        <w:t xml:space="preserve">26</w:t>
+      </w:r>
+    </w:p>
+    <w:p>
+      <w:pPr>
+        <w:spacing w:after="20" w:line="240"/>
+        <w:ind w:left="403"/>
+      </w:pPr>
+      <w:r>
+        <w:rPr>
+          <w:rFonts w:ascii="Times New Roman" w:cs="Times New Roman" w:eastAsia="Times New Roman" w:hAnsi="Times New Roman"/>
+          <w:b w:val="false"/>
+          <w:bCs w:val="false"/>
+          <w:i w:val="false"/>
+          <w:iCs w:val="false"/>
+          <w:caps w:val="false"/>
+          <w:sz w:val="24"/>
+          <w:szCs w:val="24"/>
+        </w:rPr>
+        <w:t xml:space="preserve">3.5    Semantic and Agreement Signals</w:t>
+      </w:r>
+      <w:r>
+        <w:rPr>
+          <w:rFonts w:ascii="Times New Roman" w:cs="Times New Roman" w:eastAsia="Times New Roman" w:hAnsi="Times New Roman"/>
+          <w:b w:val="false"/>
+          <w:bCs w:val="false"/>
+          <w:sz w:val="24"/>
+          <w:szCs w:val="24"/>
+        </w:rPr>
+        <w:ptab w:alignment="right" w:relativeTo="margin" w:leader="dot"/>
+        <w:t xml:space="preserve">27</w:t>
+      </w:r>
+    </w:p>
+    <w:p>
+      <w:pPr>
+        <w:spacing w:after="20" w:line="240"/>
+        <w:ind w:left="403"/>
+      </w:pPr>
+      <w:r>
+        <w:rPr>
+          <w:rFonts w:ascii="Times New Roman" w:cs="Times New Roman" w:eastAsia="Times New Roman" w:hAnsi="Times New Roman"/>
+          <w:b w:val="false"/>
+          <w:bCs w:val="false"/>
+          <w:i w:val="false"/>
+          <w:iCs w:val="false"/>
+          <w:caps w:val="false"/>
+          <w:sz w:val="24"/>
+          <w:szCs w:val="24"/>
+        </w:rPr>
+        <w:t xml:space="preserve">3.6    External Fact-Checking</w:t>
+      </w:r>
+      <w:r>
+        <w:rPr>
+          <w:rFonts w:ascii="Times New Roman" w:cs="Times New Roman" w:eastAsia="Times New Roman" w:hAnsi="Times New Roman"/>
+          <w:b w:val="false"/>
+          <w:bCs w:val="false"/>
+          <w:sz w:val="24"/>
+          <w:szCs w:val="24"/>
+        </w:rPr>
+        <w:ptab w:alignment="right" w:relativeTo="margin" w:leader="dot"/>
+        <w:t xml:space="preserve">28</w:t>
+      </w:r>
+    </w:p>
+    <w:p>
+      <w:pPr>
+        <w:spacing w:after="20" w:line="240"/>
+        <w:ind w:left="403"/>
+      </w:pPr>
+      <w:r>
+        <w:rPr>
+          <w:rFonts w:ascii="Times New Roman" w:cs="Times New Roman" w:eastAsia="Times New Roman" w:hAnsi="Times New Roman"/>
+          <w:b w:val="false"/>
+          <w:bCs w:val="false"/>
+          <w:i w:val="false"/>
+          <w:iCs w:val="false"/>
+          <w:caps w:val="false"/>
+          <w:sz w:val="24"/>
+          <w:szCs w:val="24"/>
+        </w:rPr>
+        <w:t xml:space="preserve">3.7    The Weighted Confidence Score</w:t>
+      </w:r>
+      <w:r>
+        <w:rPr>
+          <w:rFonts w:ascii="Times New Roman" w:cs="Times New Roman" w:eastAsia="Times New Roman" w:hAnsi="Times New Roman"/>
+          <w:b w:val="false"/>
+          <w:bCs w:val="false"/>
+          <w:sz w:val="24"/>
+          <w:szCs w:val="24"/>
+        </w:rPr>
+        <w:ptab w:alignment="right" w:relativeTo="margin" w:leader="dot"/>
+        <w:t xml:space="preserve">28</w:t>
+      </w:r>
+    </w:p>
+    <w:p>
+      <w:pPr>
+        <w:spacing w:after="20" w:line="240"/>
+        <w:ind w:left="403"/>
+      </w:pPr>
+      <w:r>
+        <w:rPr>
+          <w:rFonts w:ascii="Times New Roman" w:cs="Times New Roman" w:eastAsia="Times New Roman" w:hAnsi="Times New Roman"/>
+          <w:b w:val="false"/>
+          <w:bCs w:val="false"/>
+          <w:i w:val="false"/>
+          <w:iCs w:val="false"/>
+          <w:caps w:val="false"/>
+          <w:sz w:val="24"/>
+          <w:szCs w:val="24"/>
+        </w:rPr>
+        <w:t xml:space="preserve">3.8    Why Six Signals, and Why These Weights</w:t>
+      </w:r>
+      <w:r>
+        <w:rPr>
+          <w:rFonts w:ascii="Times New Roman" w:cs="Times New Roman" w:eastAsia="Times New Roman" w:hAnsi="Times New Roman"/>
+          <w:b w:val="false"/>
+          <w:bCs w:val="false"/>
+          <w:sz w:val="24"/>
+          <w:szCs w:val="24"/>
+        </w:rPr>
+        <w:ptab w:alignment="right" w:relativeTo="margin" w:leader="dot"/>
+        <w:t xml:space="preserve">29</w:t>
+      </w:r>
+    </w:p>
+    <w:p>
+      <w:pPr>
+        <w:spacing w:after="20" w:line="240"/>
+        <w:ind w:left="403"/>
+      </w:pPr>
+      <w:r>
+        <w:rPr>
+          <w:rFonts w:ascii="Times New Roman" w:cs="Times New Roman" w:eastAsia="Times New Roman" w:hAnsi="Times New Roman"/>
+          <w:b w:val="false"/>
+          <w:bCs w:val="false"/>
+          <w:i w:val="false"/>
+          <w:iCs w:val="false"/>
+          <w:caps w:val="false"/>
+          <w:sz w:val="24"/>
+          <w:szCs w:val="24"/>
+        </w:rPr>
+        <w:t xml:space="preserve">3.9    The Regeneration Gate</w:t>
+      </w:r>
+      <w:r>
+        <w:rPr>
+          <w:rFonts w:ascii="Times New Roman" w:cs="Times New Roman" w:eastAsia="Times New Roman" w:hAnsi="Times New Roman"/>
+          <w:b w:val="false"/>
+          <w:bCs w:val="false"/>
+          <w:sz w:val="24"/>
+          <w:szCs w:val="24"/>
+        </w:rPr>
+        <w:ptab w:alignment="right" w:relativeTo="margin" w:leader="dot"/>
+        <w:t xml:space="preserve">30</w:t>
+      </w:r>
+    </w:p>
+    <w:p>
+      <w:pPr>
+        <w:spacing w:after="20" w:line="240"/>
+        <w:ind w:left="403"/>
+      </w:pPr>
+      <w:r>
+        <w:rPr>
+          <w:rFonts w:ascii="Times New Roman" w:cs="Times New Roman" w:eastAsia="Times New Roman" w:hAnsi="Times New Roman"/>
+          <w:b w:val="false"/>
+          <w:bCs w:val="false"/>
+          <w:i w:val="false"/>
+          <w:iCs w:val="false"/>
+          <w:caps w:val="false"/>
+          <w:sz w:val="24"/>
+          <w:szCs w:val="24"/>
+        </w:rPr>
+        <w:t xml:space="preserve">3.10    Bias Controls</w:t>
+      </w:r>
+      <w:r>
+        <w:rPr>
+          <w:rFonts w:ascii="Times New Roman" w:cs="Times New Roman" w:eastAsia="Times New Roman" w:hAnsi="Times New Roman"/>
+          <w:b w:val="false"/>
+          <w:bCs w:val="false"/>
+          <w:sz w:val="24"/>
+          <w:szCs w:val="24"/>
+        </w:rPr>
+        <w:ptab w:alignment="right" w:relativeTo="margin" w:leader="dot"/>
+        <w:t xml:space="preserve">30</w:t>
+      </w:r>
+    </w:p>
+    <w:p>
+      <w:pPr>
+        <w:spacing w:after="20" w:line="240"/>
+        <w:ind w:left="403"/>
+      </w:pPr>
+      <w:r>
+        <w:rPr>
+          <w:rFonts w:ascii="Times New Roman" w:cs="Times New Roman" w:eastAsia="Times New Roman" w:hAnsi="Times New Roman"/>
+          <w:b w:val="false"/>
+          <w:bCs w:val="false"/>
+          <w:i w:val="false"/>
+          <w:iCs w:val="false"/>
+          <w:caps w:val="false"/>
+          <w:sz w:val="24"/>
+          <w:szCs w:val="24"/>
+        </w:rPr>
+        <w:t xml:space="preserve">3.11    Retrieval Subsystem</w:t>
+      </w:r>
+      <w:r>
+        <w:rPr>
+          <w:rFonts w:ascii="Times New Roman" w:cs="Times New Roman" w:eastAsia="Times New Roman" w:hAnsi="Times New Roman"/>
+          <w:b w:val="false"/>
+          <w:bCs w:val="false"/>
+          <w:sz w:val="24"/>
+          <w:szCs w:val="24"/>
+        </w:rPr>
+        <w:ptab w:alignment="right" w:relativeTo="margin" w:leader="dot"/>
+        <w:t xml:space="preserve">31</w:t>
+      </w:r>
+    </w:p>
+    <w:p>
+      <w:pPr>
+        <w:spacing w:after="60" w:line="240"/>
+        <w:ind w:left="0"/>
+      </w:pPr>
+      <w:r>
+        <w:rPr>
+          <w:rFonts w:ascii="Times New Roman" w:cs="Times New Roman" w:eastAsia="Times New Roman" w:hAnsi="Times New Roman"/>
+          <w:b/>
+          <w:bCs/>
+          <w:i w:val="false"/>
+          <w:iCs w:val="false"/>
+          <w:caps w:val="false"/>
+          <w:sz w:val="24"/>
+          <w:szCs w:val="24"/>
+        </w:rPr>
+        <w:t xml:space="preserve">Chapter 4    Implementation</w:t>
+      </w:r>
+      <w:r>
+        <w:rPr>
+          <w:rFonts w:ascii="Times New Roman" w:cs="Times New Roman" w:eastAsia="Times New Roman" w:hAnsi="Times New Roman"/>
+          <w:b/>
+          <w:bCs/>
+          <w:sz w:val="24"/>
+          <w:szCs w:val="24"/>
+        </w:rPr>
+        <w:ptab w:alignment="right" w:relativeTo="margin" w:leader="dot"/>
+        <w:t xml:space="preserve">32</w:t>
+      </w:r>
+    </w:p>
+    <w:p>
+      <w:pPr>
+        <w:spacing w:after="20" w:line="240"/>
+        <w:ind w:left="403"/>
+      </w:pPr>
+      <w:r>
+        <w:rPr>
+          <w:rFonts w:ascii="Times New Roman" w:cs="Times New Roman" w:eastAsia="Times New Roman" w:hAnsi="Times New Roman"/>
+          <w:b w:val="false"/>
+          <w:bCs w:val="false"/>
+          <w:i w:val="false"/>
+          <w:iCs w:val="false"/>
+          <w:caps w:val="false"/>
+          <w:sz w:val="24"/>
+          <w:szCs w:val="24"/>
+        </w:rPr>
+        <w:t xml:space="preserve">4.1    Technology Stack</w:t>
+      </w:r>
+      <w:r>
+        <w:rPr>
+          <w:rFonts w:ascii="Times New Roman" w:cs="Times New Roman" w:eastAsia="Times New Roman" w:hAnsi="Times New Roman"/>
+          <w:b w:val="false"/>
+          <w:bCs w:val="false"/>
+          <w:sz w:val="24"/>
+          <w:szCs w:val="24"/>
+        </w:rPr>
+        <w:ptab w:alignment="right" w:relativeTo="margin" w:leader="dot"/>
+        <w:t xml:space="preserve">32</w:t>
+      </w:r>
+    </w:p>
+    <w:p>
+      <w:pPr>
+        <w:spacing w:after="20" w:line="240"/>
+        <w:ind w:left="403"/>
+      </w:pPr>
+      <w:r>
+        <w:rPr>
+          <w:rFonts w:ascii="Times New Roman" w:cs="Times New Roman" w:eastAsia="Times New Roman" w:hAnsi="Times New Roman"/>
+          <w:b w:val="false"/>
+          <w:bCs w:val="false"/>
+          <w:i w:val="false"/>
+          <w:iCs w:val="false"/>
+          <w:caps w:val="false"/>
+          <w:sz w:val="24"/>
+          <w:szCs w:val="24"/>
+        </w:rPr>
+        <w:t xml:space="preserve">4.2    Agent Abstraction</w:t>
+      </w:r>
+      <w:r>
+        <w:rPr>
+          <w:rFonts w:ascii="Times New Roman" w:cs="Times New Roman" w:eastAsia="Times New Roman" w:hAnsi="Times New Roman"/>
+          <w:b w:val="false"/>
+          <w:bCs w:val="false"/>
+          <w:sz w:val="24"/>
+          <w:szCs w:val="24"/>
+        </w:rPr>
+        <w:ptab w:alignment="right" w:relativeTo="margin" w:leader="dot"/>
+        <w:t xml:space="preserve">32</w:t>
+      </w:r>
+    </w:p>
+    <w:p>
+      <w:pPr>
+        <w:spacing w:after="20" w:line="240"/>
+        <w:ind w:left="403"/>
+      </w:pPr>
+      <w:r>
+        <w:rPr>
+          <w:rFonts w:ascii="Times New Roman" w:cs="Times New Roman" w:eastAsia="Times New Roman" w:hAnsi="Times New Roman"/>
+          <w:b w:val="false"/>
+          <w:bCs w:val="false"/>
+          <w:i w:val="false"/>
+          <w:iCs w:val="false"/>
+          <w:caps w:val="false"/>
+          <w:sz w:val="24"/>
+          <w:szCs w:val="24"/>
+        </w:rPr>
+        <w:t xml:space="preserve">4.3    Prompt Design</w:t>
+      </w:r>
+      <w:r>
+        <w:rPr>
+          <w:rFonts w:ascii="Times New Roman" w:cs="Times New Roman" w:eastAsia="Times New Roman" w:hAnsi="Times New Roman"/>
+          <w:b w:val="false"/>
+          <w:bCs w:val="false"/>
+          <w:sz w:val="24"/>
+          <w:szCs w:val="24"/>
+        </w:rPr>
+        <w:ptab w:alignment="right" w:relativeTo="margin" w:leader="dot"/>
+        <w:t xml:space="preserve">32</w:t>
+      </w:r>
+    </w:p>
+    <w:p>
+      <w:pPr>
+        <w:spacing w:after="20" w:line="240"/>
+        <w:ind w:left="403"/>
+      </w:pPr>
+      <w:r>
+        <w:rPr>
+          <w:rFonts w:ascii="Times New Roman" w:cs="Times New Roman" w:eastAsia="Times New Roman" w:hAnsi="Times New Roman"/>
+          <w:b w:val="false"/>
+          <w:bCs w:val="false"/>
+          <w:i w:val="false"/>
+          <w:iCs w:val="false"/>
+          <w:caps w:val="false"/>
+          <w:sz w:val="24"/>
+          <w:szCs w:val="24"/>
+        </w:rPr>
+        <w:t xml:space="preserve">4.4    Concurrency and Memory Constraints</w:t>
+      </w:r>
+      <w:r>
+        <w:rPr>
+          <w:rFonts w:ascii="Times New Roman" w:cs="Times New Roman" w:eastAsia="Times New Roman" w:hAnsi="Times New Roman"/>
+          <w:b w:val="false"/>
+          <w:bCs w:val="false"/>
+          <w:sz w:val="24"/>
+          <w:szCs w:val="24"/>
+        </w:rPr>
+        <w:ptab w:alignment="right" w:relativeTo="margin" w:leader="dot"/>
+        <w:t xml:space="preserve">33</w:t>
+      </w:r>
+    </w:p>
+    <w:p>
+      <w:pPr>
+        <w:spacing w:after="20" w:line="240"/>
+        <w:ind w:left="403"/>
+      </w:pPr>
+      <w:r>
+        <w:rPr>
+          <w:rFonts w:ascii="Times New Roman" w:cs="Times New Roman" w:eastAsia="Times New Roman" w:hAnsi="Times New Roman"/>
+          <w:b w:val="false"/>
+          <w:bCs w:val="false"/>
+          <w:i w:val="false"/>
+          <w:iCs w:val="false"/>
+          <w:caps w:val="false"/>
+          <w:sz w:val="24"/>
+          <w:szCs w:val="24"/>
+        </w:rPr>
+        <w:t xml:space="preserve">4.5    Streaming Interface</w:t>
+      </w:r>
+      <w:r>
+        <w:rPr>
+          <w:rFonts w:ascii="Times New Roman" w:cs="Times New Roman" w:eastAsia="Times New Roman" w:hAnsi="Times New Roman"/>
+          <w:b w:val="false"/>
+          <w:bCs w:val="false"/>
+          <w:sz w:val="24"/>
+          <w:szCs w:val="24"/>
+        </w:rPr>
+        <w:ptab w:alignment="right" w:relativeTo="margin" w:leader="dot"/>
+        <w:t xml:space="preserve">33</w:t>
+      </w:r>
+    </w:p>
+    <w:p>
+      <w:pPr>
+        <w:spacing w:after="20" w:line="240"/>
+        <w:ind w:left="403"/>
+      </w:pPr>
+      <w:r>
+        <w:rPr>
+          <w:rFonts w:ascii="Times New Roman" w:cs="Times New Roman" w:eastAsia="Times New Roman" w:hAnsi="Times New Roman"/>
+          <w:b w:val="false"/>
+          <w:bCs w:val="false"/>
+          <w:i w:val="false"/>
+          <w:iCs w:val="false"/>
+          <w:caps w:val="false"/>
+          <w:sz w:val="24"/>
+          <w:szCs w:val="24"/>
+        </w:rPr>
+        <w:t xml:space="preserve">4.6    The Event Protocol</w:t>
+      </w:r>
+      <w:r>
+        <w:rPr>
+          <w:rFonts w:ascii="Times New Roman" w:cs="Times New Roman" w:eastAsia="Times New Roman" w:hAnsi="Times New Roman"/>
+          <w:b w:val="false"/>
+          <w:bCs w:val="false"/>
+          <w:sz w:val="24"/>
+          <w:szCs w:val="24"/>
+        </w:rPr>
+        <w:ptab w:alignment="right" w:relativeTo="margin" w:leader="dot"/>
+        <w:t xml:space="preserve">34</w:t>
+      </w:r>
+    </w:p>
+    <w:p>
+      <w:pPr>
+        <w:spacing w:after="20" w:line="240"/>
+        <w:ind w:left="403"/>
+      </w:pPr>
+      <w:r>
+        <w:rPr>
+          <w:rFonts w:ascii="Times New Roman" w:cs="Times New Roman" w:eastAsia="Times New Roman" w:hAnsi="Times New Roman"/>
+          <w:b w:val="false"/>
+          <w:bCs w:val="false"/>
+          <w:i w:val="false"/>
+          <w:iCs w:val="false"/>
+          <w:caps w:val="false"/>
+          <w:sz w:val="24"/>
+          <w:szCs w:val="24"/>
+        </w:rPr>
+        <w:t xml:space="preserve">4.7    Frontend</w:t>
+      </w:r>
+      <w:r>
+        <w:rPr>
+          <w:rFonts w:ascii="Times New Roman" w:cs="Times New Roman" w:eastAsia="Times New Roman" w:hAnsi="Times New Roman"/>
+          <w:b w:val="false"/>
+          <w:bCs w:val="false"/>
+          <w:sz w:val="24"/>
+          <w:szCs w:val="24"/>
+        </w:rPr>
+        <w:ptab w:alignment="right" w:relativeTo="margin" w:leader="dot"/>
+        <w:t xml:space="preserve">35</w:t>
+      </w:r>
+    </w:p>
+    <w:p>
+      <w:pPr>
+        <w:spacing w:after="20" w:line="240"/>
+        <w:ind w:left="403"/>
+      </w:pPr>
+      <w:r>
+        <w:rPr>
+          <w:rFonts w:ascii="Times New Roman" w:cs="Times New Roman" w:eastAsia="Times New Roman" w:hAnsi="Times New Roman"/>
+          <w:b w:val="false"/>
+          <w:bCs w:val="false"/>
+          <w:i w:val="false"/>
+          <w:iCs w:val="false"/>
+          <w:caps w:val="false"/>
+          <w:sz w:val="24"/>
+          <w:szCs w:val="24"/>
+        </w:rPr>
+        <w:t xml:space="preserve">4.8    Retrieval Store</w:t>
+      </w:r>
+      <w:r>
+        <w:rPr>
+          <w:rFonts w:ascii="Times New Roman" w:cs="Times New Roman" w:eastAsia="Times New Roman" w:hAnsi="Times New Roman"/>
+          <w:b w:val="false"/>
+          <w:bCs w:val="false"/>
+          <w:sz w:val="24"/>
+          <w:szCs w:val="24"/>
+        </w:rPr>
+        <w:ptab w:alignment="right" w:relativeTo="margin" w:leader="dot"/>
+        <w:t xml:space="preserve">35</w:t>
+      </w:r>
+    </w:p>
+    <w:p>
+      <w:pPr>
+        <w:spacing w:after="20" w:line="240"/>
+        <w:ind w:left="403"/>
+      </w:pPr>
+      <w:r>
+        <w:rPr>
+          <w:rFonts w:ascii="Times New Roman" w:cs="Times New Roman" w:eastAsia="Times New Roman" w:hAnsi="Times New Roman"/>
+          <w:b w:val="false"/>
+          <w:bCs w:val="false"/>
+          <w:i w:val="false"/>
+          <w:iCs w:val="false"/>
+          <w:caps w:val="false"/>
+          <w:sz w:val="24"/>
+          <w:szCs w:val="24"/>
+        </w:rPr>
+        <w:t xml:space="preserve">4.9    Data Model</w:t>
+      </w:r>
+      <w:r>
+        <w:rPr>
+          <w:rFonts w:ascii="Times New Roman" w:cs="Times New Roman" w:eastAsia="Times New Roman" w:hAnsi="Times New Roman"/>
+          <w:b w:val="false"/>
+          <w:bCs w:val="false"/>
+          <w:sz w:val="24"/>
+          <w:szCs w:val="24"/>
+        </w:rPr>
+        <w:ptab w:alignment="right" w:relativeTo="margin" w:leader="dot"/>
+        <w:t xml:space="preserve">36</w:t>
+      </w:r>
+    </w:p>
+    <w:p>
+      <w:pPr>
+        <w:spacing w:after="20" w:line="240"/>
+        <w:ind w:left="403"/>
+      </w:pPr>
+      <w:r>
+        <w:rPr>
+          <w:rFonts w:ascii="Times New Roman" w:cs="Times New Roman" w:eastAsia="Times New Roman" w:hAnsi="Times New Roman"/>
+          <w:b w:val="false"/>
+          <w:bCs w:val="false"/>
+          <w:i w:val="false"/>
+          <w:iCs w:val="false"/>
+          <w:caps w:val="false"/>
+          <w:sz w:val="24"/>
+          <w:szCs w:val="24"/>
+        </w:rPr>
+        <w:t xml:space="preserve">4.10    Dataset Generation Harness</w:t>
+      </w:r>
+      <w:r>
+        <w:rPr>
+          <w:rFonts w:ascii="Times New Roman" w:cs="Times New Roman" w:eastAsia="Times New Roman" w:hAnsi="Times New Roman"/>
+          <w:b w:val="false"/>
+          <w:bCs w:val="false"/>
+          <w:sz w:val="24"/>
+          <w:szCs w:val="24"/>
+        </w:rPr>
+        <w:ptab w:alignment="right" w:relativeTo="margin" w:leader="dot"/>
+        <w:t xml:space="preserve">36</w:t>
+      </w:r>
+    </w:p>
+    <w:p>
+      <w:pPr>
+        <w:spacing w:after="20" w:line="240"/>
+        <w:ind w:left="403"/>
+      </w:pPr>
+      <w:r>
+        <w:rPr>
+          <w:rFonts w:ascii="Times New Roman" w:cs="Times New Roman" w:eastAsia="Times New Roman" w:hAnsi="Times New Roman"/>
+          <w:b w:val="false"/>
+          <w:bCs w:val="false"/>
+          <w:i w:val="false"/>
+          <w:iCs w:val="false"/>
+          <w:caps w:val="false"/>
+          <w:sz w:val="24"/>
+          <w:szCs w:val="24"/>
+        </w:rPr>
+        <w:t xml:space="preserve">4.11    Operational Incidents</w:t>
+      </w:r>
+      <w:r>
+        <w:rPr>
+          <w:rFonts w:ascii="Times New Roman" w:cs="Times New Roman" w:eastAsia="Times New Roman" w:hAnsi="Times New Roman"/>
+          <w:b w:val="false"/>
+          <w:bCs w:val="false"/>
+          <w:sz w:val="24"/>
+          <w:szCs w:val="24"/>
+        </w:rPr>
+        <w:ptab w:alignment="right" w:relativeTo="margin" w:leader="dot"/>
+        <w:t xml:space="preserve">36</w:t>
+      </w:r>
+    </w:p>
+    <w:p>
+      <w:pPr>
+        <w:spacing w:after="20" w:line="240"/>
+        <w:ind w:left="403"/>
+      </w:pPr>
+      <w:r>
+        <w:rPr>
+          <w:rFonts w:ascii="Times New Roman" w:cs="Times New Roman" w:eastAsia="Times New Roman" w:hAnsi="Times New Roman"/>
+          <w:b w:val="false"/>
+          <w:bCs w:val="false"/>
+          <w:i w:val="false"/>
+          <w:iCs w:val="false"/>
+          <w:caps w:val="false"/>
+          <w:sz w:val="24"/>
+          <w:szCs w:val="24"/>
+        </w:rPr>
+        <w:t xml:space="preserve">4.12    Resilience</w:t>
+      </w:r>
+      <w:r>
+        <w:rPr>
+          <w:rFonts w:ascii="Times New Roman" w:cs="Times New Roman" w:eastAsia="Times New Roman" w:hAnsi="Times New Roman"/>
+          <w:b w:val="false"/>
+          <w:bCs w:val="false"/>
+          <w:sz w:val="24"/>
+          <w:szCs w:val="24"/>
+        </w:rPr>
+        <w:ptab w:alignment="right" w:relativeTo="margin" w:leader="dot"/>
+        <w:t xml:space="preserve">37</w:t>
+      </w:r>
+    </w:p>
+    <w:p>
+      <w:pPr>
+        <w:spacing w:after="60" w:line="240"/>
+        <w:ind w:left="0"/>
+      </w:pPr>
+      <w:r>
+        <w:rPr>
+          <w:rFonts w:ascii="Times New Roman" w:cs="Times New Roman" w:eastAsia="Times New Roman" w:hAnsi="Times New Roman"/>
+          <w:b/>
+          <w:bCs/>
+          <w:i w:val="false"/>
+          <w:iCs w:val="false"/>
+          <w:caps w:val="false"/>
+          <w:sz w:val="24"/>
+          <w:szCs w:val="24"/>
+        </w:rPr>
+        <w:t xml:space="preserve">Chapter 5    Experiments and Results</w:t>
+      </w:r>
+      <w:r>
+        <w:rPr>
+          <w:rFonts w:ascii="Times New Roman" w:cs="Times New Roman" w:eastAsia="Times New Roman" w:hAnsi="Times New Roman"/>
+          <w:b/>
+          <w:bCs/>
+          <w:sz w:val="24"/>
+          <w:szCs w:val="24"/>
+        </w:rPr>
+        <w:ptab w:alignment="right" w:relativeTo="margin" w:leader="dot"/>
+        <w:t xml:space="preserve">39</w:t>
+      </w:r>
+    </w:p>
+    <w:p>
+      <w:pPr>
+        <w:spacing w:after="20" w:line="240"/>
+        <w:ind w:left="403"/>
+      </w:pPr>
+      <w:r>
+        <w:rPr>
+          <w:rFonts w:ascii="Times New Roman" w:cs="Times New Roman" w:eastAsia="Times New Roman" w:hAnsi="Times New Roman"/>
+          <w:b w:val="false"/>
+          <w:bCs w:val="false"/>
+          <w:i w:val="false"/>
+          <w:iCs w:val="false"/>
+          <w:caps w:val="false"/>
+          <w:sz w:val="24"/>
+          <w:szCs w:val="24"/>
+        </w:rPr>
+        <w:t xml:space="preserve">5.1    Experimental Setup</w:t>
+      </w:r>
+      <w:r>
+        <w:rPr>
+          <w:rFonts w:ascii="Times New Roman" w:cs="Times New Roman" w:eastAsia="Times New Roman" w:hAnsi="Times New Roman"/>
+          <w:b w:val="false"/>
+          <w:bCs w:val="false"/>
+          <w:sz w:val="24"/>
+          <w:szCs w:val="24"/>
+        </w:rPr>
+        <w:ptab w:alignment="right" w:relativeTo="margin" w:leader="dot"/>
+        <w:t xml:space="preserve">39</w:t>
+      </w:r>
+    </w:p>
+    <w:p>
+      <w:pPr>
+        <w:spacing w:after="20" w:line="240"/>
+        <w:ind w:left="403"/>
+      </w:pPr>
+      <w:r>
+        <w:rPr>
+          <w:rFonts w:ascii="Times New Roman" w:cs="Times New Roman" w:eastAsia="Times New Roman" w:hAnsi="Times New Roman"/>
+          <w:b w:val="false"/>
+          <w:bCs w:val="false"/>
+          <w:i w:val="false"/>
+          <w:iCs w:val="false"/>
+          <w:caps w:val="false"/>
+          <w:sz w:val="24"/>
+          <w:szCs w:val="24"/>
+        </w:rPr>
+        <w:t xml:space="preserve">5.2    Corpus Characteristics</w:t>
+      </w:r>
+      <w:r>
+        <w:rPr>
+          <w:rFonts w:ascii="Times New Roman" w:cs="Times New Roman" w:eastAsia="Times New Roman" w:hAnsi="Times New Roman"/>
+          <w:b w:val="false"/>
+          <w:bCs w:val="false"/>
+          <w:sz w:val="24"/>
+          <w:szCs w:val="24"/>
+        </w:rPr>
+        <w:ptab w:alignment="right" w:relativeTo="margin" w:leader="dot"/>
+        <w:t xml:space="preserve">39</w:t>
+      </w:r>
+    </w:p>
+    <w:p>
+      <w:pPr>
+        <w:spacing w:after="20" w:line="240"/>
+        <w:ind w:left="403"/>
+      </w:pPr>
+      <w:r>
+        <w:rPr>
+          <w:rFonts w:ascii="Times New Roman" w:cs="Times New Roman" w:eastAsia="Times New Roman" w:hAnsi="Times New Roman"/>
+          <w:b w:val="false"/>
+          <w:bCs w:val="false"/>
+          <w:i w:val="false"/>
+          <w:iCs w:val="false"/>
+          <w:caps w:val="false"/>
+          <w:sz w:val="24"/>
+          <w:szCs w:val="24"/>
+        </w:rPr>
+        <w:t xml:space="preserve">5.3    Regeneration Behaviour</w:t>
+      </w:r>
+      <w:r>
+        <w:rPr>
+          <w:rFonts w:ascii="Times New Roman" w:cs="Times New Roman" w:eastAsia="Times New Roman" w:hAnsi="Times New Roman"/>
+          <w:b w:val="false"/>
+          <w:bCs w:val="false"/>
+          <w:sz w:val="24"/>
+          <w:szCs w:val="24"/>
+        </w:rPr>
+        <w:ptab w:alignment="right" w:relativeTo="margin" w:leader="dot"/>
+        <w:t xml:space="preserve">40</w:t>
+      </w:r>
+    </w:p>
+    <w:p>
+      <w:pPr>
+        <w:spacing w:after="20" w:line="240"/>
+        <w:ind w:left="403"/>
+      </w:pPr>
+      <w:r>
+        <w:rPr>
+          <w:rFonts w:ascii="Times New Roman" w:cs="Times New Roman" w:eastAsia="Times New Roman" w:hAnsi="Times New Roman"/>
+          <w:b w:val="false"/>
+          <w:bCs w:val="false"/>
+          <w:i w:val="false"/>
+          <w:iCs w:val="false"/>
+          <w:caps w:val="false"/>
+          <w:sz w:val="24"/>
+          <w:szCs w:val="24"/>
+        </w:rPr>
+        <w:t xml:space="preserve">5.4    Does Regeneration Improve the Answer?</w:t>
+      </w:r>
+      <w:r>
+        <w:rPr>
+          <w:rFonts w:ascii="Times New Roman" w:cs="Times New Roman" w:eastAsia="Times New Roman" w:hAnsi="Times New Roman"/>
+          <w:b w:val="false"/>
+          <w:bCs w:val="false"/>
+          <w:sz w:val="24"/>
+          <w:szCs w:val="24"/>
+        </w:rPr>
+        <w:ptab w:alignment="right" w:relativeTo="margin" w:leader="dot"/>
+        <w:t xml:space="preserve">41</w:t>
+      </w:r>
+    </w:p>
+    <w:p>
+      <w:pPr>
+        <w:spacing w:after="20" w:line="240"/>
+        <w:ind w:left="403"/>
+      </w:pPr>
+      <w:r>
+        <w:rPr>
+          <w:rFonts w:ascii="Times New Roman" w:cs="Times New Roman" w:eastAsia="Times New Roman" w:hAnsi="Times New Roman"/>
+          <w:b w:val="false"/>
+          <w:bCs w:val="false"/>
+          <w:i w:val="false"/>
+          <w:iCs w:val="false"/>
+          <w:caps w:val="false"/>
+          <w:sz w:val="24"/>
+          <w:szCs w:val="24"/>
+        </w:rPr>
+        <w:t xml:space="preserve">5.5    Judge Selection: Four Models and a Methodology Error</w:t>
+      </w:r>
+      <w:r>
+        <w:rPr>
+          <w:rFonts w:ascii="Times New Roman" w:cs="Times New Roman" w:eastAsia="Times New Roman" w:hAnsi="Times New Roman"/>
+          <w:b w:val="false"/>
+          <w:bCs w:val="false"/>
+          <w:sz w:val="24"/>
+          <w:szCs w:val="24"/>
+        </w:rPr>
+        <w:ptab w:alignment="right" w:relativeTo="margin" w:leader="dot"/>
+        <w:t xml:space="preserve">42</w:t>
+      </w:r>
+    </w:p>
+    <w:p>
+      <w:pPr>
+        <w:spacing w:after="20" w:line="240"/>
+        <w:ind w:left="403"/>
+      </w:pPr>
+      <w:r>
+        <w:rPr>
+          <w:rFonts w:ascii="Times New Roman" w:cs="Times New Roman" w:eastAsia="Times New Roman" w:hAnsi="Times New Roman"/>
+          <w:b w:val="false"/>
+          <w:bCs w:val="false"/>
+          <w:i w:val="false"/>
+          <w:iCs w:val="false"/>
+          <w:caps w:val="false"/>
+          <w:sz w:val="24"/>
+          <w:szCs w:val="24"/>
+        </w:rPr>
+        <w:t xml:space="preserve">5.6    Calibrating the Rubric: Four Revisions</w:t>
+      </w:r>
+      <w:r>
+        <w:rPr>
+          <w:rFonts w:ascii="Times New Roman" w:cs="Times New Roman" w:eastAsia="Times New Roman" w:hAnsi="Times New Roman"/>
+          <w:b w:val="false"/>
+          <w:bCs w:val="false"/>
+          <w:sz w:val="24"/>
+          <w:szCs w:val="24"/>
+        </w:rPr>
+        <w:ptab w:alignment="right" w:relativeTo="margin" w:leader="dot"/>
+        <w:t xml:space="preserve">44</w:t>
+      </w:r>
+    </w:p>
+    <w:p>
+      <w:pPr>
+        <w:spacing w:after="20" w:line="240"/>
+        <w:ind w:left="403"/>
+      </w:pPr>
+      <w:r>
+        <w:rPr>
+          <w:rFonts w:ascii="Times New Roman" w:cs="Times New Roman" w:eastAsia="Times New Roman" w:hAnsi="Times New Roman"/>
+          <w:b w:val="false"/>
+          <w:bCs w:val="false"/>
+          <w:i w:val="false"/>
+          <w:iCs w:val="false"/>
+          <w:caps w:val="false"/>
+          <w:sz w:val="24"/>
+          <w:szCs w:val="24"/>
+        </w:rPr>
+        <w:t xml:space="preserve">5.7    An Evaluator Coupling Error</w:t>
+      </w:r>
+      <w:r>
+        <w:rPr>
+          <w:rFonts w:ascii="Times New Roman" w:cs="Times New Roman" w:eastAsia="Times New Roman" w:hAnsi="Times New Roman"/>
+          <w:b w:val="false"/>
+          <w:bCs w:val="false"/>
+          <w:sz w:val="24"/>
+          <w:szCs w:val="24"/>
+        </w:rPr>
+        <w:ptab w:alignment="right" w:relativeTo="margin" w:leader="dot"/>
+        <w:t xml:space="preserve">46</w:t>
+      </w:r>
+    </w:p>
+    <w:p>
+      <w:pPr>
+        <w:spacing w:after="20" w:line="240"/>
+        <w:ind w:left="403"/>
+      </w:pPr>
+      <w:r>
+        <w:rPr>
+          <w:rFonts w:ascii="Times New Roman" w:cs="Times New Roman" w:eastAsia="Times New Roman" w:hAnsi="Times New Roman"/>
+          <w:b w:val="false"/>
+          <w:bCs w:val="false"/>
+          <w:i w:val="false"/>
+          <w:iCs w:val="false"/>
+          <w:caps w:val="false"/>
+          <w:sz w:val="24"/>
+          <w:szCs w:val="24"/>
+        </w:rPr>
+        <w:t xml:space="preserve">5.8    Verifier Discrimination</w:t>
+      </w:r>
+      <w:r>
+        <w:rPr>
+          <w:rFonts w:ascii="Times New Roman" w:cs="Times New Roman" w:eastAsia="Times New Roman" w:hAnsi="Times New Roman"/>
+          <w:b w:val="false"/>
+          <w:bCs w:val="false"/>
+          <w:sz w:val="24"/>
+          <w:szCs w:val="24"/>
+        </w:rPr>
+        <w:ptab w:alignment="right" w:relativeTo="margin" w:leader="dot"/>
+        <w:t xml:space="preserve">46</w:t>
+      </w:r>
+    </w:p>
+    <w:p>
+      <w:pPr>
+        <w:spacing w:after="20" w:line="240"/>
+        <w:ind w:left="403"/>
+      </w:pPr>
+      <w:r>
+        <w:rPr>
+          <w:rFonts w:ascii="Times New Roman" w:cs="Times New Roman" w:eastAsia="Times New Roman" w:hAnsi="Times New Roman"/>
+          <w:b w:val="false"/>
+          <w:bCs w:val="false"/>
+          <w:i w:val="false"/>
+          <w:iCs w:val="false"/>
+          <w:caps w:val="false"/>
+          <w:sz w:val="24"/>
+          <w:szCs w:val="24"/>
+        </w:rPr>
+        <w:t xml:space="preserve">5.9    Per-Criterion Score Behaviour</w:t>
+      </w:r>
+      <w:r>
+        <w:rPr>
+          <w:rFonts w:ascii="Times New Roman" w:cs="Times New Roman" w:eastAsia="Times New Roman" w:hAnsi="Times New Roman"/>
+          <w:b w:val="false"/>
+          <w:bCs w:val="false"/>
+          <w:sz w:val="24"/>
+          <w:szCs w:val="24"/>
+        </w:rPr>
+        <w:ptab w:alignment="right" w:relativeTo="margin" w:leader="dot"/>
+        <w:t xml:space="preserve">47</w:t>
+      </w:r>
+    </w:p>
+    <w:p>
+      <w:pPr>
+        <w:spacing w:after="20" w:line="240"/>
+        <w:ind w:left="403"/>
+      </w:pPr>
+      <w:r>
+        <w:rPr>
+          <w:rFonts w:ascii="Times New Roman" w:cs="Times New Roman" w:eastAsia="Times New Roman" w:hAnsi="Times New Roman"/>
+          <w:b w:val="false"/>
+          <w:bCs w:val="false"/>
+          <w:i w:val="false"/>
+          <w:iCs w:val="false"/>
+          <w:caps w:val="false"/>
+          <w:sz w:val="24"/>
+          <w:szCs w:val="24"/>
+        </w:rPr>
+        <w:t xml:space="preserve">5.10    Inter-Evaluator and Cross-Model Agreement</w:t>
+      </w:r>
+      <w:r>
+        <w:rPr>
+          <w:rFonts w:ascii="Times New Roman" w:cs="Times New Roman" w:eastAsia="Times New Roman" w:hAnsi="Times New Roman"/>
+          <w:b w:val="false"/>
+          <w:bCs w:val="false"/>
+          <w:sz w:val="24"/>
+          <w:szCs w:val="24"/>
+        </w:rPr>
+        <w:ptab w:alignment="right" w:relativeTo="margin" w:leader="dot"/>
+        <w:t xml:space="preserve">48</w:t>
+      </w:r>
+    </w:p>
+    <w:p>
+      <w:pPr>
+        <w:spacing w:after="20" w:line="240"/>
+        <w:ind w:left="403"/>
+      </w:pPr>
+      <w:r>
+        <w:rPr>
+          <w:rFonts w:ascii="Times New Roman" w:cs="Times New Roman" w:eastAsia="Times New Roman" w:hAnsi="Times New Roman"/>
+          <w:b w:val="false"/>
+          <w:bCs w:val="false"/>
+          <w:i w:val="false"/>
+          <w:iCs w:val="false"/>
+          <w:caps w:val="false"/>
+          <w:sz w:val="24"/>
+          <w:szCs w:val="24"/>
+        </w:rPr>
+        <w:t xml:space="preserve">5.11    Are the Six Signals Independent?</w:t>
+      </w:r>
+      <w:r>
+        <w:rPr>
+          <w:rFonts w:ascii="Times New Roman" w:cs="Times New Roman" w:eastAsia="Times New Roman" w:hAnsi="Times New Roman"/>
+          <w:b w:val="false"/>
+          <w:bCs w:val="false"/>
+          <w:sz w:val="24"/>
+          <w:szCs w:val="24"/>
+        </w:rPr>
+        <w:ptab w:alignment="right" w:relativeTo="margin" w:leader="dot"/>
+        <w:t xml:space="preserve">48</w:t>
+      </w:r>
+    </w:p>
+    <w:p>
+      <w:pPr>
+        <w:spacing w:after="20" w:line="240"/>
+        <w:ind w:left="403"/>
+      </w:pPr>
+      <w:r>
+        <w:rPr>
+          <w:rFonts w:ascii="Times New Roman" w:cs="Times New Roman" w:eastAsia="Times New Roman" w:hAnsi="Times New Roman"/>
+          <w:b w:val="false"/>
+          <w:bCs w:val="false"/>
+          <w:i w:val="false"/>
+          <w:iCs w:val="false"/>
+          <w:caps w:val="false"/>
+          <w:sz w:val="24"/>
+          <w:szCs w:val="24"/>
+        </w:rPr>
+        <w:t xml:space="preserve">5.12    Availability of the External Signals</w:t>
+      </w:r>
+      <w:r>
+        <w:rPr>
+          <w:rFonts w:ascii="Times New Roman" w:cs="Times New Roman" w:eastAsia="Times New Roman" w:hAnsi="Times New Roman"/>
+          <w:b w:val="false"/>
+          <w:bCs w:val="false"/>
+          <w:sz w:val="24"/>
+          <w:szCs w:val="24"/>
+        </w:rPr>
+        <w:ptab w:alignment="right" w:relativeTo="margin" w:leader="dot"/>
+        <w:t xml:space="preserve">49</w:t>
+      </w:r>
+    </w:p>
+    <w:p>
+      <w:pPr>
+        <w:spacing w:after="20" w:line="240"/>
+        <w:ind w:left="403"/>
+      </w:pPr>
+      <w:r>
+        <w:rPr>
+          <w:rFonts w:ascii="Times New Roman" w:cs="Times New Roman" w:eastAsia="Times New Roman" w:hAnsi="Times New Roman"/>
+          <w:b w:val="false"/>
+          <w:bCs w:val="false"/>
+          <w:i w:val="false"/>
+          <w:iCs w:val="false"/>
+          <w:caps w:val="false"/>
+          <w:sz w:val="24"/>
+          <w:szCs w:val="24"/>
+        </w:rPr>
+        <w:t xml:space="preserve">5.13    Position Skew in the Judge</w:t>
+      </w:r>
+      <w:r>
+        <w:rPr>
+          <w:rFonts w:ascii="Times New Roman" w:cs="Times New Roman" w:eastAsia="Times New Roman" w:hAnsi="Times New Roman"/>
+          <w:b w:val="false"/>
+          <w:bCs w:val="false"/>
+          <w:sz w:val="24"/>
+          <w:szCs w:val="24"/>
+        </w:rPr>
+        <w:ptab w:alignment="right" w:relativeTo="margin" w:leader="dot"/>
+        <w:t xml:space="preserve">50</w:t>
+      </w:r>
+    </w:p>
+    <w:p>
+      <w:pPr>
+        <w:spacing w:after="20" w:line="240"/>
+        <w:ind w:left="403"/>
+      </w:pPr>
+      <w:r>
+        <w:rPr>
+          <w:rFonts w:ascii="Times New Roman" w:cs="Times New Roman" w:eastAsia="Times New Roman" w:hAnsi="Times New Roman"/>
+          <w:b w:val="false"/>
+          <w:bCs w:val="false"/>
+          <w:i w:val="false"/>
+          <w:iCs w:val="false"/>
+          <w:caps w:val="false"/>
+          <w:sz w:val="24"/>
+          <w:szCs w:val="24"/>
+        </w:rPr>
+        <w:t xml:space="preserve">5.14    Comparing the Two Generators</w:t>
+      </w:r>
+      <w:r>
+        <w:rPr>
+          <w:rFonts w:ascii="Times New Roman" w:cs="Times New Roman" w:eastAsia="Times New Roman" w:hAnsi="Times New Roman"/>
+          <w:b w:val="false"/>
+          <w:bCs w:val="false"/>
+          <w:sz w:val="24"/>
+          <w:szCs w:val="24"/>
+        </w:rPr>
+        <w:ptab w:alignment="right" w:relativeTo="margin" w:leader="dot"/>
+        <w:t xml:space="preserve">50</w:t>
+      </w:r>
+    </w:p>
+    <w:p>
+      <w:pPr>
+        <w:spacing w:after="20" w:line="240"/>
+        <w:ind w:left="403"/>
+      </w:pPr>
+      <w:r>
+        <w:rPr>
+          <w:rFonts w:ascii="Times New Roman" w:cs="Times New Roman" w:eastAsia="Times New Roman" w:hAnsi="Times New Roman"/>
+          <w:b w:val="false"/>
+          <w:bCs w:val="false"/>
+          <w:i w:val="false"/>
+          <w:iCs w:val="false"/>
+          <w:caps w:val="false"/>
+          <w:sz w:val="24"/>
+          <w:szCs w:val="24"/>
+        </w:rPr>
+        <w:t xml:space="preserve">5.15    Computational Cost</w:t>
+      </w:r>
+      <w:r>
+        <w:rPr>
+          <w:rFonts w:ascii="Times New Roman" w:cs="Times New Roman" w:eastAsia="Times New Roman" w:hAnsi="Times New Roman"/>
+          <w:b w:val="false"/>
+          <w:bCs w:val="false"/>
+          <w:sz w:val="24"/>
+          <w:szCs w:val="24"/>
+        </w:rPr>
+        <w:ptab w:alignment="right" w:relativeTo="margin" w:leader="dot"/>
+        <w:t xml:space="preserve">52</w:t>
+      </w:r>
+    </w:p>
+    <w:p>
+      <w:pPr>
+        <w:spacing w:after="20" w:line="240"/>
+        <w:ind w:left="403"/>
+      </w:pPr>
+      <w:r>
+        <w:rPr>
+          <w:rFonts w:ascii="Times New Roman" w:cs="Times New Roman" w:eastAsia="Times New Roman" w:hAnsi="Times New Roman"/>
+          <w:b w:val="false"/>
+          <w:bCs w:val="false"/>
+          <w:i w:val="false"/>
+          <w:iCs w:val="false"/>
+          <w:caps w:val="false"/>
+          <w:sz w:val="24"/>
+          <w:szCs w:val="24"/>
+        </w:rPr>
+        <w:t xml:space="preserve">5.16    Threshold Calibration: the Censoring Problem</w:t>
+      </w:r>
+      <w:r>
+        <w:rPr>
+          <w:rFonts w:ascii="Times New Roman" w:cs="Times New Roman" w:eastAsia="Times New Roman" w:hAnsi="Times New Roman"/>
+          <w:b w:val="false"/>
+          <w:bCs w:val="false"/>
+          <w:sz w:val="24"/>
+          <w:szCs w:val="24"/>
+        </w:rPr>
+        <w:ptab w:alignment="right" w:relativeTo="margin" w:leader="dot"/>
+        <w:t xml:space="preserve">52</w:t>
+      </w:r>
+    </w:p>
+    <w:p>
+      <w:pPr>
+        <w:spacing w:after="20" w:line="240"/>
+        <w:ind w:left="403"/>
+      </w:pPr>
+      <w:r>
+        <w:rPr>
+          <w:rFonts w:ascii="Times New Roman" w:cs="Times New Roman" w:eastAsia="Times New Roman" w:hAnsi="Times New Roman"/>
+          <w:b w:val="false"/>
+          <w:bCs w:val="false"/>
+          <w:i w:val="false"/>
+          <w:iCs w:val="false"/>
+          <w:caps w:val="false"/>
+          <w:sz w:val="24"/>
+          <w:szCs w:val="24"/>
+        </w:rPr>
+        <w:t xml:space="preserve">5.17    Threshold Calibration: Three Independent Routes</w:t>
+      </w:r>
+      <w:r>
+        <w:rPr>
+          <w:rFonts w:ascii="Times New Roman" w:cs="Times New Roman" w:eastAsia="Times New Roman" w:hAnsi="Times New Roman"/>
+          <w:b w:val="false"/>
+          <w:bCs w:val="false"/>
+          <w:sz w:val="24"/>
+          <w:szCs w:val="24"/>
+        </w:rPr>
+        <w:ptab w:alignment="right" w:relativeTo="margin" w:leader="dot"/>
+        <w:t xml:space="preserve">53</w:t>
+      </w:r>
+    </w:p>
+    <w:p>
+      <w:pPr>
+        <w:spacing w:after="20" w:line="240"/>
+        <w:ind w:left="403"/>
+      </w:pPr>
+      <w:r>
+        <w:rPr>
+          <w:rFonts w:ascii="Times New Roman" w:cs="Times New Roman" w:eastAsia="Times New Roman" w:hAnsi="Times New Roman"/>
+          <w:b w:val="false"/>
+          <w:bCs w:val="false"/>
+          <w:i w:val="false"/>
+          <w:iCs w:val="false"/>
+          <w:caps w:val="false"/>
+          <w:sz w:val="24"/>
+          <w:szCs w:val="24"/>
+        </w:rPr>
+        <w:t xml:space="preserve">5.18    Threshold Calibration: Choosing the Operating Point</w:t>
+      </w:r>
+      <w:r>
+        <w:rPr>
+          <w:rFonts w:ascii="Times New Roman" w:cs="Times New Roman" w:eastAsia="Times New Roman" w:hAnsi="Times New Roman"/>
+          <w:b w:val="false"/>
+          <w:bCs w:val="false"/>
+          <w:sz w:val="24"/>
+          <w:szCs w:val="24"/>
+        </w:rPr>
+        <w:ptab w:alignment="right" w:relativeTo="margin" w:leader="dot"/>
+        <w:t xml:space="preserve">54</w:t>
+      </w:r>
+    </w:p>
+    <w:p>
+      <w:pPr>
+        <w:spacing w:after="20" w:line="240"/>
+        <w:ind w:left="403"/>
+      </w:pPr>
+      <w:r>
+        <w:rPr>
+          <w:rFonts w:ascii="Times New Roman" w:cs="Times New Roman" w:eastAsia="Times New Roman" w:hAnsi="Times New Roman"/>
+          <w:b w:val="false"/>
+          <w:bCs w:val="false"/>
+          <w:i w:val="false"/>
+          <w:iCs w:val="false"/>
+          <w:caps w:val="false"/>
+          <w:sz w:val="24"/>
+          <w:szCs w:val="24"/>
+        </w:rPr>
+        <w:t xml:space="preserve">5.19    Evaluator Bias: Measuring the Combiner</w:t>
+      </w:r>
+      <w:r>
+        <w:rPr>
+          <w:rFonts w:ascii="Times New Roman" w:cs="Times New Roman" w:eastAsia="Times New Roman" w:hAnsi="Times New Roman"/>
+          <w:b w:val="false"/>
+          <w:bCs w:val="false"/>
+          <w:sz w:val="24"/>
+          <w:szCs w:val="24"/>
+        </w:rPr>
+        <w:ptab w:alignment="right" w:relativeTo="margin" w:leader="dot"/>
+        <w:t xml:space="preserve">55</w:t>
+      </w:r>
+    </w:p>
+    <w:p>
+      <w:pPr>
+        <w:spacing w:after="20" w:line="240"/>
+        <w:ind w:left="403"/>
+      </w:pPr>
+      <w:r>
+        <w:rPr>
+          <w:rFonts w:ascii="Times New Roman" w:cs="Times New Roman" w:eastAsia="Times New Roman" w:hAnsi="Times New Roman"/>
+          <w:b w:val="false"/>
+          <w:bCs w:val="false"/>
+          <w:i w:val="false"/>
+          <w:iCs w:val="false"/>
+          <w:caps w:val="false"/>
+          <w:sz w:val="24"/>
+          <w:szCs w:val="24"/>
+        </w:rPr>
+        <w:t xml:space="preserve">5.20    Evaluator Bias: Decomposition</w:t>
+      </w:r>
+      <w:r>
+        <w:rPr>
+          <w:rFonts w:ascii="Times New Roman" w:cs="Times New Roman" w:eastAsia="Times New Roman" w:hAnsi="Times New Roman"/>
+          <w:b w:val="false"/>
+          <w:bCs w:val="false"/>
+          <w:sz w:val="24"/>
+          <w:szCs w:val="24"/>
+        </w:rPr>
+        <w:ptab w:alignment="right" w:relativeTo="margin" w:leader="dot"/>
+        <w:t xml:space="preserve">56</w:t>
+      </w:r>
+    </w:p>
+    <w:p>
+      <w:pPr>
+        <w:spacing w:after="20" w:line="240"/>
+        <w:ind w:left="403"/>
+      </w:pPr>
+      <w:r>
+        <w:rPr>
+          <w:rFonts w:ascii="Times New Roman" w:cs="Times New Roman" w:eastAsia="Times New Roman" w:hAnsi="Times New Roman"/>
+          <w:b w:val="false"/>
+          <w:bCs w:val="false"/>
+          <w:i w:val="false"/>
+          <w:iCs w:val="false"/>
+          <w:caps w:val="false"/>
+          <w:sz w:val="24"/>
+          <w:szCs w:val="24"/>
+        </w:rPr>
+        <w:t xml:space="preserve">5.21    Evaluator Bias: the Correction and its Limits</w:t>
+      </w:r>
+      <w:r>
+        <w:rPr>
+          <w:rFonts w:ascii="Times New Roman" w:cs="Times New Roman" w:eastAsia="Times New Roman" w:hAnsi="Times New Roman"/>
+          <w:b w:val="false"/>
+          <w:bCs w:val="false"/>
+          <w:sz w:val="24"/>
+          <w:szCs w:val="24"/>
+        </w:rPr>
+        <w:ptab w:alignment="right" w:relativeTo="margin" w:leader="dot"/>
+        <w:t xml:space="preserve">57</w:t>
+      </w:r>
+    </w:p>
+    <w:p>
+      <w:pPr>
+        <w:spacing w:after="20" w:line="240"/>
+        <w:ind w:left="403"/>
+      </w:pPr>
+      <w:r>
+        <w:rPr>
+          <w:rFonts w:ascii="Times New Roman" w:cs="Times New Roman" w:eastAsia="Times New Roman" w:hAnsi="Times New Roman"/>
+          <w:b w:val="false"/>
+          <w:bCs w:val="false"/>
+          <w:i w:val="false"/>
+          <w:iCs w:val="false"/>
+          <w:caps w:val="false"/>
+          <w:sz w:val="24"/>
+          <w:szCs w:val="24"/>
+        </w:rPr>
+        <w:t xml:space="preserve">5.22    Measurement Errors Detected and Corrected</w:t>
+      </w:r>
+      <w:r>
+        <w:rPr>
+          <w:rFonts w:ascii="Times New Roman" w:cs="Times New Roman" w:eastAsia="Times New Roman" w:hAnsi="Times New Roman"/>
+          <w:b w:val="false"/>
+          <w:bCs w:val="false"/>
+          <w:sz w:val="24"/>
+          <w:szCs w:val="24"/>
+        </w:rPr>
+        <w:ptab w:alignment="right" w:relativeTo="margin" w:leader="dot"/>
+        <w:t xml:space="preserve">59</w:t>
+      </w:r>
+    </w:p>
+    <w:p>
+      <w:pPr>
+        <w:spacing w:after="20" w:line="240"/>
+        <w:ind w:left="403"/>
+      </w:pPr>
+      <w:r>
+        <w:rPr>
+          <w:rFonts w:ascii="Times New Roman" w:cs="Times New Roman" w:eastAsia="Times New Roman" w:hAnsi="Times New Roman"/>
+          <w:b w:val="false"/>
+          <w:bCs w:val="false"/>
+          <w:i w:val="false"/>
+          <w:iCs w:val="false"/>
+          <w:caps w:val="false"/>
+          <w:sz w:val="24"/>
+          <w:szCs w:val="24"/>
+        </w:rPr>
+        <w:t xml:space="preserve">5.23    The Retrieval Path Was Inert Throughout</w:t>
+      </w:r>
+      <w:r>
+        <w:rPr>
+          <w:rFonts w:ascii="Times New Roman" w:cs="Times New Roman" w:eastAsia="Times New Roman" w:hAnsi="Times New Roman"/>
+          <w:b w:val="false"/>
+          <w:bCs w:val="false"/>
+          <w:sz w:val="24"/>
+          <w:szCs w:val="24"/>
+        </w:rPr>
+        <w:ptab w:alignment="right" w:relativeTo="margin" w:leader="dot"/>
+        <w:t xml:space="preserve">61</w:t>
+      </w:r>
+    </w:p>
+    <w:p>
+      <w:pPr>
+        <w:spacing w:after="20" w:line="240"/>
+        <w:ind w:left="403"/>
+      </w:pPr>
+      <w:r>
+        <w:rPr>
+          <w:rFonts w:ascii="Times New Roman" w:cs="Times New Roman" w:eastAsia="Times New Roman" w:hAnsi="Times New Roman"/>
+          <w:b w:val="false"/>
+          <w:bCs w:val="false"/>
+          <w:i w:val="false"/>
+          <w:iCs w:val="false"/>
+          <w:caps w:val="false"/>
+          <w:sz w:val="24"/>
+          <w:szCs w:val="24"/>
+        </w:rPr>
+        <w:t xml:space="preserve">5.24    Threats to Validity</w:t>
+      </w:r>
+      <w:r>
+        <w:rPr>
+          <w:rFonts w:ascii="Times New Roman" w:cs="Times New Roman" w:eastAsia="Times New Roman" w:hAnsi="Times New Roman"/>
+          <w:b w:val="false"/>
+          <w:bCs w:val="false"/>
+          <w:sz w:val="24"/>
+          <w:szCs w:val="24"/>
+        </w:rPr>
+        <w:ptab w:alignment="right" w:relativeTo="margin" w:leader="dot"/>
+        <w:t xml:space="preserve">62</w:t>
+      </w:r>
+    </w:p>
+    <w:p>
+      <w:pPr>
+        <w:spacing w:after="60" w:line="240"/>
+        <w:ind w:left="0"/>
+      </w:pPr>
+      <w:r>
+        <w:rPr>
+          <w:rFonts w:ascii="Times New Roman" w:cs="Times New Roman" w:eastAsia="Times New Roman" w:hAnsi="Times New Roman"/>
+          <w:b/>
+          <w:bCs/>
+          <w:i w:val="false"/>
+          <w:iCs w:val="false"/>
+          <w:caps w:val="false"/>
+          <w:sz w:val="24"/>
+          <w:szCs w:val="24"/>
+        </w:rPr>
+        <w:t xml:space="preserve">Chapter 6    System Testing and Validation</w:t>
+      </w:r>
+      <w:r>
+        <w:rPr>
+          <w:rFonts w:ascii="Times New Roman" w:cs="Times New Roman" w:eastAsia="Times New Roman" w:hAnsi="Times New Roman"/>
+          <w:b/>
+          <w:bCs/>
+          <w:sz w:val="24"/>
+          <w:szCs w:val="24"/>
+        </w:rPr>
+        <w:ptab w:alignment="right" w:relativeTo="margin" w:leader="dot"/>
+        <w:t xml:space="preserve">64</w:t>
+      </w:r>
+    </w:p>
+    <w:p>
+      <w:pPr>
+        <w:spacing w:after="20" w:line="240"/>
+        <w:ind w:left="403"/>
+      </w:pPr>
+      <w:r>
+        <w:rPr>
+          <w:rFonts w:ascii="Times New Roman" w:cs="Times New Roman" w:eastAsia="Times New Roman" w:hAnsi="Times New Roman"/>
+          <w:b w:val="false"/>
+          <w:bCs w:val="false"/>
+          <w:i w:val="false"/>
+          <w:iCs w:val="false"/>
+          <w:caps w:val="false"/>
+          <w:sz w:val="24"/>
+          <w:szCs w:val="24"/>
+        </w:rPr>
+        <w:t xml:space="preserve">6.1    Testing Strategy</w:t>
+      </w:r>
+      <w:r>
+        <w:rPr>
+          <w:rFonts w:ascii="Times New Roman" w:cs="Times New Roman" w:eastAsia="Times New Roman" w:hAnsi="Times New Roman"/>
+          <w:b w:val="false"/>
+          <w:bCs w:val="false"/>
+          <w:sz w:val="24"/>
+          <w:szCs w:val="24"/>
+        </w:rPr>
+        <w:ptab w:alignment="right" w:relativeTo="margin" w:leader="dot"/>
+        <w:t xml:space="preserve">64</w:t>
+      </w:r>
+    </w:p>
+    <w:p>
+      <w:pPr>
+        <w:spacing w:after="20" w:line="240"/>
+        <w:ind w:left="403"/>
+      </w:pPr>
+      <w:r>
+        <w:rPr>
+          <w:rFonts w:ascii="Times New Roman" w:cs="Times New Roman" w:eastAsia="Times New Roman" w:hAnsi="Times New Roman"/>
+          <w:b w:val="false"/>
+          <w:bCs w:val="false"/>
+          <w:i w:val="false"/>
+          <w:iCs w:val="false"/>
+          <w:caps w:val="false"/>
+          <w:sz w:val="24"/>
+          <w:szCs w:val="24"/>
+        </w:rPr>
+        <w:t xml:space="preserve">6.2    Score Computation and Renormalisation</w:t>
+      </w:r>
+      <w:r>
+        <w:rPr>
+          <w:rFonts w:ascii="Times New Roman" w:cs="Times New Roman" w:eastAsia="Times New Roman" w:hAnsi="Times New Roman"/>
+          <w:b w:val="false"/>
+          <w:bCs w:val="false"/>
+          <w:sz w:val="24"/>
+          <w:szCs w:val="24"/>
+        </w:rPr>
+        <w:ptab w:alignment="right" w:relativeTo="margin" w:leader="dot"/>
+        <w:t xml:space="preserve">64</w:t>
+      </w:r>
+    </w:p>
+    <w:p>
+      <w:pPr>
+        <w:spacing w:after="20" w:line="240"/>
+        <w:ind w:left="403"/>
+      </w:pPr>
+      <w:r>
+        <w:rPr>
+          <w:rFonts w:ascii="Times New Roman" w:cs="Times New Roman" w:eastAsia="Times New Roman" w:hAnsi="Times New Roman"/>
+          <w:b w:val="false"/>
+          <w:bCs w:val="false"/>
+          <w:i w:val="false"/>
+          <w:iCs w:val="false"/>
+          <w:caps w:val="false"/>
+          <w:sz w:val="24"/>
+          <w:szCs w:val="24"/>
+        </w:rPr>
+        <w:t xml:space="preserve">6.3    Rubric Parsing</w:t>
+      </w:r>
+      <w:r>
+        <w:rPr>
+          <w:rFonts w:ascii="Times New Roman" w:cs="Times New Roman" w:eastAsia="Times New Roman" w:hAnsi="Times New Roman"/>
+          <w:b w:val="false"/>
+          <w:bCs w:val="false"/>
+          <w:sz w:val="24"/>
+          <w:szCs w:val="24"/>
+        </w:rPr>
+        <w:ptab w:alignment="right" w:relativeTo="margin" w:leader="dot"/>
+        <w:t xml:space="preserve">64</w:t>
+      </w:r>
+    </w:p>
+    <w:p>
+      <w:pPr>
+        <w:spacing w:after="20" w:line="240"/>
+        <w:ind w:left="403"/>
+      </w:pPr>
+      <w:r>
+        <w:rPr>
+          <w:rFonts w:ascii="Times New Roman" w:cs="Times New Roman" w:eastAsia="Times New Roman" w:hAnsi="Times New Roman"/>
+          <w:b w:val="false"/>
+          <w:bCs w:val="false"/>
+          <w:i w:val="false"/>
+          <w:iCs w:val="false"/>
+          <w:caps w:val="false"/>
+          <w:sz w:val="24"/>
+          <w:szCs w:val="24"/>
+        </w:rPr>
+        <w:t xml:space="preserve">6.4    Gate and Regeneration Logic</w:t>
+      </w:r>
+      <w:r>
+        <w:rPr>
+          <w:rFonts w:ascii="Times New Roman" w:cs="Times New Roman" w:eastAsia="Times New Roman" w:hAnsi="Times New Roman"/>
+          <w:b w:val="false"/>
+          <w:bCs w:val="false"/>
+          <w:sz w:val="24"/>
+          <w:szCs w:val="24"/>
+        </w:rPr>
+        <w:ptab w:alignment="right" w:relativeTo="margin" w:leader="dot"/>
+        <w:t xml:space="preserve">65</w:t>
+      </w:r>
+    </w:p>
+    <w:p>
+      <w:pPr>
+        <w:spacing w:after="20" w:line="240"/>
+        <w:ind w:left="403"/>
+      </w:pPr>
+      <w:r>
+        <w:rPr>
+          <w:rFonts w:ascii="Times New Roman" w:cs="Times New Roman" w:eastAsia="Times New Roman" w:hAnsi="Times New Roman"/>
+          <w:b w:val="false"/>
+          <w:bCs w:val="false"/>
+          <w:i w:val="false"/>
+          <w:iCs w:val="false"/>
+          <w:caps w:val="false"/>
+          <w:sz w:val="24"/>
+          <w:szCs w:val="24"/>
+        </w:rPr>
+        <w:t xml:space="preserve">6.5    Randomisation Balance</w:t>
+      </w:r>
+      <w:r>
+        <w:rPr>
+          <w:rFonts w:ascii="Times New Roman" w:cs="Times New Roman" w:eastAsia="Times New Roman" w:hAnsi="Times New Roman"/>
+          <w:b w:val="false"/>
+          <w:bCs w:val="false"/>
+          <w:sz w:val="24"/>
+          <w:szCs w:val="24"/>
+        </w:rPr>
+        <w:ptab w:alignment="right" w:relativeTo="margin" w:leader="dot"/>
+        <w:t xml:space="preserve">65</w:t>
+      </w:r>
+    </w:p>
+    <w:p>
+      <w:pPr>
+        <w:spacing w:after="20" w:line="240"/>
+        <w:ind w:left="403"/>
+      </w:pPr>
+      <w:r>
+        <w:rPr>
+          <w:rFonts w:ascii="Times New Roman" w:cs="Times New Roman" w:eastAsia="Times New Roman" w:hAnsi="Times New Roman"/>
+          <w:b w:val="false"/>
+          <w:bCs w:val="false"/>
+          <w:i w:val="false"/>
+          <w:iCs w:val="false"/>
+          <w:caps w:val="false"/>
+          <w:sz w:val="24"/>
+          <w:szCs w:val="24"/>
+        </w:rPr>
+        <w:t xml:space="preserve">6.6    Persistence and Restart Behaviour</w:t>
+      </w:r>
+      <w:r>
+        <w:rPr>
+          <w:rFonts w:ascii="Times New Roman" w:cs="Times New Roman" w:eastAsia="Times New Roman" w:hAnsi="Times New Roman"/>
+          <w:b w:val="false"/>
+          <w:bCs w:val="false"/>
+          <w:sz w:val="24"/>
+          <w:szCs w:val="24"/>
+        </w:rPr>
+        <w:ptab w:alignment="right" w:relativeTo="margin" w:leader="dot"/>
+        <w:t xml:space="preserve">66</w:t>
+      </w:r>
+    </w:p>
+    <w:p>
+      <w:pPr>
+        <w:spacing w:after="20" w:line="240"/>
+        <w:ind w:left="403"/>
+      </w:pPr>
+      <w:r>
+        <w:rPr>
+          <w:rFonts w:ascii="Times New Roman" w:cs="Times New Roman" w:eastAsia="Times New Roman" w:hAnsi="Times New Roman"/>
+          <w:b w:val="false"/>
+          <w:bCs w:val="false"/>
+          <w:i w:val="false"/>
+          <w:iCs w:val="false"/>
+          <w:caps w:val="false"/>
+          <w:sz w:val="24"/>
+          <w:szCs w:val="24"/>
+        </w:rPr>
+        <w:t xml:space="preserve">6.7    Failure Modes and Degradation</w:t>
+      </w:r>
+      <w:r>
+        <w:rPr>
+          <w:rFonts w:ascii="Times New Roman" w:cs="Times New Roman" w:eastAsia="Times New Roman" w:hAnsi="Times New Roman"/>
+          <w:b w:val="false"/>
+          <w:bCs w:val="false"/>
+          <w:sz w:val="24"/>
+          <w:szCs w:val="24"/>
+        </w:rPr>
+        <w:ptab w:alignment="right" w:relativeTo="margin" w:leader="dot"/>
+        <w:t xml:space="preserve">66</w:t>
+      </w:r>
+    </w:p>
+    <w:p>
+      <w:pPr>
+        <w:spacing w:after="20" w:line="240"/>
+        <w:ind w:left="403"/>
+      </w:pPr>
+      <w:r>
+        <w:rPr>
+          <w:rFonts w:ascii="Times New Roman" w:cs="Times New Roman" w:eastAsia="Times New Roman" w:hAnsi="Times New Roman"/>
+          <w:b w:val="false"/>
+          <w:bCs w:val="false"/>
+          <w:i w:val="false"/>
+          <w:iCs w:val="false"/>
+          <w:caps w:val="false"/>
+          <w:sz w:val="24"/>
+          <w:szCs w:val="24"/>
+        </w:rPr>
+        <w:t xml:space="preserve">6.8    End-to-End Verification</w:t>
+      </w:r>
+      <w:r>
+        <w:rPr>
+          <w:rFonts w:ascii="Times New Roman" w:cs="Times New Roman" w:eastAsia="Times New Roman" w:hAnsi="Times New Roman"/>
+          <w:b w:val="false"/>
+          <w:bCs w:val="false"/>
+          <w:sz w:val="24"/>
+          <w:szCs w:val="24"/>
+        </w:rPr>
+        <w:ptab w:alignment="right" w:relativeTo="margin" w:leader="dot"/>
+        <w:t xml:space="preserve">67</w:t>
+      </w:r>
+    </w:p>
+    <w:p>
+      <w:pPr>
+        <w:spacing w:after="60" w:line="240"/>
+        <w:ind w:left="0"/>
+      </w:pPr>
+      <w:r>
+        <w:rPr>
+          <w:rFonts w:ascii="Times New Roman" w:cs="Times New Roman" w:eastAsia="Times New Roman" w:hAnsi="Times New Roman"/>
+          <w:b/>
+          <w:bCs/>
+          <w:i w:val="false"/>
+          <w:iCs w:val="false"/>
+          <w:caps w:val="false"/>
+          <w:sz w:val="24"/>
+          <w:szCs w:val="24"/>
+        </w:rPr>
+        <w:t xml:space="preserve">Chapter 7    Conclusion and Recommendations</w:t>
+      </w:r>
+      <w:r>
+        <w:rPr>
+          <w:rFonts w:ascii="Times New Roman" w:cs="Times New Roman" w:eastAsia="Times New Roman" w:hAnsi="Times New Roman"/>
+          <w:b/>
+          <w:bCs/>
+          <w:sz w:val="24"/>
+          <w:szCs w:val="24"/>
+        </w:rPr>
+        <w:ptab w:alignment="right" w:relativeTo="margin" w:leader="dot"/>
+        <w:t xml:space="preserve">68</w:t>
+      </w:r>
+    </w:p>
+    <w:p>
+      <w:pPr>
+        <w:spacing w:after="20" w:line="240"/>
+        <w:ind w:left="403"/>
+      </w:pPr>
+      <w:r>
+        <w:rPr>
+          <w:rFonts w:ascii="Times New Roman" w:cs="Times New Roman" w:eastAsia="Times New Roman" w:hAnsi="Times New Roman"/>
+          <w:b w:val="false"/>
+          <w:bCs w:val="false"/>
+          <w:i w:val="false"/>
+          <w:iCs w:val="false"/>
+          <w:caps w:val="false"/>
+          <w:sz w:val="24"/>
+          <w:szCs w:val="24"/>
+        </w:rPr>
+        <w:t xml:space="preserve">7.1    Conclusions</w:t>
+      </w:r>
+      <w:r>
+        <w:rPr>
+          <w:rFonts w:ascii="Times New Roman" w:cs="Times New Roman" w:eastAsia="Times New Roman" w:hAnsi="Times New Roman"/>
+          <w:b w:val="false"/>
+          <w:bCs w:val="false"/>
+          <w:sz w:val="24"/>
+          <w:szCs w:val="24"/>
+        </w:rPr>
+        <w:ptab w:alignment="right" w:relativeTo="margin" w:leader="dot"/>
+        <w:t xml:space="preserve">68</w:t>
+      </w:r>
+    </w:p>
+    <w:p>
+      <w:pPr>
+        <w:spacing w:after="20" w:line="240"/>
+        <w:ind w:left="403"/>
+      </w:pPr>
+      <w:r>
+        <w:rPr>
+          <w:rFonts w:ascii="Times New Roman" w:cs="Times New Roman" w:eastAsia="Times New Roman" w:hAnsi="Times New Roman"/>
+          <w:b w:val="false"/>
+          <w:bCs w:val="false"/>
+          <w:i w:val="false"/>
+          <w:iCs w:val="false"/>
+          <w:caps w:val="false"/>
+          <w:sz w:val="24"/>
+          <w:szCs w:val="24"/>
+        </w:rPr>
+        <w:t xml:space="preserve">7.2    Recommendations</w:t>
+      </w:r>
+      <w:r>
+        <w:rPr>
+          <w:rFonts w:ascii="Times New Roman" w:cs="Times New Roman" w:eastAsia="Times New Roman" w:hAnsi="Times New Roman"/>
+          <w:b w:val="false"/>
+          <w:bCs w:val="false"/>
+          <w:sz w:val="24"/>
+          <w:szCs w:val="24"/>
+        </w:rPr>
+        <w:ptab w:alignment="right" w:relativeTo="margin" w:leader="dot"/>
+        <w:t xml:space="preserve">68</w:t>
+      </w:r>
+    </w:p>
+    <w:p>
+      <w:pPr>
+        <w:spacing w:after="60" w:line="240"/>
+        <w:ind w:left="0"/>
+      </w:pPr>
+      <w:r>
+        <w:rPr>
+          <w:rFonts w:ascii="Times New Roman" w:cs="Times New Roman" w:eastAsia="Times New Roman" w:hAnsi="Times New Roman"/>
+          <w:b/>
+          <w:bCs/>
+          <w:i w:val="false"/>
+          <w:iCs w:val="false"/>
+          <w:caps w:val="false"/>
+          <w:sz w:val="24"/>
+          <w:szCs w:val="24"/>
+        </w:rPr>
+        <w:t xml:space="preserve">Chapter 8    Future Scope</w:t>
+      </w:r>
+      <w:r>
+        <w:rPr>
+          <w:rFonts w:ascii="Times New Roman" w:cs="Times New Roman" w:eastAsia="Times New Roman" w:hAnsi="Times New Roman"/>
+          <w:b/>
+          <w:bCs/>
+          <w:sz w:val="24"/>
+          <w:szCs w:val="24"/>
+        </w:rPr>
+        <w:ptab w:alignment="right" w:relativeTo="margin" w:leader="dot"/>
+        <w:t xml:space="preserve">70</w:t>
+      </w:r>
+    </w:p>
+    <w:p>
+      <w:pPr>
+        <w:spacing w:after="20" w:line="240"/>
+        <w:ind w:left="403"/>
+      </w:pPr>
+      <w:r>
+        <w:rPr>
+          <w:rFonts w:ascii="Times New Roman" w:cs="Times New Roman" w:eastAsia="Times New Roman" w:hAnsi="Times New Roman"/>
+          <w:b w:val="false"/>
+          <w:bCs w:val="false"/>
+          <w:i w:val="false"/>
+          <w:iCs w:val="false"/>
+          <w:caps w:val="false"/>
+          <w:sz w:val="24"/>
+          <w:szCs w:val="24"/>
+        </w:rPr>
+        <w:t xml:space="preserve">8.1    Eliminating the Position Effect by Construction</w:t>
+      </w:r>
+      <w:r>
+        <w:rPr>
+          <w:rFonts w:ascii="Times New Roman" w:cs="Times New Roman" w:eastAsia="Times New Roman" w:hAnsi="Times New Roman"/>
+          <w:b w:val="false"/>
+          <w:bCs w:val="false"/>
+          <w:sz w:val="24"/>
+          <w:szCs w:val="24"/>
+        </w:rPr>
+        <w:ptab w:alignment="right" w:relativeTo="margin" w:leader="dot"/>
+        <w:t xml:space="preserve">70</w:t>
+      </w:r>
+    </w:p>
+    <w:p>
+      <w:pPr>
+        <w:spacing w:after="20" w:line="240"/>
+        <w:ind w:left="403"/>
+      </w:pPr>
+      <w:r>
+        <w:rPr>
+          <w:rFonts w:ascii="Times New Roman" w:cs="Times New Roman" w:eastAsia="Times New Roman" w:hAnsi="Times New Roman"/>
+          <w:b w:val="false"/>
+          <w:bCs w:val="false"/>
+          <w:i w:val="false"/>
+          <w:iCs w:val="false"/>
+          <w:caps w:val="false"/>
+          <w:sz w:val="24"/>
+          <w:szCs w:val="24"/>
+        </w:rPr>
+        <w:t xml:space="preserve">8.2    A Human-Annotated Validation Study</w:t>
+      </w:r>
+      <w:r>
+        <w:rPr>
+          <w:rFonts w:ascii="Times New Roman" w:cs="Times New Roman" w:eastAsia="Times New Roman" w:hAnsi="Times New Roman"/>
+          <w:b w:val="false"/>
+          <w:bCs w:val="false"/>
+          <w:sz w:val="24"/>
+          <w:szCs w:val="24"/>
+        </w:rPr>
+        <w:ptab w:alignment="right" w:relativeTo="margin" w:leader="dot"/>
+        <w:t xml:space="preserve">70</w:t>
+      </w:r>
+    </w:p>
+    <w:p>
+      <w:pPr>
+        <w:spacing w:after="20" w:line="240"/>
+        <w:ind w:left="403"/>
+      </w:pPr>
+      <w:r>
+        <w:rPr>
+          <w:rFonts w:ascii="Times New Roman" w:cs="Times New Roman" w:eastAsia="Times New Roman" w:hAnsi="Times New Roman"/>
+          <w:b w:val="false"/>
+          <w:bCs w:val="false"/>
+          <w:i w:val="false"/>
+          <w:iCs w:val="false"/>
+          <w:caps w:val="false"/>
+          <w:sz w:val="24"/>
+          <w:szCs w:val="24"/>
+        </w:rPr>
+        <w:t xml:space="preserve">8.3    Calibrating the Retrieval Threshold</w:t>
+      </w:r>
+      <w:r>
+        <w:rPr>
+          <w:rFonts w:ascii="Times New Roman" w:cs="Times New Roman" w:eastAsia="Times New Roman" w:hAnsi="Times New Roman"/>
+          <w:b w:val="false"/>
+          <w:bCs w:val="false"/>
+          <w:sz w:val="24"/>
+          <w:szCs w:val="24"/>
+        </w:rPr>
+        <w:ptab w:alignment="right" w:relativeTo="margin" w:leader="dot"/>
+        <w:t xml:space="preserve">71</w:t>
+      </w:r>
+    </w:p>
+    <w:p>
+      <w:pPr>
+        <w:spacing w:after="20" w:line="240"/>
+        <w:ind w:left="403"/>
+      </w:pPr>
+      <w:r>
+        <w:rPr>
+          <w:rFonts w:ascii="Times New Roman" w:cs="Times New Roman" w:eastAsia="Times New Roman" w:hAnsi="Times New Roman"/>
+          <w:b w:val="false"/>
+          <w:bCs w:val="false"/>
+          <w:i w:val="false"/>
+          <w:iCs w:val="false"/>
+          <w:caps w:val="false"/>
+          <w:sz w:val="24"/>
+          <w:szCs w:val="24"/>
+        </w:rPr>
+        <w:t xml:space="preserve">8.4    Distillation of the Judge</w:t>
+      </w:r>
+      <w:r>
+        <w:rPr>
+          <w:rFonts w:ascii="Times New Roman" w:cs="Times New Roman" w:eastAsia="Times New Roman" w:hAnsi="Times New Roman"/>
+          <w:b w:val="false"/>
+          <w:bCs w:val="false"/>
+          <w:sz w:val="24"/>
+          <w:szCs w:val="24"/>
+        </w:rPr>
+        <w:ptab w:alignment="right" w:relativeTo="margin" w:leader="dot"/>
+        <w:t xml:space="preserve">71</w:t>
+      </w:r>
+    </w:p>
+    <w:p>
+      <w:pPr>
+        <w:spacing w:after="20" w:line="240"/>
+        <w:ind w:left="403"/>
+      </w:pPr>
+      <w:r>
+        <w:rPr>
+          <w:rFonts w:ascii="Times New Roman" w:cs="Times New Roman" w:eastAsia="Times New Roman" w:hAnsi="Times New Roman"/>
+          <w:b w:val="false"/>
+          <w:bCs w:val="false"/>
+          <w:i w:val="false"/>
+          <w:iCs w:val="false"/>
+          <w:caps w:val="false"/>
+          <w:sz w:val="24"/>
+          <w:szCs w:val="24"/>
+        </w:rPr>
+        <w:t xml:space="preserve">8.5    Broader Signal Set and Adaptive Weighting</w:t>
+      </w:r>
+      <w:r>
+        <w:rPr>
+          <w:rFonts w:ascii="Times New Roman" w:cs="Times New Roman" w:eastAsia="Times New Roman" w:hAnsi="Times New Roman"/>
+          <w:b w:val="false"/>
+          <w:bCs w:val="false"/>
+          <w:sz w:val="24"/>
+          <w:szCs w:val="24"/>
+        </w:rPr>
+        <w:ptab w:alignment="right" w:relativeTo="margin" w:leader="dot"/>
+        <w:t xml:space="preserve">71</w:t>
+      </w:r>
+    </w:p>
+    <w:p>
+      <w:pPr>
+        <w:spacing w:after="20" w:line="240"/>
+        <w:ind w:left="403"/>
+      </w:pPr>
+      <w:r>
+        <w:rPr>
+          <w:rFonts w:ascii="Times New Roman" w:cs="Times New Roman" w:eastAsia="Times New Roman" w:hAnsi="Times New Roman"/>
+          <w:b w:val="false"/>
+          <w:bCs w:val="false"/>
+          <w:i w:val="false"/>
+          <w:iCs w:val="false"/>
+          <w:caps w:val="false"/>
+          <w:sz w:val="24"/>
+          <w:szCs w:val="24"/>
+        </w:rPr>
+        <w:t xml:space="preserve">8.6    Generalisation</w:t>
+      </w:r>
+      <w:r>
+        <w:rPr>
+          <w:rFonts w:ascii="Times New Roman" w:cs="Times New Roman" w:eastAsia="Times New Roman" w:hAnsi="Times New Roman"/>
+          <w:b w:val="false"/>
+          <w:bCs w:val="false"/>
+          <w:sz w:val="24"/>
+          <w:szCs w:val="24"/>
+        </w:rPr>
+        <w:ptab w:alignment="right" w:relativeTo="margin" w:leader="dot"/>
+        <w:t xml:space="preserve">72</w:t>
+      </w:r>
+    </w:p>
+    <w:p>
+      <w:pPr>
+        <w:spacing w:after="60" w:line="240"/>
+        <w:ind w:left="0"/>
+      </w:pPr>
+      <w:r>
+        <w:rPr>
+          <w:rFonts w:ascii="Times New Roman" w:cs="Times New Roman" w:eastAsia="Times New Roman" w:hAnsi="Times New Roman"/>
+          <w:b/>
+          <w:bCs/>
+          <w:i w:val="false"/>
+          <w:iCs w:val="false"/>
+          <w:caps w:val="false"/>
+          <w:sz w:val="24"/>
+          <w:szCs w:val="24"/>
+        </w:rPr>
+        <w:t xml:space="preserve">References</w:t>
+      </w:r>
+      <w:r>
+        <w:rPr>
+          <w:rFonts w:ascii="Times New Roman" w:cs="Times New Roman" w:eastAsia="Times New Roman" w:hAnsi="Times New Roman"/>
+          <w:b/>
+          <w:bCs/>
+          <w:sz w:val="24"/>
+          <w:szCs w:val="24"/>
+        </w:rPr>
+        <w:ptab w:alignment="right" w:relativeTo="margin" w:leader="dot"/>
+        <w:t xml:space="preserve">73</w:t>
+      </w:r>
+    </w:p>
+    <w:p>
+      <w:pPr>
+        <w:spacing w:after="60" w:line="240"/>
+        <w:ind w:left="0"/>
+      </w:pPr>
+      <w:r>
+        <w:rPr>
+          <w:rFonts w:ascii="Times New Roman" w:cs="Times New Roman" w:eastAsia="Times New Roman" w:hAnsi="Times New Roman"/>
+          <w:b/>
+          <w:bCs/>
+          <w:i w:val="false"/>
+          <w:iCs w:val="false"/>
+          <w:caps w:val="false"/>
+          <w:sz w:val="24"/>
+          <w:szCs w:val="24"/>
+        </w:rPr>
+        <w:t xml:space="preserve">Appendices</w:t>
+      </w:r>
+      <w:r>
+        <w:rPr>
+          <w:rFonts w:ascii="Times New Roman" w:cs="Times New Roman" w:eastAsia="Times New Roman" w:hAnsi="Times New Roman"/>
+          <w:b/>
+          <w:bCs/>
+          <w:sz w:val="24"/>
+          <w:szCs w:val="24"/>
+        </w:rPr>
+        <w:ptab w:alignment="right" w:relativeTo="margin" w:leader="dot"/>
+        <w:t xml:space="preserve">75</w:t>
+      </w:r>
+    </w:p>
+    <w:p>
+      <w:pPr>
+        <w:spacing w:after="20" w:line="240"/>
+        <w:ind w:left="403"/>
+      </w:pPr>
+      <w:r>
+        <w:rPr>
+          <w:rFonts w:ascii="Times New Roman" w:cs="Times New Roman" w:eastAsia="Times New Roman" w:hAnsi="Times New Roman"/>
+          <w:b w:val="false"/>
+          <w:bCs w:val="false"/>
+          <w:i w:val="false"/>
+          <w:iCs w:val="false"/>
+          <w:caps w:val="false"/>
+          <w:sz w:val="24"/>
+          <w:szCs w:val="24"/>
+        </w:rPr>
+        <w:t xml:space="preserve">Appendix A: Agent Configuration</w:t>
+      </w:r>
+      <w:r>
+        <w:rPr>
+          <w:rFonts w:ascii="Times New Roman" w:cs="Times New Roman" w:eastAsia="Times New Roman" w:hAnsi="Times New Roman"/>
+          <w:b w:val="false"/>
+          <w:bCs w:val="false"/>
+          <w:sz w:val="24"/>
+          <w:szCs w:val="24"/>
+        </w:rPr>
+        <w:ptab w:alignment="right" w:relativeTo="margin" w:leader="dot"/>
+        <w:t xml:space="preserve">75</w:t>
+      </w:r>
+    </w:p>
+    <w:p>
+      <w:pPr>
+        <w:spacing w:after="20" w:line="240"/>
+        <w:ind w:left="403"/>
+      </w:pPr>
+      <w:r>
+        <w:rPr>
+          <w:rFonts w:ascii="Times New Roman" w:cs="Times New Roman" w:eastAsia="Times New Roman" w:hAnsi="Times New Roman"/>
+          <w:b w:val="false"/>
+          <w:bCs w:val="false"/>
+          <w:i w:val="false"/>
+          <w:iCs w:val="false"/>
+          <w:caps w:val="false"/>
+          <w:sz w:val="24"/>
+          <w:szCs w:val="24"/>
+        </w:rPr>
+        <w:t xml:space="preserve">Appendix B: Evaluator Prompt Structure</w:t>
+      </w:r>
+      <w:r>
+        <w:rPr>
+          <w:rFonts w:ascii="Times New Roman" w:cs="Times New Roman" w:eastAsia="Times New Roman" w:hAnsi="Times New Roman"/>
+          <w:b w:val="false"/>
+          <w:bCs w:val="false"/>
+          <w:sz w:val="24"/>
+          <w:szCs w:val="24"/>
+        </w:rPr>
+        <w:ptab w:alignment="right" w:relativeTo="margin" w:leader="dot"/>
+        <w:t xml:space="preserve">75</w:t>
+      </w:r>
+    </w:p>
+    <w:p>
+      <w:pPr>
+        <w:spacing w:after="20" w:line="240"/>
+        <w:ind w:left="403"/>
+      </w:pPr>
+      <w:r>
+        <w:rPr>
+          <w:rFonts w:ascii="Times New Roman" w:cs="Times New Roman" w:eastAsia="Times New Roman" w:hAnsi="Times New Roman"/>
+          <w:b w:val="false"/>
+          <w:bCs w:val="false"/>
+          <w:i w:val="false"/>
+          <w:iCs w:val="false"/>
+          <w:caps w:val="false"/>
+          <w:sz w:val="24"/>
+          <w:szCs w:val="24"/>
+        </w:rPr>
+        <w:t xml:space="preserve">Appendix C: The Eight-Factor Rubric in Full</w:t>
+      </w:r>
+      <w:r>
+        <w:rPr>
+          <w:rFonts w:ascii="Times New Roman" w:cs="Times New Roman" w:eastAsia="Times New Roman" w:hAnsi="Times New Roman"/>
+          <w:b w:val="false"/>
+          <w:bCs w:val="false"/>
+          <w:sz w:val="24"/>
+          <w:szCs w:val="24"/>
+        </w:rPr>
+        <w:ptab w:alignment="right" w:relativeTo="margin" w:leader="dot"/>
+        <w:t xml:space="preserve">75</w:t>
+      </w:r>
+    </w:p>
+    <w:p>
+      <w:pPr>
+        <w:spacing w:after="20" w:line="240"/>
+        <w:ind w:left="403"/>
+      </w:pPr>
+      <w:r>
+        <w:rPr>
+          <w:rFonts w:ascii="Times New Roman" w:cs="Times New Roman" w:eastAsia="Times New Roman" w:hAnsi="Times New Roman"/>
+          <w:b w:val="false"/>
+          <w:bCs w:val="false"/>
+          <w:i w:val="false"/>
+          <w:iCs w:val="false"/>
+          <w:caps w:val="false"/>
+          <w:sz w:val="24"/>
+          <w:szCs w:val="24"/>
+        </w:rPr>
+        <w:t xml:space="preserve">Appendix D: Confidence Score Computation</w:t>
+      </w:r>
+      <w:r>
+        <w:rPr>
+          <w:rFonts w:ascii="Times New Roman" w:cs="Times New Roman" w:eastAsia="Times New Roman" w:hAnsi="Times New Roman"/>
+          <w:b w:val="false"/>
+          <w:bCs w:val="false"/>
+          <w:sz w:val="24"/>
+          <w:szCs w:val="24"/>
+        </w:rPr>
+        <w:ptab w:alignment="right" w:relativeTo="margin" w:leader="dot"/>
+        <w:t xml:space="preserve">76</w:t>
+      </w:r>
+    </w:p>
+    <w:p>
+      <w:pPr>
+        <w:spacing w:after="20" w:line="240"/>
+        <w:ind w:left="403"/>
+      </w:pPr>
+      <w:r>
+        <w:rPr>
+          <w:rFonts w:ascii="Times New Roman" w:cs="Times New Roman" w:eastAsia="Times New Roman" w:hAnsi="Times New Roman"/>
+          <w:b w:val="false"/>
+          <w:bCs w:val="false"/>
+          <w:i w:val="false"/>
+          <w:iCs w:val="false"/>
+          <w:caps w:val="false"/>
+          <w:sz w:val="24"/>
+          <w:szCs w:val="24"/>
+        </w:rPr>
+        <w:t xml:space="preserve">Appendix E: Database Schema</w:t>
+      </w:r>
+      <w:r>
+        <w:rPr>
+          <w:rFonts w:ascii="Times New Roman" w:cs="Times New Roman" w:eastAsia="Times New Roman" w:hAnsi="Times New Roman"/>
+          <w:b w:val="false"/>
+          <w:bCs w:val="false"/>
+          <w:sz w:val="24"/>
+          <w:szCs w:val="24"/>
+        </w:rPr>
+        <w:ptab w:alignment="right" w:relativeTo="margin" w:leader="dot"/>
+        <w:t xml:space="preserve">76</w:t>
+      </w:r>
+    </w:p>
+    <w:p>
+      <w:pPr>
+        <w:spacing w:after="20" w:line="240"/>
+        <w:ind w:left="403"/>
+      </w:pPr>
+      <w:r>
+        <w:rPr>
+          <w:rFonts w:ascii="Times New Roman" w:cs="Times New Roman" w:eastAsia="Times New Roman" w:hAnsi="Times New Roman"/>
+          <w:b w:val="false"/>
+          <w:bCs w:val="false"/>
+          <w:i w:val="false"/>
+          <w:iCs w:val="false"/>
+          <w:caps w:val="false"/>
+          <w:sz w:val="24"/>
+          <w:szCs w:val="24"/>
+        </w:rPr>
+        <w:t xml:space="preserve">Appendix F: Threshold Calibration Procedure</w:t>
+      </w:r>
+      <w:r>
+        <w:rPr>
+          <w:rFonts w:ascii="Times New Roman" w:cs="Times New Roman" w:eastAsia="Times New Roman" w:hAnsi="Times New Roman"/>
+          <w:b w:val="false"/>
+          <w:bCs w:val="false"/>
+          <w:sz w:val="24"/>
+          <w:szCs w:val="24"/>
+        </w:rPr>
+        <w:ptab w:alignment="right" w:relativeTo="margin" w:leader="dot"/>
+        <w:t xml:space="preserve">77</w:t>
+      </w:r>
+    </w:p>
+    <w:p>
+      <w:pPr>
+        <w:spacing w:after="20" w:line="240"/>
+        <w:ind w:left="403"/>
+      </w:pPr>
+      <w:r>
+        <w:rPr>
+          <w:rFonts w:ascii="Times New Roman" w:cs="Times New Roman" w:eastAsia="Times New Roman" w:hAnsi="Times New Roman"/>
+          <w:b w:val="false"/>
+          <w:bCs w:val="false"/>
+          <w:i w:val="false"/>
+          <w:iCs w:val="false"/>
+          <w:caps w:val="false"/>
+          <w:sz w:val="24"/>
+          <w:szCs w:val="24"/>
+        </w:rPr>
+        <w:t xml:space="preserve">Appendix G: Combiner Bias Measurement Procedure</w:t>
+      </w:r>
+      <w:r>
+        <w:rPr>
+          <w:rFonts w:ascii="Times New Roman" w:cs="Times New Roman" w:eastAsia="Times New Roman" w:hAnsi="Times New Roman"/>
+          <w:b w:val="false"/>
+          <w:bCs w:val="false"/>
+          <w:sz w:val="24"/>
+          <w:szCs w:val="24"/>
+        </w:rPr>
+        <w:ptab w:alignment="right" w:relativeTo="margin" w:leader="dot"/>
+        <w:t xml:space="preserve">77</w:t>
+      </w:r>
+    </w:p>
+    <w:p>
+      <w:pPr>
+        <w:spacing w:after="20" w:line="240"/>
+        <w:ind w:left="403"/>
+      </w:pPr>
+      <w:r>
+        <w:rPr>
+          <w:rFonts w:ascii="Times New Roman" w:cs="Times New Roman" w:eastAsia="Times New Roman" w:hAnsi="Times New Roman"/>
+          <w:b w:val="false"/>
+          <w:bCs w:val="false"/>
+          <w:i w:val="false"/>
+          <w:iCs w:val="false"/>
+          <w:caps w:val="false"/>
+          <w:sz w:val="24"/>
+          <w:szCs w:val="24"/>
+        </w:rPr>
+        <w:t xml:space="preserve">Appendix H: Full ROC Table</w:t>
+      </w:r>
+      <w:r>
+        <w:rPr>
+          <w:rFonts w:ascii="Times New Roman" w:cs="Times New Roman" w:eastAsia="Times New Roman" w:hAnsi="Times New Roman"/>
+          <w:b w:val="false"/>
+          <w:bCs w:val="false"/>
+          <w:sz w:val="24"/>
+          <w:szCs w:val="24"/>
+        </w:rPr>
+        <w:ptab w:alignment="right" w:relativeTo="margin" w:leader="dot"/>
+        <w:t xml:space="preserve">78</w:t>
+      </w:r>
+    </w:p>
+    <w:p>
+      <w:pPr>
+        <w:spacing w:after="20" w:line="240"/>
+        <w:ind w:left="403"/>
+      </w:pPr>
+      <w:r>
+        <w:rPr>
+          <w:rFonts w:ascii="Times New Roman" w:cs="Times New Roman" w:eastAsia="Times New Roman" w:hAnsi="Times New Roman"/>
+          <w:b w:val="false"/>
+          <w:bCs w:val="false"/>
+          <w:i w:val="false"/>
+          <w:iCs w:val="false"/>
+          <w:caps w:val="false"/>
+          <w:sz w:val="24"/>
+          <w:szCs w:val="24"/>
+        </w:rPr>
+        <w:t xml:space="preserve">Appendix I: A Worked Example</w:t>
+      </w:r>
+      <w:r>
+        <w:rPr>
+          <w:rFonts w:ascii="Times New Roman" w:cs="Times New Roman" w:eastAsia="Times New Roman" w:hAnsi="Times New Roman"/>
+          <w:b w:val="false"/>
+          <w:bCs w:val="false"/>
+          <w:sz w:val="24"/>
+          <w:szCs w:val="24"/>
+        </w:rPr>
+        <w:ptab w:alignment="right" w:relativeTo="margin" w:leader="dot"/>
+        <w:t xml:space="preserve">79</w:t>
+      </w:r>
+    </w:p>
+    <w:p>
+      <w:pPr>
+        <w:spacing w:after="20" w:line="240"/>
+        <w:ind w:left="403"/>
+      </w:pPr>
+      <w:r>
+        <w:rPr>
+          <w:rFonts w:ascii="Times New Roman" w:cs="Times New Roman" w:eastAsia="Times New Roman" w:hAnsi="Times New Roman"/>
+          <w:b w:val="false"/>
+          <w:bCs w:val="false"/>
+          <w:i w:val="false"/>
+          <w:iCs w:val="false"/>
+          <w:caps w:val="false"/>
+          <w:sz w:val="24"/>
+          <w:szCs w:val="24"/>
+        </w:rPr>
+        <w:t xml:space="preserve">Appendix J: Verbatim Evaluator Output</w:t>
+      </w:r>
+      <w:r>
+        <w:rPr>
+          <w:rFonts w:ascii="Times New Roman" w:cs="Times New Roman" w:eastAsia="Times New Roman" w:hAnsi="Times New Roman"/>
+          <w:b w:val="false"/>
+          <w:bCs w:val="false"/>
+          <w:sz w:val="24"/>
+          <w:szCs w:val="24"/>
+        </w:rPr>
+        <w:ptab w:alignment="right" w:relativeTo="margin" w:leader="dot"/>
+        <w:t xml:space="preserve">80</w:t>
+      </w:r>
+    </w:p>
+    <w:p>
+      <w:pPr>
+        <w:spacing w:after="20" w:line="240"/>
+        <w:ind w:left="403"/>
+      </w:pPr>
+      <w:r>
+        <w:rPr>
+          <w:rFonts w:ascii="Times New Roman" w:cs="Times New Roman" w:eastAsia="Times New Roman" w:hAnsi="Times New Roman"/>
+          <w:b w:val="false"/>
+          <w:bCs w:val="false"/>
+          <w:i w:val="false"/>
+          <w:iCs w:val="false"/>
+          <w:caps w:val="false"/>
+          <w:sz w:val="24"/>
+          <w:szCs w:val="24"/>
+        </w:rPr>
+        <w:t xml:space="preserve">Appendix K: Glossary of Terms as Used in This Report</w:t>
+      </w:r>
+      <w:r>
+        <w:rPr>
+          <w:rFonts w:ascii="Times New Roman" w:cs="Times New Roman" w:eastAsia="Times New Roman" w:hAnsi="Times New Roman"/>
+          <w:b w:val="false"/>
+          <w:bCs w:val="false"/>
+          <w:sz w:val="24"/>
+          <w:szCs w:val="24"/>
+        </w:rPr>
+        <w:ptab w:alignment="right" w:relativeTo="margin" w:leader="dot"/>
+        <w:t xml:space="preserve">81</w:t>
+      </w:r>
+    </w:p>
+    <w:p>
+      <w:pPr>
+        <w:spacing w:after="20" w:line="240"/>
+        <w:ind w:left="403"/>
+      </w:pPr>
+      <w:r>
+        <w:rPr>
+          <w:rFonts w:ascii="Times New Roman" w:cs="Times New Roman" w:eastAsia="Times New Roman" w:hAnsi="Times New Roman"/>
+          <w:b w:val="false"/>
+          <w:bCs w:val="false"/>
+          <w:i w:val="false"/>
+          <w:iCs w:val="false"/>
+          <w:caps w:val="false"/>
+          <w:sz w:val="24"/>
+          <w:szCs w:val="24"/>
+        </w:rPr>
+        <w:t xml:space="preserve">Appendix L: Development Chronology</w:t>
+      </w:r>
+      <w:r>
+        <w:rPr>
+          <w:rFonts w:ascii="Times New Roman" w:cs="Times New Roman" w:eastAsia="Times New Roman" w:hAnsi="Times New Roman"/>
+          <w:b w:val="false"/>
+          <w:bCs w:val="false"/>
+          <w:sz w:val="24"/>
+          <w:szCs w:val="24"/>
+        </w:rPr>
+        <w:ptab w:alignment="right" w:relativeTo="margin" w:leader="dot"/>
+        <w:t xml:space="preserve">82</w:t>
+      </w:r>
+    </w:p>
+    <w:p>
+      <w:pPr>
+        <w:spacing w:after="20" w:line="240"/>
+        <w:ind w:left="403"/>
+      </w:pPr>
+      <w:r>
+        <w:rPr>
+          <w:rFonts w:ascii="Times New Roman" w:cs="Times New Roman" w:eastAsia="Times New Roman" w:hAnsi="Times New Roman"/>
+          <w:b w:val="false"/>
+          <w:bCs w:val="false"/>
+          <w:i w:val="false"/>
+          <w:iCs w:val="false"/>
+          <w:caps w:val="false"/>
+          <w:sz w:val="24"/>
+          <w:szCs w:val="24"/>
+        </w:rPr>
+        <w:t xml:space="preserve">Appendix M: Reproducing the Results</w:t>
+      </w:r>
+      <w:r>
+        <w:rPr>
+          <w:rFonts w:ascii="Times New Roman" w:cs="Times New Roman" w:eastAsia="Times New Roman" w:hAnsi="Times New Roman"/>
+          <w:b w:val="false"/>
+          <w:bCs w:val="false"/>
+          <w:sz w:val="24"/>
+          <w:szCs w:val="24"/>
+        </w:rPr>
+        <w:ptab w:alignment="right" w:relativeTo="margin" w:leader="dot"/>
+        <w:t xml:space="preserve">82</w:t>
+      </w:r>
+    </w:p>
     <w:p>
       <w:r>
         <w:br w:type="page"/>
@@ -4849,7 +5589,6 @@
         <w:pStyle w:val="Heading1"/>
         <w:spacing w:after="240" w:before="240"/>
       </w:pPr>
-      <w:bookmarkStart w:name="_Toc4" w:id="4"/>
       <w:r>
         <w:rPr>
           <w:rFonts w:ascii="Times New Roman" w:cs="Times New Roman" w:eastAsia="Times New Roman" w:hAnsi="Times New Roman"/>
@@ -4863,7 +5602,6 @@
         </w:rPr>
         <w:t xml:space="preserve">List of Figures</w:t>
       </w:r>
-      <w:bookmarkEnd w:id="4"/>
     </w:p>
     <w:p>
       <w:pPr>
@@ -5037,7 +5775,6 @@
         <w:pStyle w:val="Heading1"/>
         <w:spacing w:after="240" w:before="240"/>
       </w:pPr>
-      <w:bookmarkStart w:name="_Toc5" w:id="5"/>
       <w:r>
         <w:rPr>
           <w:rFonts w:ascii="Times New Roman" w:cs="Times New Roman" w:eastAsia="Times New Roman" w:hAnsi="Times New Roman"/>
@@ -5051,7 +5788,6 @@
         </w:rPr>
         <w:t xml:space="preserve">List of Tables</w:t>
       </w:r>
-      <w:bookmarkEnd w:id="5"/>
     </w:p>
     <w:p>
       <w:pPr>
@@ -5477,7 +6213,6 @@
         <w:pStyle w:val="Heading1"/>
         <w:spacing w:after="240" w:before="240"/>
       </w:pPr>
-      <w:bookmarkStart w:name="_Toc6" w:id="6"/>
       <w:r>
         <w:rPr>
           <w:rFonts w:ascii="Times New Roman" w:cs="Times New Roman" w:eastAsia="Times New Roman" w:hAnsi="Times New Roman"/>
@@ -5491,7 +6226,6 @@
         </w:rPr>
         <w:t xml:space="preserve">List of Symbols and Abbreviations</w:t>
       </w:r>
-      <w:bookmarkEnd w:id="6"/>
     </w:p>
     <w:tbl>
       <w:tblPr>
@@ -7031,7 +7765,6 @@
         <w:pStyle w:val="Heading1"/>
         <w:spacing w:after="240" w:before="240"/>
       </w:pPr>
-      <w:bookmarkStart w:name="_Toc7" w:id="7"/>
       <w:r>
         <w:rPr>
           <w:rFonts w:ascii="Times New Roman" w:cs="Times New Roman" w:eastAsia="Times New Roman" w:hAnsi="Times New Roman"/>
@@ -7045,14 +7778,12 @@
         </w:rPr>
         <w:t xml:space="preserve">Chapter 1    Introduction</w:t>
       </w:r>
-      <w:bookmarkEnd w:id="7"/>
     </w:p>
     <w:p>
       <w:pPr>
         <w:pStyle w:val="Heading2"/>
         <w:spacing w:after="120" w:before="240"/>
       </w:pPr>
-      <w:bookmarkStart w:name="_Toc8" w:id="8"/>
       <w:r>
         <w:rPr>
           <w:rFonts w:ascii="Times New Roman" w:cs="Times New Roman" w:eastAsia="Times New Roman" w:hAnsi="Times New Roman"/>
@@ -7066,7 +7797,6 @@
         </w:rPr>
         <w:t xml:space="preserve">1.1    Background</w:t>
       </w:r>
-      <w:bookmarkEnd w:id="8"/>
     </w:p>
     <w:p>
       <w:pPr>
@@ -7149,7 +7879,6 @@
         <w:pStyle w:val="Heading2"/>
         <w:spacing w:after="120" w:before="240"/>
       </w:pPr>
-      <w:bookmarkStart w:name="_Toc9" w:id="9"/>
       <w:r>
         <w:rPr>
           <w:rFonts w:ascii="Times New Roman" w:cs="Times New Roman" w:eastAsia="Times New Roman" w:hAnsi="Times New Roman"/>
@@ -7163,7 +7892,6 @@
         </w:rPr>
         <w:t xml:space="preserve">1.2    Motivation</w:t>
       </w:r>
-      <w:bookmarkEnd w:id="9"/>
     </w:p>
     <w:p>
       <w:pPr>
@@ -7246,7 +7974,6 @@
         <w:pStyle w:val="Heading2"/>
         <w:spacing w:after="120" w:before="240"/>
       </w:pPr>
-      <w:bookmarkStart w:name="_Toc10" w:id="10"/>
       <w:r>
         <w:rPr>
           <w:rFonts w:ascii="Times New Roman" w:cs="Times New Roman" w:eastAsia="Times New Roman" w:hAnsi="Times New Roman"/>
@@ -7260,7 +7987,6 @@
         </w:rPr>
         <w:t xml:space="preserve">1.3    Problem Statement</w:t>
       </w:r>
-      <w:bookmarkEnd w:id="10"/>
     </w:p>
     <w:p>
       <w:pPr>
@@ -7324,7 +8050,6 @@
         <w:pStyle w:val="Heading2"/>
         <w:spacing w:after="120" w:before="240"/>
       </w:pPr>
-      <w:bookmarkStart w:name="_Toc11" w:id="11"/>
       <w:r>
         <w:rPr>
           <w:rFonts w:ascii="Times New Roman" w:cs="Times New Roman" w:eastAsia="Times New Roman" w:hAnsi="Times New Roman"/>
@@ -7338,7 +8063,6 @@
         </w:rPr>
         <w:t xml:space="preserve">1.4    Objectives</w:t>
       </w:r>
-      <w:bookmarkEnd w:id="11"/>
     </w:p>
     <w:p>
       <w:pPr>
@@ -7513,7 +8237,6 @@
         <w:pStyle w:val="Heading2"/>
         <w:spacing w:after="120" w:before="240"/>
       </w:pPr>
-      <w:bookmarkStart w:name="_Toc12" w:id="12"/>
       <w:r>
         <w:rPr>
           <w:rFonts w:ascii="Times New Roman" w:cs="Times New Roman" w:eastAsia="Times New Roman" w:hAnsi="Times New Roman"/>
@@ -7527,7 +8250,6 @@
         </w:rPr>
         <w:t xml:space="preserve">1.5    Scope</w:t>
       </w:r>
-      <w:bookmarkEnd w:id="12"/>
     </w:p>
     <w:p>
       <w:pPr>
@@ -7572,7 +8294,6 @@
         <w:pStyle w:val="Heading2"/>
         <w:spacing w:after="120" w:before="240"/>
       </w:pPr>
-      <w:bookmarkStart w:name="_Toc13" w:id="13"/>
       <w:r>
         <w:rPr>
           <w:rFonts w:ascii="Times New Roman" w:cs="Times New Roman" w:eastAsia="Times New Roman" w:hAnsi="Times New Roman"/>
@@ -7586,7 +8307,6 @@
         </w:rPr>
         <w:t xml:space="preserve">1.6    Limitations</w:t>
       </w:r>
-      <w:bookmarkEnd w:id="13"/>
     </w:p>
     <w:p>
       <w:pPr>
@@ -7669,7 +8389,6 @@
         <w:pStyle w:val="Heading2"/>
         <w:spacing w:after="120" w:before="240"/>
       </w:pPr>
-      <w:bookmarkStart w:name="_Toc14" w:id="14"/>
       <w:r>
         <w:rPr>
           <w:rFonts w:ascii="Times New Roman" w:cs="Times New Roman" w:eastAsia="Times New Roman" w:hAnsi="Times New Roman"/>
@@ -7683,7 +8402,6 @@
         </w:rPr>
         <w:t xml:space="preserve">1.7    Contributions</w:t>
       </w:r>
-      <w:bookmarkEnd w:id="14"/>
     </w:p>
     <w:p>
       <w:pPr>
@@ -7810,7 +8528,6 @@
         <w:pStyle w:val="Heading2"/>
         <w:spacing w:after="120" w:before="240"/>
       </w:pPr>
-      <w:bookmarkStart w:name="_Toc15" w:id="15"/>
       <w:r>
         <w:rPr>
           <w:rFonts w:ascii="Times New Roman" w:cs="Times New Roman" w:eastAsia="Times New Roman" w:hAnsi="Times New Roman"/>
@@ -7824,7 +8541,6 @@
         </w:rPr>
         <w:t xml:space="preserve">1.8    Organisation of the Report</w:t>
       </w:r>
-      <w:bookmarkEnd w:id="15"/>
     </w:p>
     <w:p>
       <w:pPr>
@@ -7855,7 +8571,6 @@
         <w:pStyle w:val="Heading1"/>
         <w:spacing w:after="240" w:before="240"/>
       </w:pPr>
-      <w:bookmarkStart w:name="_Toc16" w:id="16"/>
       <w:r>
         <w:rPr>
           <w:rFonts w:ascii="Times New Roman" w:cs="Times New Roman" w:eastAsia="Times New Roman" w:hAnsi="Times New Roman"/>
@@ -7869,14 +8584,12 @@
         </w:rPr>
         <w:t xml:space="preserve">Chapter 2    Literature Review</w:t>
       </w:r>
-      <w:bookmarkEnd w:id="16"/>
     </w:p>
     <w:p>
       <w:pPr>
         <w:pStyle w:val="Heading2"/>
         <w:spacing w:after="120" w:before="240"/>
       </w:pPr>
-      <w:bookmarkStart w:name="_Toc17" w:id="17"/>
       <w:r>
         <w:rPr>
           <w:rFonts w:ascii="Times New Roman" w:cs="Times New Roman" w:eastAsia="Times New Roman" w:hAnsi="Times New Roman"/>
@@ -7890,7 +8603,6 @@
         </w:rPr>
         <w:t xml:space="preserve">2.1    Overlap-Based Automatic Metrics</w:t>
       </w:r>
-      <w:bookmarkEnd w:id="17"/>
     </w:p>
     <w:p>
       <w:pPr>
@@ -7954,7 +8666,6 @@
         <w:pStyle w:val="Heading2"/>
         <w:spacing w:after="120" w:before="240"/>
       </w:pPr>
-      <w:bookmarkStart w:name="_Toc18" w:id="18"/>
       <w:r>
         <w:rPr>
           <w:rFonts w:ascii="Times New Roman" w:cs="Times New Roman" w:eastAsia="Times New Roman" w:hAnsi="Times New Roman"/>
@@ -7968,7 +8679,6 @@
         </w:rPr>
         <w:t xml:space="preserve">2.2    Embedding-Based Metrics</w:t>
       </w:r>
-      <w:bookmarkEnd w:id="18"/>
     </w:p>
     <w:p>
       <w:pPr>
@@ -8051,7 +8761,6 @@
         <w:pStyle w:val="Heading2"/>
         <w:spacing w:after="120" w:before="240"/>
       </w:pPr>
-      <w:bookmarkStart w:name="_Toc19" w:id="19"/>
       <w:r>
         <w:rPr>
           <w:rFonts w:ascii="Times New Roman" w:cs="Times New Roman" w:eastAsia="Times New Roman" w:hAnsi="Times New Roman"/>
@@ -8065,7 +8774,6 @@
         </w:rPr>
         <w:t xml:space="preserve">2.3    LLM-as-a-Judge</w:t>
       </w:r>
-      <w:bookmarkEnd w:id="19"/>
     </w:p>
     <w:p>
       <w:pPr>
@@ -8129,7 +8837,6 @@
         <w:pStyle w:val="Heading2"/>
         <w:spacing w:after="120" w:before="240"/>
       </w:pPr>
-      <w:bookmarkStart w:name="_Toc20" w:id="20"/>
       <w:r>
         <w:rPr>
           <w:rFonts w:ascii="Times New Roman" w:cs="Times New Roman" w:eastAsia="Times New Roman" w:hAnsi="Times New Roman"/>
@@ -8143,7 +8850,6 @@
         </w:rPr>
         <w:t xml:space="preserve">2.4    Documented Biases of Model-Based Evaluators</w:t>
       </w:r>
-      <w:bookmarkEnd w:id="20"/>
     </w:p>
     <w:p>
       <w:pPr>
@@ -8260,7 +8966,6 @@
         <w:pStyle w:val="Heading2"/>
         <w:spacing w:after="120" w:before="240"/>
       </w:pPr>
-      <w:bookmarkStart w:name="_Toc21" w:id="21"/>
       <w:r>
         <w:rPr>
           <w:rFonts w:ascii="Times New Roman" w:cs="Times New Roman" w:eastAsia="Times New Roman" w:hAnsi="Times New Roman"/>
@@ -8274,7 +8979,6 @@
         </w:rPr>
         <w:t xml:space="preserve">2.5    Multi-Agent Orchestration</w:t>
       </w:r>
-      <w:bookmarkEnd w:id="21"/>
     </w:p>
     <w:p>
       <w:pPr>
@@ -8338,7 +9042,6 @@
         <w:pStyle w:val="Heading2"/>
         <w:spacing w:after="120" w:before="240"/>
       </w:pPr>
-      <w:bookmarkStart w:name="_Toc22" w:id="22"/>
       <w:r>
         <w:rPr>
           <w:rFonts w:ascii="Times New Roman" w:cs="Times New Roman" w:eastAsia="Times New Roman" w:hAnsi="Times New Roman"/>
@@ -8352,7 +9055,6 @@
         </w:rPr>
         <w:t xml:space="preserve">2.6    Retrieval-Augmented Generation and External Grounding</w:t>
       </w:r>
-      <w:bookmarkEnd w:id="22"/>
     </w:p>
     <w:p>
       <w:pPr>
@@ -8416,7 +9118,6 @@
         <w:pStyle w:val="Heading2"/>
         <w:spacing w:after="120" w:before="240"/>
       </w:pPr>
-      <w:bookmarkStart w:name="_Toc23" w:id="23"/>
       <w:r>
         <w:rPr>
           <w:rFonts w:ascii="Times New Roman" w:cs="Times New Roman" w:eastAsia="Times New Roman" w:hAnsi="Times New Roman"/>
@@ -8430,7 +9131,6 @@
         </w:rPr>
         <w:t xml:space="preserve">2.7    Threshold Selection and Diagnostic Statistics</w:t>
       </w:r>
-      <w:bookmarkEnd w:id="23"/>
     </w:p>
     <w:p>
       <w:pPr>
@@ -8513,7 +9213,6 @@
         <w:pStyle w:val="Heading2"/>
         <w:spacing w:after="120" w:before="240"/>
       </w:pPr>
-      <w:bookmarkStart w:name="_Toc24" w:id="24"/>
       <w:r>
         <w:rPr>
           <w:rFonts w:ascii="Times New Roman" w:cs="Times New Roman" w:eastAsia="Times New Roman" w:hAnsi="Times New Roman"/>
@@ -8527,7 +9226,6 @@
         </w:rPr>
         <w:t xml:space="preserve">2.8    Self-Consistency and Ensemble Approaches</w:t>
       </w:r>
-      <w:bookmarkEnd w:id="24"/>
     </w:p>
     <w:p>
       <w:pPr>
@@ -8591,7 +9289,6 @@
         <w:pStyle w:val="Heading2"/>
         <w:spacing w:after="120" w:before="240"/>
       </w:pPr>
-      <w:bookmarkStart w:name="_Toc25" w:id="25"/>
       <w:r>
         <w:rPr>
           <w:rFonts w:ascii="Times New Roman" w:cs="Times New Roman" w:eastAsia="Times New Roman" w:hAnsi="Times New Roman"/>
@@ -8605,7 +9302,6 @@
         </w:rPr>
         <w:t xml:space="preserve">2.9    Calibration and Uncertainty</w:t>
       </w:r>
-      <w:bookmarkEnd w:id="25"/>
     </w:p>
     <w:p>
       <w:pPr>
@@ -8688,7 +9384,6 @@
         <w:pStyle w:val="Heading2"/>
         <w:spacing w:after="120" w:before="240"/>
       </w:pPr>
-      <w:bookmarkStart w:name="_Toc26" w:id="26"/>
       <w:r>
         <w:rPr>
           <w:rFonts w:ascii="Times New Roman" w:cs="Times New Roman" w:eastAsia="Times New Roman" w:hAnsi="Times New Roman"/>
@@ -8702,7 +9397,6 @@
         </w:rPr>
         <w:t xml:space="preserve">2.10    Comparative Summary</w:t>
       </w:r>
-      <w:bookmarkEnd w:id="26"/>
     </w:p>
     <w:tbl>
       <w:tblPr>
@@ -9932,7 +10626,6 @@
         <w:pStyle w:val="Heading2"/>
         <w:spacing w:after="120" w:before="240"/>
       </w:pPr>
-      <w:bookmarkStart w:name="_Toc27" w:id="27"/>
       <w:r>
         <w:rPr>
           <w:rFonts w:ascii="Times New Roman" w:cs="Times New Roman" w:eastAsia="Times New Roman" w:hAnsi="Times New Roman"/>
@@ -9946,7 +10639,6 @@
         </w:rPr>
         <w:t xml:space="preserve">2.11    Identified Gap</w:t>
       </w:r>
-      <w:bookmarkEnd w:id="27"/>
     </w:p>
     <w:p>
       <w:pPr>
@@ -10015,7 +10707,6 @@
         <w:pStyle w:val="Heading1"/>
         <w:spacing w:after="240" w:before="240"/>
       </w:pPr>
-      <w:bookmarkStart w:name="_Toc28" w:id="28"/>
       <w:r>
         <w:rPr>
           <w:rFonts w:ascii="Times New Roman" w:cs="Times New Roman" w:eastAsia="Times New Roman" w:hAnsi="Times New Roman"/>
@@ -10029,14 +10720,12 @@
         </w:rPr>
         <w:t xml:space="preserve">Chapter 3    System Architecture</w:t>
       </w:r>
-      <w:bookmarkEnd w:id="28"/>
     </w:p>
     <w:p>
       <w:pPr>
         <w:pStyle w:val="Heading2"/>
         <w:spacing w:after="120" w:before="240"/>
       </w:pPr>
-      <w:bookmarkStart w:name="_Toc29" w:id="29"/>
       <w:r>
         <w:rPr>
           <w:rFonts w:ascii="Times New Roman" w:cs="Times New Roman" w:eastAsia="Times New Roman" w:hAnsi="Times New Roman"/>
@@ -10050,7 +10739,6 @@
         </w:rPr>
         <w:t xml:space="preserve">3.1    Design Principles</w:t>
       </w:r>
-      <w:bookmarkEnd w:id="29"/>
     </w:p>
     <w:p>
       <w:pPr>
@@ -10148,7 +10836,6 @@
         <w:pStyle w:val="Heading2"/>
         <w:spacing w:after="120" w:before="240"/>
       </w:pPr>
-      <w:bookmarkStart w:name="_Toc30" w:id="30"/>
       <w:r>
         <w:rPr>
           <w:rFonts w:ascii="Times New Roman" w:cs="Times New Roman" w:eastAsia="Times New Roman" w:hAnsi="Times New Roman"/>
@@ -10162,7 +10849,6 @@
         </w:rPr>
         <w:t xml:space="preserve">3.2    Pipeline Overview</w:t>
       </w:r>
-      <w:bookmarkEnd w:id="30"/>
     </w:p>
     <w:p>
       <w:pPr>
@@ -10272,7 +10958,6 @@
         <w:pStyle w:val="Heading2"/>
         <w:spacing w:after="120" w:before="240"/>
       </w:pPr>
-      <w:bookmarkStart w:name="_Toc31" w:id="31"/>
       <w:r>
         <w:rPr>
           <w:rFonts w:ascii="Times New Roman" w:cs="Times New Roman" w:eastAsia="Times New Roman" w:hAnsi="Times New Roman"/>
@@ -10286,7 +10971,6 @@
         </w:rPr>
         <w:t xml:space="preserve">3.3    Agent Roles and Model Assignment</w:t>
       </w:r>
-      <w:bookmarkEnd w:id="31"/>
     </w:p>
     <w:p>
       <w:pPr>
@@ -11631,7 +12315,6 @@
         <w:pStyle w:val="Heading2"/>
         <w:spacing w:after="120" w:before="240"/>
       </w:pPr>
-      <w:bookmarkStart w:name="_Toc32" w:id="32"/>
       <w:r>
         <w:rPr>
           <w:rFonts w:ascii="Times New Roman" w:cs="Times New Roman" w:eastAsia="Times New Roman" w:hAnsi="Times New Roman"/>
@@ -11645,7 +12328,6 @@
         </w:rPr>
         <w:t xml:space="preserve">3.4    The Eight-Factor Rubric</w:t>
       </w:r>
-      <w:bookmarkEnd w:id="32"/>
     </w:p>
     <w:p>
       <w:pPr>
@@ -12553,7 +13235,6 @@
         <w:pStyle w:val="Heading2"/>
         <w:spacing w:after="120" w:before="240"/>
       </w:pPr>
-      <w:bookmarkStart w:name="_Toc33" w:id="33"/>
       <w:r>
         <w:rPr>
           <w:rFonts w:ascii="Times New Roman" w:cs="Times New Roman" w:eastAsia="Times New Roman" w:hAnsi="Times New Roman"/>
@@ -12567,7 +13248,6 @@
         </w:rPr>
         <w:t xml:space="preserve">3.5    Semantic and Agreement Signals</w:t>
       </w:r>
-      <w:bookmarkEnd w:id="33"/>
     </w:p>
     <w:p>
       <w:pPr>
@@ -12631,7 +13311,6 @@
         <w:pStyle w:val="Heading2"/>
         <w:spacing w:after="120" w:before="240"/>
       </w:pPr>
-      <w:bookmarkStart w:name="_Toc34" w:id="34"/>
       <w:r>
         <w:rPr>
           <w:rFonts w:ascii="Times New Roman" w:cs="Times New Roman" w:eastAsia="Times New Roman" w:hAnsi="Times New Roman"/>
@@ -12645,7 +13324,6 @@
         </w:rPr>
         <w:t xml:space="preserve">3.6    External Fact-Checking</w:t>
       </w:r>
-      <w:bookmarkEnd w:id="34"/>
     </w:p>
     <w:p>
       <w:pPr>
@@ -12690,7 +13368,6 @@
         <w:pStyle w:val="Heading2"/>
         <w:spacing w:after="120" w:before="240"/>
       </w:pPr>
-      <w:bookmarkStart w:name="_Toc35" w:id="35"/>
       <w:r>
         <w:rPr>
           <w:rFonts w:ascii="Times New Roman" w:cs="Times New Roman" w:eastAsia="Times New Roman" w:hAnsi="Times New Roman"/>
@@ -12704,7 +13381,6 @@
         </w:rPr>
         <w:t xml:space="preserve">3.7    The Weighted Confidence Score</w:t>
       </w:r>
-      <w:bookmarkEnd w:id="35"/>
     </w:p>
     <w:p>
       <w:pPr>
@@ -13453,7 +14129,6 @@
         <w:pStyle w:val="Heading2"/>
         <w:spacing w:after="120" w:before="240"/>
       </w:pPr>
-      <w:bookmarkStart w:name="_Toc36" w:id="36"/>
       <w:r>
         <w:rPr>
           <w:rFonts w:ascii="Times New Roman" w:cs="Times New Roman" w:eastAsia="Times New Roman" w:hAnsi="Times New Roman"/>
@@ -13467,7 +14142,6 @@
         </w:rPr>
         <w:t xml:space="preserve">3.8    Why Six Signals, and Why These Weights</w:t>
       </w:r>
-      <w:bookmarkEnd w:id="36"/>
     </w:p>
     <w:p>
       <w:pPr>
@@ -13607,7 +14281,6 @@
         <w:pStyle w:val="Heading2"/>
         <w:spacing w:after="120" w:before="240"/>
       </w:pPr>
-      <w:bookmarkStart w:name="_Toc37" w:id="37"/>
       <w:r>
         <w:rPr>
           <w:rFonts w:ascii="Times New Roman" w:cs="Times New Roman" w:eastAsia="Times New Roman" w:hAnsi="Times New Roman"/>
@@ -13621,7 +14294,6 @@
         </w:rPr>
         <w:t xml:space="preserve">3.9    The Regeneration Gate</w:t>
       </w:r>
-      <w:bookmarkEnd w:id="37"/>
     </w:p>
     <w:p>
       <w:pPr>
@@ -13685,7 +14357,6 @@
         <w:pStyle w:val="Heading2"/>
         <w:spacing w:after="120" w:before="240"/>
       </w:pPr>
-      <w:bookmarkStart w:name="_Toc38" w:id="38"/>
       <w:r>
         <w:rPr>
           <w:rFonts w:ascii="Times New Roman" w:cs="Times New Roman" w:eastAsia="Times New Roman" w:hAnsi="Times New Roman"/>
@@ -13699,7 +14370,6 @@
         </w:rPr>
         <w:t xml:space="preserve">3.10    Bias Controls</w:t>
       </w:r>
-      <w:bookmarkEnd w:id="38"/>
     </w:p>
     <w:p>
       <w:pPr>
@@ -13782,7 +14452,6 @@
         <w:pStyle w:val="Heading2"/>
         <w:spacing w:after="120" w:before="240"/>
       </w:pPr>
-      <w:bookmarkStart w:name="_Toc39" w:id="39"/>
       <w:r>
         <w:rPr>
           <w:rFonts w:ascii="Times New Roman" w:cs="Times New Roman" w:eastAsia="Times New Roman" w:hAnsi="Times New Roman"/>
@@ -13796,7 +14465,6 @@
         </w:rPr>
         <w:t xml:space="preserve">3.11    Retrieval Subsystem</w:t>
       </w:r>
-      <w:bookmarkEnd w:id="39"/>
     </w:p>
     <w:p>
       <w:pPr>
@@ -13846,7 +14514,6 @@
         <w:pStyle w:val="Heading1"/>
         <w:spacing w:after="240" w:before="240"/>
       </w:pPr>
-      <w:bookmarkStart w:name="_Toc40" w:id="40"/>
       <w:r>
         <w:rPr>
           <w:rFonts w:ascii="Times New Roman" w:cs="Times New Roman" w:eastAsia="Times New Roman" w:hAnsi="Times New Roman"/>
@@ -13860,14 +14527,12 @@
         </w:rPr>
         <w:t xml:space="preserve">Chapter 4    Implementation</w:t>
       </w:r>
-      <w:bookmarkEnd w:id="40"/>
     </w:p>
     <w:p>
       <w:pPr>
         <w:pStyle w:val="Heading2"/>
         <w:spacing w:after="120" w:before="240"/>
       </w:pPr>
-      <w:bookmarkStart w:name="_Toc41" w:id="41"/>
       <w:r>
         <w:rPr>
           <w:rFonts w:ascii="Times New Roman" w:cs="Times New Roman" w:eastAsia="Times New Roman" w:hAnsi="Times New Roman"/>
@@ -13881,7 +14546,6 @@
         </w:rPr>
         <w:t xml:space="preserve">4.1    Technology Stack</w:t>
       </w:r>
-      <w:bookmarkEnd w:id="41"/>
     </w:p>
     <w:p>
       <w:pPr>
@@ -14080,7 +14744,6 @@
         <w:pStyle w:val="Heading2"/>
         <w:spacing w:after="120" w:before="240"/>
       </w:pPr>
-      <w:bookmarkStart w:name="_Toc42" w:id="42"/>
       <w:r>
         <w:rPr>
           <w:rFonts w:ascii="Times New Roman" w:cs="Times New Roman" w:eastAsia="Times New Roman" w:hAnsi="Times New Roman"/>
@@ -14094,7 +14757,6 @@
         </w:rPr>
         <w:t xml:space="preserve">4.2    Agent Abstraction</w:t>
       </w:r>
-      <w:bookmarkEnd w:id="42"/>
     </w:p>
     <w:p>
       <w:pPr>
@@ -14158,7 +14820,6 @@
         <w:pStyle w:val="Heading2"/>
         <w:spacing w:after="120" w:before="240"/>
       </w:pPr>
-      <w:bookmarkStart w:name="_Toc43" w:id="43"/>
       <w:r>
         <w:rPr>
           <w:rFonts w:ascii="Times New Roman" w:cs="Times New Roman" w:eastAsia="Times New Roman" w:hAnsi="Times New Roman"/>
@@ -14172,7 +14833,6 @@
         </w:rPr>
         <w:t xml:space="preserve">4.3    Prompt Design</w:t>
       </w:r>
-      <w:bookmarkEnd w:id="43"/>
     </w:p>
     <w:p>
       <w:pPr>
@@ -14255,7 +14915,6 @@
         <w:pStyle w:val="Heading2"/>
         <w:spacing w:after="120" w:before="240"/>
       </w:pPr>
-      <w:bookmarkStart w:name="_Toc44" w:id="44"/>
       <w:r>
         <w:rPr>
           <w:rFonts w:ascii="Times New Roman" w:cs="Times New Roman" w:eastAsia="Times New Roman" w:hAnsi="Times New Roman"/>
@@ -14269,7 +14928,6 @@
         </w:rPr>
         <w:t xml:space="preserve">4.4    Concurrency and Memory Constraints</w:t>
       </w:r>
-      <w:bookmarkEnd w:id="44"/>
     </w:p>
     <w:p>
       <w:pPr>
@@ -14333,7 +14991,6 @@
         <w:pStyle w:val="Heading2"/>
         <w:spacing w:after="120" w:before="240"/>
       </w:pPr>
-      <w:bookmarkStart w:name="_Toc45" w:id="45"/>
       <w:r>
         <w:rPr>
           <w:rFonts w:ascii="Times New Roman" w:cs="Times New Roman" w:eastAsia="Times New Roman" w:hAnsi="Times New Roman"/>
@@ -14347,7 +15004,6 @@
         </w:rPr>
         <w:t xml:space="preserve">4.5    Streaming Interface</w:t>
       </w:r>
-      <w:bookmarkEnd w:id="45"/>
     </w:p>
     <w:p>
       <w:pPr>
@@ -14476,7 +15132,6 @@
         <w:pStyle w:val="Heading2"/>
         <w:spacing w:after="120" w:before="240"/>
       </w:pPr>
-      <w:bookmarkStart w:name="_Toc46" w:id="46"/>
       <w:r>
         <w:rPr>
           <w:rFonts w:ascii="Times New Roman" w:cs="Times New Roman" w:eastAsia="Times New Roman" w:hAnsi="Times New Roman"/>
@@ -14490,7 +15145,6 @@
         </w:rPr>
         <w:t xml:space="preserve">4.6    The Event Protocol</w:t>
       </w:r>
-      <w:bookmarkEnd w:id="46"/>
     </w:p>
     <w:p>
       <w:pPr>
@@ -14573,7 +15227,6 @@
         <w:pStyle w:val="Heading2"/>
         <w:spacing w:after="120" w:before="240"/>
       </w:pPr>
-      <w:bookmarkStart w:name="_Toc47" w:id="47"/>
       <w:r>
         <w:rPr>
           <w:rFonts w:ascii="Times New Roman" w:cs="Times New Roman" w:eastAsia="Times New Roman" w:hAnsi="Times New Roman"/>
@@ -14587,7 +15240,6 @@
         </w:rPr>
         <w:t xml:space="preserve">4.7    Frontend</w:t>
       </w:r>
-      <w:bookmarkEnd w:id="47"/>
     </w:p>
     <w:p>
       <w:pPr>
@@ -14651,7 +15303,6 @@
         <w:pStyle w:val="Heading2"/>
         <w:spacing w:after="120" w:before="240"/>
       </w:pPr>
-      <w:bookmarkStart w:name="_Toc48" w:id="48"/>
       <w:r>
         <w:rPr>
           <w:rFonts w:ascii="Times New Roman" w:cs="Times New Roman" w:eastAsia="Times New Roman" w:hAnsi="Times New Roman"/>
@@ -14665,7 +15316,6 @@
         </w:rPr>
         <w:t xml:space="preserve">4.8    Retrieval Store</w:t>
       </w:r>
-      <w:bookmarkEnd w:id="48"/>
     </w:p>
     <w:p>
       <w:pPr>
@@ -14729,7 +15379,6 @@
         <w:pStyle w:val="Heading2"/>
         <w:spacing w:after="120" w:before="240"/>
       </w:pPr>
-      <w:bookmarkStart w:name="_Toc49" w:id="49"/>
       <w:r>
         <w:rPr>
           <w:rFonts w:ascii="Times New Roman" w:cs="Times New Roman" w:eastAsia="Times New Roman" w:hAnsi="Times New Roman"/>
@@ -14743,7 +15392,6 @@
         </w:rPr>
         <w:t xml:space="preserve">4.9    Data Model</w:t>
       </w:r>
-      <w:bookmarkEnd w:id="49"/>
     </w:p>
     <w:p>
       <w:pPr>
@@ -14807,7 +15455,6 @@
         <w:pStyle w:val="Heading2"/>
         <w:spacing w:after="120" w:before="240"/>
       </w:pPr>
-      <w:bookmarkStart w:name="_Toc50" w:id="50"/>
       <w:r>
         <w:rPr>
           <w:rFonts w:ascii="Times New Roman" w:cs="Times New Roman" w:eastAsia="Times New Roman" w:hAnsi="Times New Roman"/>
@@ -14821,7 +15468,6 @@
         </w:rPr>
         <w:t xml:space="preserve">4.10    Dataset Generation Harness</w:t>
       </w:r>
-      <w:bookmarkEnd w:id="50"/>
     </w:p>
     <w:p>
       <w:pPr>
@@ -14885,7 +15531,6 @@
         <w:pStyle w:val="Heading2"/>
         <w:spacing w:after="120" w:before="240"/>
       </w:pPr>
-      <w:bookmarkStart w:name="_Toc51" w:id="51"/>
       <w:r>
         <w:rPr>
           <w:rFonts w:ascii="Times New Roman" w:cs="Times New Roman" w:eastAsia="Times New Roman" w:hAnsi="Times New Roman"/>
@@ -14899,7 +15544,6 @@
         </w:rPr>
         <w:t xml:space="preserve">4.11    Operational Incidents</w:t>
       </w:r>
-      <w:bookmarkEnd w:id="51"/>
     </w:p>
     <w:p>
       <w:pPr>
@@ -15001,7 +15645,6 @@
         <w:pStyle w:val="Heading2"/>
         <w:spacing w:after="120" w:before="240"/>
       </w:pPr>
-      <w:bookmarkStart w:name="_Toc52" w:id="52"/>
       <w:r>
         <w:rPr>
           <w:rFonts w:ascii="Times New Roman" w:cs="Times New Roman" w:eastAsia="Times New Roman" w:hAnsi="Times New Roman"/>
@@ -15015,7 +15658,6 @@
         </w:rPr>
         <w:t xml:space="preserve">4.12    Resilience</w:t>
       </w:r>
-      <w:bookmarkEnd w:id="52"/>
     </w:p>
     <w:p>
       <w:pPr>
@@ -15103,7 +15745,6 @@
         <w:pStyle w:val="Heading1"/>
         <w:spacing w:after="240" w:before="240"/>
       </w:pPr>
-      <w:bookmarkStart w:name="_Toc53" w:id="53"/>
       <w:r>
         <w:rPr>
           <w:rFonts w:ascii="Times New Roman" w:cs="Times New Roman" w:eastAsia="Times New Roman" w:hAnsi="Times New Roman"/>
@@ -15117,14 +15758,12 @@
         </w:rPr>
         <w:t xml:space="preserve">Chapter 5    Experiments and Results</w:t>
       </w:r>
-      <w:bookmarkEnd w:id="53"/>
     </w:p>
     <w:p>
       <w:pPr>
         <w:pStyle w:val="Heading2"/>
         <w:spacing w:after="120" w:before="240"/>
       </w:pPr>
-      <w:bookmarkStart w:name="_Toc54" w:id="54"/>
       <w:r>
         <w:rPr>
           <w:rFonts w:ascii="Times New Roman" w:cs="Times New Roman" w:eastAsia="Times New Roman" w:hAnsi="Times New Roman"/>
@@ -15138,7 +15777,6 @@
         </w:rPr>
         <w:t xml:space="preserve">5.1    Experimental Setup</w:t>
       </w:r>
-      <w:bookmarkEnd w:id="54"/>
     </w:p>
     <w:p>
       <w:pPr>
@@ -15930,7 +16568,6 @@
         <w:pStyle w:val="Heading2"/>
         <w:spacing w:after="120" w:before="240"/>
       </w:pPr>
-      <w:bookmarkStart w:name="_Toc55" w:id="55"/>
       <w:r>
         <w:rPr>
           <w:rFonts w:ascii="Times New Roman" w:cs="Times New Roman" w:eastAsia="Times New Roman" w:hAnsi="Times New Roman"/>
@@ -15944,7 +16581,6 @@
         </w:rPr>
         <w:t xml:space="preserve">5.2    Corpus Characteristics</w:t>
       </w:r>
-      <w:bookmarkEnd w:id="55"/>
     </w:p>
     <w:p>
       <w:pPr>
@@ -16054,7 +16690,6 @@
         <w:pStyle w:val="Heading2"/>
         <w:spacing w:after="120" w:before="240"/>
       </w:pPr>
-      <w:bookmarkStart w:name="_Toc56" w:id="56"/>
       <w:r>
         <w:rPr>
           <w:rFonts w:ascii="Times New Roman" w:cs="Times New Roman" w:eastAsia="Times New Roman" w:hAnsi="Times New Roman"/>
@@ -16068,7 +16703,6 @@
         </w:rPr>
         <w:t xml:space="preserve">5.3    Regeneration Behaviour</w:t>
       </w:r>
-      <w:bookmarkEnd w:id="56"/>
     </w:p>
     <w:p>
       <w:pPr>
@@ -16178,7 +16812,6 @@
         <w:pStyle w:val="Heading2"/>
         <w:spacing w:after="120" w:before="240"/>
       </w:pPr>
-      <w:bookmarkStart w:name="_Toc57" w:id="57"/>
       <w:r>
         <w:rPr>
           <w:rFonts w:ascii="Times New Roman" w:cs="Times New Roman" w:eastAsia="Times New Roman" w:hAnsi="Times New Roman"/>
@@ -16192,7 +16825,6 @@
         </w:rPr>
         <w:t xml:space="preserve">5.4    Does Regeneration Improve the Answer?</w:t>
       </w:r>
-      <w:bookmarkEnd w:id="57"/>
     </w:p>
     <w:p>
       <w:pPr>
@@ -16782,7 +17414,6 @@
         <w:pStyle w:val="Heading2"/>
         <w:spacing w:after="120" w:before="240"/>
       </w:pPr>
-      <w:bookmarkStart w:name="_Toc58" w:id="58"/>
       <w:r>
         <w:rPr>
           <w:rFonts w:ascii="Times New Roman" w:cs="Times New Roman" w:eastAsia="Times New Roman" w:hAnsi="Times New Roman"/>
@@ -16796,7 +17427,6 @@
         </w:rPr>
         <w:t xml:space="preserve">5.5    Judge Selection: Four Models and a Methodology Error</w:t>
       </w:r>
-      <w:bookmarkEnd w:id="58"/>
     </w:p>
     <w:p>
       <w:pPr>
@@ -19142,7 +19772,6 @@
         <w:pStyle w:val="Heading2"/>
         <w:spacing w:after="120" w:before="240"/>
       </w:pPr>
-      <w:bookmarkStart w:name="_Toc59" w:id="59"/>
       <w:r>
         <w:rPr>
           <w:rFonts w:ascii="Times New Roman" w:cs="Times New Roman" w:eastAsia="Times New Roman" w:hAnsi="Times New Roman"/>
@@ -19156,7 +19785,6 @@
         </w:rPr>
         <w:t xml:space="preserve">5.6    Calibrating the Rubric: Four Revisions</w:t>
       </w:r>
-      <w:bookmarkEnd w:id="59"/>
     </w:p>
     <w:p>
       <w:pPr>
@@ -19803,7 +20431,6 @@
         <w:pStyle w:val="Heading2"/>
         <w:spacing w:after="120" w:before="240"/>
       </w:pPr>
-      <w:bookmarkStart w:name="_Toc60" w:id="60"/>
       <w:r>
         <w:rPr>
           <w:rFonts w:ascii="Times New Roman" w:cs="Times New Roman" w:eastAsia="Times New Roman" w:hAnsi="Times New Roman"/>
@@ -19817,7 +20444,6 @@
         </w:rPr>
         <w:t xml:space="preserve">5.7    An Evaluator Coupling Error</w:t>
       </w:r>
-      <w:bookmarkEnd w:id="60"/>
     </w:p>
     <w:p>
       <w:pPr>
@@ -19919,7 +20545,6 @@
         <w:pStyle w:val="Heading2"/>
         <w:spacing w:after="120" w:before="240"/>
       </w:pPr>
-      <w:bookmarkStart w:name="_Toc61" w:id="61"/>
       <w:r>
         <w:rPr>
           <w:rFonts w:ascii="Times New Roman" w:cs="Times New Roman" w:eastAsia="Times New Roman" w:hAnsi="Times New Roman"/>
@@ -19933,7 +20558,6 @@
         </w:rPr>
         <w:t xml:space="preserve">5.8    Verifier Discrimination</w:t>
       </w:r>
-      <w:bookmarkEnd w:id="61"/>
     </w:p>
     <w:p>
       <w:pPr>
@@ -19997,7 +20621,6 @@
         <w:pStyle w:val="Heading2"/>
         <w:spacing w:after="120" w:before="240"/>
       </w:pPr>
-      <w:bookmarkStart w:name="_Toc62" w:id="62"/>
       <w:r>
         <w:rPr>
           <w:rFonts w:ascii="Times New Roman" w:cs="Times New Roman" w:eastAsia="Times New Roman" w:hAnsi="Times New Roman"/>
@@ -20011,7 +20634,6 @@
         </w:rPr>
         <w:t xml:space="preserve">5.9    Per-Criterion Score Behaviour</w:t>
       </w:r>
-      <w:bookmarkEnd w:id="62"/>
     </w:p>
     <w:p>
       <w:pPr>
@@ -21239,7 +21861,6 @@
         <w:pStyle w:val="Heading2"/>
         <w:spacing w:after="120" w:before="240"/>
       </w:pPr>
-      <w:bookmarkStart w:name="_Toc63" w:id="63"/>
       <w:r>
         <w:rPr>
           <w:rFonts w:ascii="Times New Roman" w:cs="Times New Roman" w:eastAsia="Times New Roman" w:hAnsi="Times New Roman"/>
@@ -21253,7 +21874,6 @@
         </w:rPr>
         <w:t xml:space="preserve">5.10    Inter-Evaluator and Cross-Model Agreement</w:t>
       </w:r>
-      <w:bookmarkEnd w:id="63"/>
     </w:p>
     <w:p>
       <w:pPr>
@@ -21298,7 +21918,6 @@
         <w:pStyle w:val="Heading2"/>
         <w:spacing w:after="120" w:before="240"/>
       </w:pPr>
-      <w:bookmarkStart w:name="_Toc64" w:id="64"/>
       <w:r>
         <w:rPr>
           <w:rFonts w:ascii="Times New Roman" w:cs="Times New Roman" w:eastAsia="Times New Roman" w:hAnsi="Times New Roman"/>
@@ -21312,7 +21931,6 @@
         </w:rPr>
         <w:t xml:space="preserve">5.11    Are the Six Signals Independent?</w:t>
       </w:r>
-      <w:bookmarkEnd w:id="64"/>
     </w:p>
     <w:p>
       <w:pPr>
@@ -22938,7 +23556,6 @@
         <w:pStyle w:val="Heading2"/>
         <w:spacing w:after="120" w:before="240"/>
       </w:pPr>
-      <w:bookmarkStart w:name="_Toc65" w:id="65"/>
       <w:r>
         <w:rPr>
           <w:rFonts w:ascii="Times New Roman" w:cs="Times New Roman" w:eastAsia="Times New Roman" w:hAnsi="Times New Roman"/>
@@ -22952,7 +23569,6 @@
         </w:rPr>
         <w:t xml:space="preserve">5.12    Availability of the External Signals</w:t>
       </w:r>
-      <w:bookmarkEnd w:id="65"/>
     </w:p>
     <w:p>
       <w:pPr>
@@ -23504,7 +24120,6 @@
         <w:pStyle w:val="Heading2"/>
         <w:spacing w:after="120" w:before="240"/>
       </w:pPr>
-      <w:bookmarkStart w:name="_Toc66" w:id="66"/>
       <w:r>
         <w:rPr>
           <w:rFonts w:ascii="Times New Roman" w:cs="Times New Roman" w:eastAsia="Times New Roman" w:hAnsi="Times New Roman"/>
@@ -23518,7 +24133,6 @@
         </w:rPr>
         <w:t xml:space="preserve">5.13    Position Skew in the Judge</w:t>
       </w:r>
-      <w:bookmarkEnd w:id="66"/>
     </w:p>
     <w:p>
       <w:pPr>
@@ -23601,7 +24215,6 @@
         <w:pStyle w:val="Heading2"/>
         <w:spacing w:after="120" w:before="240"/>
       </w:pPr>
-      <w:bookmarkStart w:name="_Toc67" w:id="67"/>
       <w:r>
         <w:rPr>
           <w:rFonts w:ascii="Times New Roman" w:cs="Times New Roman" w:eastAsia="Times New Roman" w:hAnsi="Times New Roman"/>
@@ -23615,7 +24228,6 @@
         </w:rPr>
         <w:t xml:space="preserve">5.14    Comparing the Two Generators</w:t>
       </w:r>
-      <w:bookmarkEnd w:id="67"/>
     </w:p>
     <w:p>
       <w:pPr>
@@ -24371,7 +24983,6 @@
         <w:pStyle w:val="Heading2"/>
         <w:spacing w:after="120" w:before="240"/>
       </w:pPr>
-      <w:bookmarkStart w:name="_Toc68" w:id="68"/>
       <w:r>
         <w:rPr>
           <w:rFonts w:ascii="Times New Roman" w:cs="Times New Roman" w:eastAsia="Times New Roman" w:hAnsi="Times New Roman"/>
@@ -24385,7 +24996,6 @@
         </w:rPr>
         <w:t xml:space="preserve">5.15    Computational Cost</w:t>
       </w:r>
-      <w:bookmarkEnd w:id="68"/>
     </w:p>
     <w:p>
       <w:pPr>
@@ -24468,7 +25078,6 @@
         <w:pStyle w:val="Heading2"/>
         <w:spacing w:after="120" w:before="240"/>
       </w:pPr>
-      <w:bookmarkStart w:name="_Toc69" w:id="69"/>
       <w:r>
         <w:rPr>
           <w:rFonts w:ascii="Times New Roman" w:cs="Times New Roman" w:eastAsia="Times New Roman" w:hAnsi="Times New Roman"/>
@@ -24482,7 +25091,6 @@
         </w:rPr>
         <w:t xml:space="preserve">5.16    Threshold Calibration: the Censoring Problem</w:t>
       </w:r>
-      <w:bookmarkEnd w:id="69"/>
     </w:p>
     <w:p>
       <w:pPr>
@@ -24565,7 +25173,6 @@
         <w:pStyle w:val="Heading2"/>
         <w:spacing w:after="120" w:before="240"/>
       </w:pPr>
-      <w:bookmarkStart w:name="_Toc70" w:id="70"/>
       <w:r>
         <w:rPr>
           <w:rFonts w:ascii="Times New Roman" w:cs="Times New Roman" w:eastAsia="Times New Roman" w:hAnsi="Times New Roman"/>
@@ -24579,7 +25186,6 @@
         </w:rPr>
         <w:t xml:space="preserve">5.17    Threshold Calibration: Three Independent Routes</w:t>
       </w:r>
-      <w:bookmarkEnd w:id="70"/>
     </w:p>
     <w:p>
       <w:pPr>
@@ -24727,7 +25333,6 @@
         <w:pStyle w:val="Heading2"/>
         <w:spacing w:after="120" w:before="240"/>
       </w:pPr>
-      <w:bookmarkStart w:name="_Toc71" w:id="71"/>
       <w:r>
         <w:rPr>
           <w:rFonts w:ascii="Times New Roman" w:cs="Times New Roman" w:eastAsia="Times New Roman" w:hAnsi="Times New Roman"/>
@@ -24741,7 +25346,6 @@
         </w:rPr>
         <w:t xml:space="preserve">5.18    Threshold Calibration: Choosing the Operating Point</w:t>
       </w:r>
-      <w:bookmarkEnd w:id="71"/>
     </w:p>
     <w:p>
       <w:pPr>
@@ -25570,7 +26174,6 @@
         <w:pStyle w:val="Heading2"/>
         <w:spacing w:after="120" w:before="240"/>
       </w:pPr>
-      <w:bookmarkStart w:name="_Toc72" w:id="72"/>
       <w:r>
         <w:rPr>
           <w:rFonts w:ascii="Times New Roman" w:cs="Times New Roman" w:eastAsia="Times New Roman" w:hAnsi="Times New Roman"/>
@@ -25584,7 +26187,6 @@
         </w:rPr>
         <w:t xml:space="preserve">5.19    Evaluator Bias: Measuring the Combiner</w:t>
       </w:r>
-      <w:bookmarkEnd w:id="72"/>
     </w:p>
     <w:p>
       <w:pPr>
@@ -25667,7 +26269,6 @@
         <w:pStyle w:val="Heading2"/>
         <w:spacing w:after="120" w:before="240"/>
       </w:pPr>
-      <w:bookmarkStart w:name="_Toc73" w:id="73"/>
       <w:r>
         <w:rPr>
           <w:rFonts w:ascii="Times New Roman" w:cs="Times New Roman" w:eastAsia="Times New Roman" w:hAnsi="Times New Roman"/>
@@ -25681,7 +26282,6 @@
         </w:rPr>
         <w:t xml:space="preserve">5.20    Evaluator Bias: Decomposition</w:t>
       </w:r>
-      <w:bookmarkEnd w:id="73"/>
     </w:p>
     <w:p>
       <w:pPr>
@@ -26228,7 +26828,6 @@
         <w:pStyle w:val="Heading2"/>
         <w:spacing w:after="120" w:before="240"/>
       </w:pPr>
-      <w:bookmarkStart w:name="_Toc74" w:id="74"/>
       <w:r>
         <w:rPr>
           <w:rFonts w:ascii="Times New Roman" w:cs="Times New Roman" w:eastAsia="Times New Roman" w:hAnsi="Times New Roman"/>
@@ -26242,7 +26841,6 @@
         </w:rPr>
         <w:t xml:space="preserve">5.21    Evaluator Bias: the Correction and its Limits</w:t>
       </w:r>
-      <w:bookmarkEnd w:id="74"/>
     </w:p>
     <w:p>
       <w:pPr>
@@ -26997,7 +27595,6 @@
         <w:pStyle w:val="Heading2"/>
         <w:spacing w:after="120" w:before="240"/>
       </w:pPr>
-      <w:bookmarkStart w:name="_Toc75" w:id="75"/>
       <w:r>
         <w:rPr>
           <w:rFonts w:ascii="Times New Roman" w:cs="Times New Roman" w:eastAsia="Times New Roman" w:hAnsi="Times New Roman"/>
@@ -27011,7 +27608,6 @@
         </w:rPr>
         <w:t xml:space="preserve">5.22    Measurement Errors Detected and Corrected</w:t>
       </w:r>
-      <w:bookmarkEnd w:id="75"/>
     </w:p>
     <w:p>
       <w:pPr>
@@ -27866,7 +28462,6 @@
         <w:pStyle w:val="Heading2"/>
         <w:spacing w:after="120" w:before="240"/>
       </w:pPr>
-      <w:bookmarkStart w:name="_Toc76" w:id="76"/>
       <w:r>
         <w:rPr>
           <w:rFonts w:ascii="Times New Roman" w:cs="Times New Roman" w:eastAsia="Times New Roman" w:hAnsi="Times New Roman"/>
@@ -27880,7 +28475,6 @@
         </w:rPr>
         <w:t xml:space="preserve">5.23    The Retrieval Path Was Inert Throughout</w:t>
       </w:r>
-      <w:bookmarkEnd w:id="76"/>
     </w:p>
     <w:p>
       <w:pPr>
@@ -28039,7 +28633,6 @@
         <w:pStyle w:val="Heading2"/>
         <w:spacing w:after="120" w:before="240"/>
       </w:pPr>
-      <w:bookmarkStart w:name="_Toc77" w:id="77"/>
       <w:r>
         <w:rPr>
           <w:rFonts w:ascii="Times New Roman" w:cs="Times New Roman" w:eastAsia="Times New Roman" w:hAnsi="Times New Roman"/>
@@ -28053,7 +28646,6 @@
         </w:rPr>
         <w:t xml:space="preserve">5.24    Threats to Validity</w:t>
       </w:r>
-      <w:bookmarkEnd w:id="77"/>
     </w:p>
     <w:p>
       <w:pPr>
@@ -28217,7 +28809,6 @@
         <w:pStyle w:val="Heading1"/>
         <w:spacing w:after="240" w:before="240"/>
       </w:pPr>
-      <w:bookmarkStart w:name="_Toc78" w:id="78"/>
       <w:r>
         <w:rPr>
           <w:rFonts w:ascii="Times New Roman" w:cs="Times New Roman" w:eastAsia="Times New Roman" w:hAnsi="Times New Roman"/>
@@ -28231,14 +28822,12 @@
         </w:rPr>
         <w:t xml:space="preserve">Chapter 6    System Testing and Validation</w:t>
       </w:r>
-      <w:bookmarkEnd w:id="78"/>
     </w:p>
     <w:p>
       <w:pPr>
         <w:pStyle w:val="Heading2"/>
         <w:spacing w:after="120" w:before="240"/>
       </w:pPr>
-      <w:bookmarkStart w:name="_Toc79" w:id="79"/>
       <w:r>
         <w:rPr>
           <w:rFonts w:ascii="Times New Roman" w:cs="Times New Roman" w:eastAsia="Times New Roman" w:hAnsi="Times New Roman"/>
@@ -28252,7 +28841,6 @@
         </w:rPr>
         <w:t xml:space="preserve">6.1    Testing Strategy</w:t>
       </w:r>
-      <w:bookmarkEnd w:id="79"/>
     </w:p>
     <w:p>
       <w:pPr>
@@ -28316,7 +28904,6 @@
         <w:pStyle w:val="Heading2"/>
         <w:spacing w:after="120" w:before="240"/>
       </w:pPr>
-      <w:bookmarkStart w:name="_Toc80" w:id="80"/>
       <w:r>
         <w:rPr>
           <w:rFonts w:ascii="Times New Roman" w:cs="Times New Roman" w:eastAsia="Times New Roman" w:hAnsi="Times New Roman"/>
@@ -28330,7 +28917,6 @@
         </w:rPr>
         <w:t xml:space="preserve">6.2    Score Computation and Renormalisation</w:t>
       </w:r>
-      <w:bookmarkEnd w:id="80"/>
     </w:p>
     <w:p>
       <w:pPr>
@@ -28394,7 +28980,6 @@
         <w:pStyle w:val="Heading2"/>
         <w:spacing w:after="120" w:before="240"/>
       </w:pPr>
-      <w:bookmarkStart w:name="_Toc81" w:id="81"/>
       <w:r>
         <w:rPr>
           <w:rFonts w:ascii="Times New Roman" w:cs="Times New Roman" w:eastAsia="Times New Roman" w:hAnsi="Times New Roman"/>
@@ -28408,7 +28993,6 @@
         </w:rPr>
         <w:t xml:space="preserve">6.3    Rubric Parsing</w:t>
       </w:r>
-      <w:bookmarkEnd w:id="81"/>
     </w:p>
     <w:p>
       <w:pPr>
@@ -28472,7 +29056,6 @@
         <w:pStyle w:val="Heading2"/>
         <w:spacing w:after="120" w:before="240"/>
       </w:pPr>
-      <w:bookmarkStart w:name="_Toc82" w:id="82"/>
       <w:r>
         <w:rPr>
           <w:rFonts w:ascii="Times New Roman" w:cs="Times New Roman" w:eastAsia="Times New Roman" w:hAnsi="Times New Roman"/>
@@ -28486,7 +29069,6 @@
         </w:rPr>
         <w:t xml:space="preserve">6.4    Gate and Regeneration Logic</w:t>
       </w:r>
-      <w:bookmarkEnd w:id="82"/>
     </w:p>
     <w:p>
       <w:pPr>
@@ -28569,7 +29151,6 @@
         <w:pStyle w:val="Heading2"/>
         <w:spacing w:after="120" w:before="240"/>
       </w:pPr>
-      <w:bookmarkStart w:name="_Toc83" w:id="83"/>
       <w:r>
         <w:rPr>
           <w:rFonts w:ascii="Times New Roman" w:cs="Times New Roman" w:eastAsia="Times New Roman" w:hAnsi="Times New Roman"/>
@@ -28583,7 +29164,6 @@
         </w:rPr>
         <w:t xml:space="preserve">6.5    Randomisation Balance</w:t>
       </w:r>
-      <w:bookmarkEnd w:id="83"/>
     </w:p>
     <w:p>
       <w:pPr>
@@ -28628,7 +29208,6 @@
         <w:pStyle w:val="Heading2"/>
         <w:spacing w:after="120" w:before="240"/>
       </w:pPr>
-      <w:bookmarkStart w:name="_Toc84" w:id="84"/>
       <w:r>
         <w:rPr>
           <w:rFonts w:ascii="Times New Roman" w:cs="Times New Roman" w:eastAsia="Times New Roman" w:hAnsi="Times New Roman"/>
@@ -28642,7 +29221,6 @@
         </w:rPr>
         <w:t xml:space="preserve">6.6    Persistence and Restart Behaviour</w:t>
       </w:r>
-      <w:bookmarkEnd w:id="84"/>
     </w:p>
     <w:p>
       <w:pPr>
@@ -28706,7 +29284,6 @@
         <w:pStyle w:val="Heading2"/>
         <w:spacing w:after="120" w:before="240"/>
       </w:pPr>
-      <w:bookmarkStart w:name="_Toc85" w:id="85"/>
       <w:r>
         <w:rPr>
           <w:rFonts w:ascii="Times New Roman" w:cs="Times New Roman" w:eastAsia="Times New Roman" w:hAnsi="Times New Roman"/>
@@ -28720,7 +29297,6 @@
         </w:rPr>
         <w:t xml:space="preserve">6.7    Failure Modes and Degradation</w:t>
       </w:r>
-      <w:bookmarkEnd w:id="85"/>
     </w:p>
     <w:p>
       <w:pPr>
@@ -29520,7 +30096,6 @@
         <w:pStyle w:val="Heading2"/>
         <w:spacing w:after="120" w:before="240"/>
       </w:pPr>
-      <w:bookmarkStart w:name="_Toc86" w:id="86"/>
       <w:r>
         <w:rPr>
           <w:rFonts w:ascii="Times New Roman" w:cs="Times New Roman" w:eastAsia="Times New Roman" w:hAnsi="Times New Roman"/>
@@ -29534,7 +30109,6 @@
         </w:rPr>
         <w:t xml:space="preserve">6.8    End-to-End Verification</w:t>
       </w:r>
-      <w:bookmarkEnd w:id="86"/>
     </w:p>
     <w:p>
       <w:pPr>
@@ -29603,7 +30177,6 @@
         <w:pStyle w:val="Heading1"/>
         <w:spacing w:after="240" w:before="240"/>
       </w:pPr>
-      <w:bookmarkStart w:name="_Toc87" w:id="87"/>
       <w:r>
         <w:rPr>
           <w:rFonts w:ascii="Times New Roman" w:cs="Times New Roman" w:eastAsia="Times New Roman" w:hAnsi="Times New Roman"/>
@@ -29617,14 +30190,12 @@
         </w:rPr>
         <w:t xml:space="preserve">Chapter 7    Conclusion and Recommendations</w:t>
       </w:r>
-      <w:bookmarkEnd w:id="87"/>
     </w:p>
     <w:p>
       <w:pPr>
         <w:pStyle w:val="Heading2"/>
         <w:spacing w:after="120" w:before="240"/>
       </w:pPr>
-      <w:bookmarkStart w:name="_Toc88" w:id="88"/>
       <w:r>
         <w:rPr>
           <w:rFonts w:ascii="Times New Roman" w:cs="Times New Roman" w:eastAsia="Times New Roman" w:hAnsi="Times New Roman"/>
@@ -29638,7 +30209,6 @@
         </w:rPr>
         <w:t xml:space="preserve">7.1    Conclusions</w:t>
       </w:r>
-      <w:bookmarkEnd w:id="88"/>
     </w:p>
     <w:p>
       <w:pPr>
@@ -29721,7 +30291,6 @@
         <w:pStyle w:val="Heading2"/>
         <w:spacing w:after="120" w:before="240"/>
       </w:pPr>
-      <w:bookmarkStart w:name="_Toc89" w:id="89"/>
       <w:r>
         <w:rPr>
           <w:rFonts w:ascii="Times New Roman" w:cs="Times New Roman" w:eastAsia="Times New Roman" w:hAnsi="Times New Roman"/>
@@ -29735,7 +30304,6 @@
         </w:rPr>
         <w:t xml:space="preserve">7.2    Recommendations</w:t>
       </w:r>
-      <w:bookmarkEnd w:id="89"/>
     </w:p>
     <w:p>
       <w:pPr>
@@ -29891,7 +30459,6 @@
         <w:pStyle w:val="Heading1"/>
         <w:spacing w:after="240" w:before="240"/>
       </w:pPr>
-      <w:bookmarkStart w:name="_Toc90" w:id="90"/>
       <w:r>
         <w:rPr>
           <w:rFonts w:ascii="Times New Roman" w:cs="Times New Roman" w:eastAsia="Times New Roman" w:hAnsi="Times New Roman"/>
@@ -29905,14 +30472,12 @@
         </w:rPr>
         <w:t xml:space="preserve">Chapter 8    Future Scope</w:t>
       </w:r>
-      <w:bookmarkEnd w:id="90"/>
     </w:p>
     <w:p>
       <w:pPr>
         <w:pStyle w:val="Heading2"/>
         <w:spacing w:after="120" w:before="240"/>
       </w:pPr>
-      <w:bookmarkStart w:name="_Toc91" w:id="91"/>
       <w:r>
         <w:rPr>
           <w:rFonts w:ascii="Times New Roman" w:cs="Times New Roman" w:eastAsia="Times New Roman" w:hAnsi="Times New Roman"/>
@@ -29926,7 +30491,6 @@
         </w:rPr>
         <w:t xml:space="preserve">8.1    Eliminating the Position Effect by Construction</w:t>
       </w:r>
-      <w:bookmarkEnd w:id="91"/>
     </w:p>
     <w:p>
       <w:pPr>
@@ -30009,7 +30573,6 @@
         <w:pStyle w:val="Heading2"/>
         <w:spacing w:after="120" w:before="240"/>
       </w:pPr>
-      <w:bookmarkStart w:name="_Toc92" w:id="92"/>
       <w:r>
         <w:rPr>
           <w:rFonts w:ascii="Times New Roman" w:cs="Times New Roman" w:eastAsia="Times New Roman" w:hAnsi="Times New Roman"/>
@@ -30023,7 +30586,6 @@
         </w:rPr>
         <w:t xml:space="preserve">8.2    A Human-Annotated Validation Study</w:t>
       </w:r>
-      <w:bookmarkEnd w:id="92"/>
     </w:p>
     <w:p>
       <w:pPr>
@@ -30068,7 +30630,6 @@
         <w:pStyle w:val="Heading2"/>
         <w:spacing w:after="120" w:before="240"/>
       </w:pPr>
-      <w:bookmarkStart w:name="_Toc93" w:id="93"/>
       <w:r>
         <w:rPr>
           <w:rFonts w:ascii="Times New Roman" w:cs="Times New Roman" w:eastAsia="Times New Roman" w:hAnsi="Times New Roman"/>
@@ -30082,7 +30643,6 @@
         </w:rPr>
         <w:t xml:space="preserve">8.3    Calibrating the Retrieval Threshold</w:t>
       </w:r>
-      <w:bookmarkEnd w:id="93"/>
     </w:p>
     <w:p>
       <w:pPr>
@@ -30127,7 +30687,6 @@
         <w:pStyle w:val="Heading2"/>
         <w:spacing w:after="120" w:before="240"/>
       </w:pPr>
-      <w:bookmarkStart w:name="_Toc94" w:id="94"/>
       <w:r>
         <w:rPr>
           <w:rFonts w:ascii="Times New Roman" w:cs="Times New Roman" w:eastAsia="Times New Roman" w:hAnsi="Times New Roman"/>
@@ -30141,7 +30700,6 @@
         </w:rPr>
         <w:t xml:space="preserve">8.4    Distillation of the Judge</w:t>
       </w:r>
-      <w:bookmarkEnd w:id="94"/>
     </w:p>
     <w:p>
       <w:pPr>
@@ -30205,7 +30763,6 @@
         <w:pStyle w:val="Heading2"/>
         <w:spacing w:after="120" w:before="240"/>
       </w:pPr>
-      <w:bookmarkStart w:name="_Toc95" w:id="95"/>
       <w:r>
         <w:rPr>
           <w:rFonts w:ascii="Times New Roman" w:cs="Times New Roman" w:eastAsia="Times New Roman" w:hAnsi="Times New Roman"/>
@@ -30219,7 +30776,6 @@
         </w:rPr>
         <w:t xml:space="preserve">8.5    Broader Signal Set and Adaptive Weighting</w:t>
       </w:r>
-      <w:bookmarkEnd w:id="95"/>
     </w:p>
     <w:p>
       <w:pPr>
@@ -30264,7 +30820,6 @@
         <w:pStyle w:val="Heading2"/>
         <w:spacing w:after="120" w:before="240"/>
       </w:pPr>
-      <w:bookmarkStart w:name="_Toc96" w:id="96"/>
       <w:r>
         <w:rPr>
           <w:rFonts w:ascii="Times New Roman" w:cs="Times New Roman" w:eastAsia="Times New Roman" w:hAnsi="Times New Roman"/>
@@ -30278,7 +30833,6 @@
         </w:rPr>
         <w:t xml:space="preserve">8.6    Generalisation</w:t>
       </w:r>
-      <w:bookmarkEnd w:id="96"/>
     </w:p>
     <w:p>
       <w:pPr>
@@ -30328,7 +30882,6 @@
         <w:pStyle w:val="Heading1"/>
         <w:spacing w:after="240" w:before="240"/>
       </w:pPr>
-      <w:bookmarkStart w:name="_Toc97" w:id="97"/>
       <w:r>
         <w:rPr>
           <w:rFonts w:ascii="Times New Roman" w:cs="Times New Roman" w:eastAsia="Times New Roman" w:hAnsi="Times New Roman"/>
@@ -30342,7 +30895,6 @@
         </w:rPr>
         <w:t xml:space="preserve">References</w:t>
       </w:r>
-      <w:bookmarkEnd w:id="97"/>
     </w:p>
     <w:p>
       <w:pPr>
@@ -30772,7 +31324,6 @@
         <w:pStyle w:val="Heading1"/>
         <w:spacing w:after="240" w:before="240"/>
       </w:pPr>
-      <w:bookmarkStart w:name="_Toc98" w:id="98"/>
       <w:r>
         <w:rPr>
           <w:rFonts w:ascii="Times New Roman" w:cs="Times New Roman" w:eastAsia="Times New Roman" w:hAnsi="Times New Roman"/>
@@ -30786,14 +31337,12 @@
         </w:rPr>
         <w:t xml:space="preserve">Appendices</w:t>
       </w:r>
-      <w:bookmarkEnd w:id="98"/>
     </w:p>
     <w:p>
       <w:pPr>
         <w:pStyle w:val="Heading2"/>
         <w:spacing w:after="120" w:before="240"/>
       </w:pPr>
-      <w:bookmarkStart w:name="_Toc99" w:id="99"/>
       <w:r>
         <w:rPr>
           <w:rFonts w:ascii="Times New Roman" w:cs="Times New Roman" w:eastAsia="Times New Roman" w:hAnsi="Times New Roman"/>
@@ -30807,7 +31356,6 @@
         </w:rPr>
         <w:t xml:space="preserve">Appendix A: Agent Configuration</w:t>
       </w:r>
-      <w:bookmarkEnd w:id="99"/>
     </w:p>
     <w:p>
       <w:pPr>
@@ -30909,7 +31457,6 @@
         <w:pStyle w:val="Heading2"/>
         <w:spacing w:after="120" w:before="240"/>
       </w:pPr>
-      <w:bookmarkStart w:name="_Toc100" w:id="100"/>
       <w:r>
         <w:rPr>
           <w:rFonts w:ascii="Times New Roman" w:cs="Times New Roman" w:eastAsia="Times New Roman" w:hAnsi="Times New Roman"/>
@@ -30923,7 +31470,6 @@
         </w:rPr>
         <w:t xml:space="preserve">Appendix B: Evaluator Prompt Structure</w:t>
       </w:r>
-      <w:bookmarkEnd w:id="100"/>
     </w:p>
     <w:p>
       <w:pPr>
@@ -31006,7 +31552,6 @@
         <w:pStyle w:val="Heading2"/>
         <w:spacing w:after="120" w:before="240"/>
       </w:pPr>
-      <w:bookmarkStart w:name="_Toc101" w:id="101"/>
       <w:r>
         <w:rPr>
           <w:rFonts w:ascii="Times New Roman" w:cs="Times New Roman" w:eastAsia="Times New Roman" w:hAnsi="Times New Roman"/>
@@ -31020,7 +31565,6 @@
         </w:rPr>
         <w:t xml:space="preserve">Appendix C: The Eight-Factor Rubric in Full</w:t>
       </w:r>
-      <w:bookmarkEnd w:id="101"/>
     </w:p>
     <w:p>
       <w:pPr>
@@ -31217,7 +31761,6 @@
         <w:pStyle w:val="Heading2"/>
         <w:spacing w:after="120" w:before="240"/>
       </w:pPr>
-      <w:bookmarkStart w:name="_Toc102" w:id="102"/>
       <w:r>
         <w:rPr>
           <w:rFonts w:ascii="Times New Roman" w:cs="Times New Roman" w:eastAsia="Times New Roman" w:hAnsi="Times New Roman"/>
@@ -31231,7 +31774,6 @@
         </w:rPr>
         <w:t xml:space="preserve">Appendix D: Confidence Score Computation</w:t>
       </w:r>
-      <w:bookmarkEnd w:id="102"/>
     </w:p>
     <w:p>
       <w:pPr>
@@ -31314,7 +31856,6 @@
         <w:pStyle w:val="Heading2"/>
         <w:spacing w:after="120" w:before="240"/>
       </w:pPr>
-      <w:bookmarkStart w:name="_Toc103" w:id="103"/>
       <w:r>
         <w:rPr>
           <w:rFonts w:ascii="Times New Roman" w:cs="Times New Roman" w:eastAsia="Times New Roman" w:hAnsi="Times New Roman"/>
@@ -31328,7 +31869,6 @@
         </w:rPr>
         <w:t xml:space="preserve">Appendix E: Database Schema</w:t>
       </w:r>
-      <w:bookmarkEnd w:id="103"/>
     </w:p>
     <w:p>
       <w:pPr>
@@ -31487,7 +32027,6 @@
         <w:pStyle w:val="Heading2"/>
         <w:spacing w:after="120" w:before="240"/>
       </w:pPr>
-      <w:bookmarkStart w:name="_Toc104" w:id="104"/>
       <w:r>
         <w:rPr>
           <w:rFonts w:ascii="Times New Roman" w:cs="Times New Roman" w:eastAsia="Times New Roman" w:hAnsi="Times New Roman"/>
@@ -31501,7 +32040,6 @@
         </w:rPr>
         <w:t xml:space="preserve">Appendix F: Threshold Calibration Procedure</w:t>
       </w:r>
-      <w:bookmarkEnd w:id="104"/>
     </w:p>
     <w:p>
       <w:pPr>
@@ -31641,7 +32179,6 @@
         <w:pStyle w:val="Heading2"/>
         <w:spacing w:after="120" w:before="240"/>
       </w:pPr>
-      <w:bookmarkStart w:name="_Toc105" w:id="105"/>
       <w:r>
         <w:rPr>
           <w:rFonts w:ascii="Times New Roman" w:cs="Times New Roman" w:eastAsia="Times New Roman" w:hAnsi="Times New Roman"/>
@@ -31655,7 +32192,6 @@
         </w:rPr>
         <w:t xml:space="preserve">Appendix G: Combiner Bias Measurement Procedure</w:t>
       </w:r>
-      <w:bookmarkEnd w:id="105"/>
     </w:p>
     <w:p>
       <w:pPr>
@@ -31757,7 +32293,6 @@
         <w:pStyle w:val="Heading2"/>
         <w:spacing w:after="120" w:before="240"/>
       </w:pPr>
-      <w:bookmarkStart w:name="_Toc106" w:id="106"/>
       <w:r>
         <w:rPr>
           <w:rFonts w:ascii="Times New Roman" w:cs="Times New Roman" w:eastAsia="Times New Roman" w:hAnsi="Times New Roman"/>
@@ -31771,7 +32306,6 @@
         </w:rPr>
         <w:t xml:space="preserve">Appendix H: Full ROC Table</w:t>
       </w:r>
-      <w:bookmarkEnd w:id="106"/>
     </w:p>
     <w:p>
       <w:pPr>
@@ -35561,7 +36095,6 @@
         <w:pStyle w:val="Heading2"/>
         <w:spacing w:after="120" w:before="240"/>
       </w:pPr>
-      <w:bookmarkStart w:name="_Toc107" w:id="107"/>
       <w:r>
         <w:rPr>
           <w:rFonts w:ascii="Times New Roman" w:cs="Times New Roman" w:eastAsia="Times New Roman" w:hAnsi="Times New Roman"/>
@@ -35575,7 +36108,6 @@
         </w:rPr>
         <w:t xml:space="preserve">Appendix I: A Worked Example</w:t>
       </w:r>
-      <w:bookmarkEnd w:id="107"/>
     </w:p>
     <w:p>
       <w:pPr>
@@ -36666,7 +37198,6 @@
         <w:pStyle w:val="Heading2"/>
         <w:spacing w:after="120" w:before="240"/>
       </w:pPr>
-      <w:bookmarkStart w:name="_Toc108" w:id="108"/>
       <w:r>
         <w:rPr>
           <w:rFonts w:ascii="Times New Roman" w:cs="Times New Roman" w:eastAsia="Times New Roman" w:hAnsi="Times New Roman"/>
@@ -36680,7 +37211,6 @@
         </w:rPr>
         <w:t xml:space="preserve">Appendix J: Verbatim Evaluator Output</w:t>
       </w:r>
-      <w:bookmarkEnd w:id="108"/>
     </w:p>
     <w:p>
       <w:pPr>
@@ -36915,7 +37445,6 @@
         <w:pStyle w:val="Heading2"/>
         <w:spacing w:after="120" w:before="240"/>
       </w:pPr>
-      <w:bookmarkStart w:name="_Toc109" w:id="109"/>
       <w:r>
         <w:rPr>
           <w:rFonts w:ascii="Times New Roman" w:cs="Times New Roman" w:eastAsia="Times New Roman" w:hAnsi="Times New Roman"/>
@@ -36929,7 +37458,6 @@
         </w:rPr>
         <w:t xml:space="preserve">Appendix K: Glossary of Terms as Used in This Report</w:t>
       </w:r>
-      <w:bookmarkEnd w:id="109"/>
     </w:p>
     <w:p>
       <w:pPr>
@@ -38035,7 +38563,6 @@
         <w:pStyle w:val="Heading2"/>
         <w:spacing w:after="120" w:before="240"/>
       </w:pPr>
-      <w:bookmarkStart w:name="_Toc110" w:id="110"/>
       <w:r>
         <w:rPr>
           <w:rFonts w:ascii="Times New Roman" w:cs="Times New Roman" w:eastAsia="Times New Roman" w:hAnsi="Times New Roman"/>
@@ -38049,7 +38576,6 @@
         </w:rPr>
         <w:t xml:space="preserve">Appendix L: Development Chronology</w:t>
       </w:r>
-      <w:bookmarkEnd w:id="110"/>
     </w:p>
     <w:p>
       <w:pPr>
@@ -38208,7 +38734,6 @@
         <w:pStyle w:val="Heading2"/>
         <w:spacing w:after="120" w:before="240"/>
       </w:pPr>
-      <w:bookmarkStart w:name="_Toc111" w:id="111"/>
       <w:r>
         <w:rPr>
           <w:rFonts w:ascii="Times New Roman" w:cs="Times New Roman" w:eastAsia="Times New Roman" w:hAnsi="Times New Roman"/>
@@ -38222,7 +38747,6 @@
         </w:rPr>
         <w:t xml:space="preserve">Appendix M: Reproducing the Results</w:t>
       </w:r>
-      <w:bookmarkEnd w:id="111"/>
     </w:p>
     <w:p>
       <w:pPr>
